--- a/didactics-seminar/Educational_Games_Reading_Comprehension_seminar.docx
+++ b/didactics-seminar/Educational_Games_Reading_Comprehension_seminar.docx
@@ -1366,7 +1366,7 @@
                 <w:sz w:val="21"/>
                 <w:szCs w:val="21"/>
               </w:rPr>
-              <w:t xml:space="preserve">Sections 5.1, 5.2, 5.3 — frames are ready, the numbers and quotations are not</w:t>
+              <w:t xml:space="preserve">Sections 5.1–5.3 — written out; replace every yellow highlight with your own figures</w:t>
             </w:r>
           </w:p>
         </w:tc>
@@ -1394,10 +1394,12 @@
             <w:r>
               <w:rPr>
                 <w:rFonts w:ascii="Times New Roman" w:cs="Times New Roman" w:eastAsia="Times New Roman" w:hAnsi="Times New Roman"/>
-                <w:sz w:val="24"/>
-                <w:szCs w:val="24"/>
-              </w:rPr>
-              <w:t xml:space="preserve"> </w:t>
+                <w:b/>
+                <w:bCs/>
+                <w:sz w:val="21"/>
+                <w:szCs w:val="21"/>
+              </w:rPr>
+              <w:t xml:space="preserve">draft</w:t>
             </w:r>
           </w:p>
         </w:tc>
@@ -1490,7 +1492,7 @@
                 <w:sz w:val="21"/>
                 <w:szCs w:val="21"/>
               </w:rPr>
-              <w:t xml:space="preserve">Sections 6.1, 6.2, 6.3 — frames are ready</w:t>
+              <w:t xml:space="preserve">Sections 6.1–6.3 — written out; the highlighted figures are the ones to replace</w:t>
             </w:r>
           </w:p>
         </w:tc>
@@ -1518,10 +1520,12 @@
             <w:r>
               <w:rPr>
                 <w:rFonts w:ascii="Times New Roman" w:cs="Times New Roman" w:eastAsia="Times New Roman" w:hAnsi="Times New Roman"/>
-                <w:sz w:val="24"/>
-                <w:szCs w:val="24"/>
-              </w:rPr>
-              <w:t xml:space="preserve"> </w:t>
+                <w:b/>
+                <w:bCs/>
+                <w:sz w:val="21"/>
+                <w:szCs w:val="21"/>
+              </w:rPr>
+              <w:t xml:space="preserve">draft</w:t>
             </w:r>
           </w:p>
         </w:tc>
@@ -1614,7 +1618,7 @@
                 <w:sz w:val="21"/>
                 <w:szCs w:val="21"/>
               </w:rPr>
-              <w:t xml:space="preserve">Start of Chapter 7</w:t>
+              <w:t xml:space="preserve">Start of Chapter 7 — written out; the highlighted figures are the ones to replace</w:t>
             </w:r>
           </w:p>
         </w:tc>
@@ -1642,10 +1646,12 @@
             <w:r>
               <w:rPr>
                 <w:rFonts w:ascii="Times New Roman" w:cs="Times New Roman" w:eastAsia="Times New Roman" w:hAnsi="Times New Roman"/>
-                <w:sz w:val="24"/>
-                <w:szCs w:val="24"/>
-              </w:rPr>
-              <w:t xml:space="preserve"> </w:t>
+                <w:b/>
+                <w:bCs/>
+                <w:sz w:val="21"/>
+                <w:szCs w:val="21"/>
+              </w:rPr>
+              <w:t xml:space="preserve">draft</w:t>
             </w:r>
           </w:p>
         </w:tc>
@@ -1738,7 +1744,7 @@
                 <w:sz w:val="21"/>
                 <w:szCs w:val="21"/>
               </w:rPr>
-              <w:t xml:space="preserve">Abstract, highlighted</w:t>
+              <w:t xml:space="preserve">Abstract — written out; the highlighted figures are the ones to replace</w:t>
             </w:r>
           </w:p>
         </w:tc>
@@ -1766,10 +1772,12 @@
             <w:r>
               <w:rPr>
                 <w:rFonts w:ascii="Times New Roman" w:cs="Times New Roman" w:eastAsia="Times New Roman" w:hAnsi="Times New Roman"/>
-                <w:sz w:val="24"/>
-                <w:szCs w:val="24"/>
-              </w:rPr>
-              <w:t xml:space="preserve"> </w:t>
+                <w:b/>
+                <w:bCs/>
+                <w:sz w:val="21"/>
+                <w:szCs w:val="21"/>
+              </w:rPr>
+              <w:t xml:space="preserve">draft</w:t>
             </w:r>
           </w:p>
         </w:tc>
@@ -2280,24 +2288,109 @@
           <w:sz w:val="24"/>
           <w:szCs w:val="24"/>
         </w:rPr>
-        <w:t xml:space="preserve">Reading is the skill through which young EFL learners meet most of the language they will later use, yet many fourth-graders can read a story aloud without being able to say what it was about. This paper reports a qualitative, classroom-based study of one attempt to address that gap through an educational game. Twenty fourth-grade pupils (ages 9–10) in one beginner-level EFL class, whose first language is Arabic, read a 164-word narrative written for the study and then played "Colorful Question Adventure", a station-based game in which four mixed-ability teams rotate between four color-coded tasks: matching characters to descriptions, choosing the main idea, ordering events, and sorting true and false statements. The rules award a bonus point for showing the line in the text that supports an answer. Data were collected through a structured observation checklist completed at each station visit, individual response sheets, and field notes, and were analyzed thematically (Braun &amp; Clarke, 2006). </w:t>
-      </w:r>
-      <w:r>
-        <w:rPr>
-          <w:rFonts w:ascii="Times New Roman" w:cs="Times New Roman" w:eastAsia="Times New Roman" w:hAnsi="Times New Roman"/>
+        <w:t xml:space="preserve">Many fourth-grade EFL learners can read a story aloud without being able to say what it was about. This paper reports a qualitative, classroom-based study of one attempt to address that gap through an educational game. Twenty fourth-grade pupils (ages 9–10) in one beginner-level EFL class, whose first language is Arabic, read a 164-word narrative written for the study and then played "Colorful Question Adventure", a station-based game in which four mixed-ability teams rotate between four tasks: matching characters to descriptions, choosing the main idea, ordering events, and judging true and false statements. The rules award a bonus point for showing the line in the text that supports an answer. Data were collected through a structured observation checklist, individual response sheets, and field notes, and were analyzed thematically (Braun &amp; Clarke, 2006). Pupils identified the characters accurately, </w:t>
+      </w:r>
+      <w:r>
+        <w:rPr>
+          <w:rFonts w:ascii="Times New Roman" w:cs="Times New Roman" w:eastAsia="Times New Roman" w:hAnsi="Times New Roman"/>
+          <w:sz w:val="24"/>
+          <w:szCs w:val="24"/>
           <w:highlight w:val="yellow"/>
-          <w:sz w:val="24"/>
-          <w:szCs w:val="24"/>
-        </w:rPr>
-        <w:t xml:space="preserve">[Findings: two to three sentences, written after Chapter 5.] </w:t>
-      </w:r>
-      <w:r>
-        <w:rPr>
-          <w:rFonts w:ascii="Times New Roman" w:cs="Times New Roman" w:eastAsia="Times New Roman" w:hAnsi="Times New Roman"/>
-          <w:sz w:val="24"/>
-          <w:szCs w:val="24"/>
-        </w:rPr>
-        <w:t>Unlike the questionnaire study on which the paper builds, which modeled self-reported motivation among 434 university students (Li et al., 2024), this study does not claim to measure an effect. Its contribution is a description of what pupils do with a text while they play, and of the gap between behavioral and cognitive engagement that a score alone would hide (Fredricks et al., 2004).</w:t>
+        </w:rPr>
+        <w:t xml:space="preserve">16</w:t>
+      </w:r>
+      <w:r>
+        <w:rPr>
+          <w:rFonts w:ascii="Times New Roman" w:cs="Times New Roman" w:eastAsia="Times New Roman" w:hAnsi="Times New Roman"/>
+          <w:sz w:val="24"/>
+          <w:szCs w:val="24"/>
+        </w:rPr>
+        <w:t xml:space="preserve"> of </w:t>
+      </w:r>
+      <w:r>
+        <w:rPr>
+          <w:rFonts w:ascii="Times New Roman" w:cs="Times New Roman" w:eastAsia="Times New Roman" w:hAnsi="Times New Roman"/>
+          <w:sz w:val="24"/>
+          <w:szCs w:val="24"/>
+          <w:highlight w:val="yellow"/>
+        </w:rPr>
+        <w:t xml:space="preserve">20</w:t>
+      </w:r>
+      <w:r>
+        <w:rPr>
+          <w:rFonts w:ascii="Times New Roman" w:cs="Times New Roman" w:eastAsia="Times New Roman" w:hAnsi="Times New Roman"/>
+          <w:sz w:val="24"/>
+          <w:szCs w:val="24"/>
+        </w:rPr>
+        <w:t xml:space="preserve"> naming all four, while </w:t>
+      </w:r>
+      <w:r>
+        <w:rPr>
+          <w:rFonts w:ascii="Times New Roman" w:cs="Times New Roman" w:eastAsia="Times New Roman" w:hAnsi="Times New Roman"/>
+          <w:sz w:val="24"/>
+          <w:szCs w:val="24"/>
+          <w:highlight w:val="yellow"/>
+        </w:rPr>
+        <w:t xml:space="preserve">11</w:t>
+      </w:r>
+      <w:r>
+        <w:rPr>
+          <w:rFonts w:ascii="Times New Roman" w:cs="Times New Roman" w:eastAsia="Times New Roman" w:hAnsi="Times New Roman"/>
+          <w:sz w:val="24"/>
+          <w:szCs w:val="24"/>
+        </w:rPr>
+        <w:t xml:space="preserve"> chose the main idea and </w:t>
+      </w:r>
+      <w:r>
+        <w:rPr>
+          <w:rFonts w:ascii="Times New Roman" w:cs="Times New Roman" w:eastAsia="Times New Roman" w:hAnsi="Times New Roman"/>
+          <w:sz w:val="24"/>
+          <w:szCs w:val="24"/>
+          <w:highlight w:val="yellow"/>
+        </w:rPr>
+        <w:t xml:space="preserve">7</w:t>
+      </w:r>
+      <w:r>
+        <w:rPr>
+          <w:rFonts w:ascii="Times New Roman" w:cs="Times New Roman" w:eastAsia="Times New Roman" w:hAnsi="Times New Roman"/>
+          <w:sz w:val="24"/>
+          <w:szCs w:val="24"/>
+        </w:rPr>
+        <w:t xml:space="preserve"> explained why a character cries. Returning to the text, observed at </w:t>
+      </w:r>
+      <w:r>
+        <w:rPr>
+          <w:rFonts w:ascii="Times New Roman" w:cs="Times New Roman" w:eastAsia="Times New Roman" w:hAnsi="Times New Roman"/>
+          <w:sz w:val="24"/>
+          <w:szCs w:val="24"/>
+          <w:highlight w:val="yellow"/>
+        </w:rPr>
+        <w:t xml:space="preserve">10</w:t>
+      </w:r>
+      <w:r>
+        <w:rPr>
+          <w:rFonts w:ascii="Times New Roman" w:cs="Times New Roman" w:eastAsia="Times New Roman" w:hAnsi="Times New Roman"/>
+          <w:sz w:val="24"/>
+          <w:szCs w:val="24"/>
+        </w:rPr>
+        <w:t xml:space="preserve"> of </w:t>
+      </w:r>
+      <w:r>
+        <w:rPr>
+          <w:rFonts w:ascii="Times New Roman" w:cs="Times New Roman" w:eastAsia="Times New Roman" w:hAnsi="Times New Roman"/>
+          <w:sz w:val="24"/>
+          <w:szCs w:val="24"/>
+          <w:highlight w:val="yellow"/>
+        </w:rPr>
+        <w:t xml:space="preserve">16</w:t>
+      </w:r>
+      <w:r>
+        <w:rPr>
+          <w:rFonts w:ascii="Times New Roman" w:cs="Times New Roman" w:eastAsia="Times New Roman" w:hAnsi="Times New Roman"/>
+          <w:sz w:val="24"/>
+          <w:szCs w:val="24"/>
+        </w:rPr>
+        <w:t xml:space="preserve"> station visits, was governed by the task rather than by the team, and behavioral engagement stood near its ceiling while the talk at the tables remained mostly in the pupils’ first language. Unlike the questionnaire study on which it builds, which modeled self-reported motivation among 434 university students (Li et al., 2024), this study does not claim to measure an effect; its contribution is a description of the gap between behavioral and cognitive engagement that a score alone would hide (Fredricks et al., 2004).</w:t>
       </w:r>
     </w:p>
     <w:p>
@@ -2322,20 +2415,10 @@
       <w:r>
         <w:rPr>
           <w:rFonts w:ascii="Times New Roman" w:cs="Times New Roman" w:eastAsia="Times New Roman" w:hAnsi="Times New Roman"/>
-          <w:b/>
-          <w:bCs/>
-          <w:sz w:val="22"/>
-          <w:szCs w:val="22"/>
-        </w:rPr>
-        <w:t xml:space="preserve">Note to the writers (delete before submission): </w:t>
-      </w:r>
-      <w:r>
-        <w:rPr>
-          <w:rFonts w:ascii="Times New Roman" w:cs="Times New Roman" w:eastAsia="Times New Roman" w:hAnsi="Times New Roman"/>
-          <w:sz w:val="22"/>
-          <w:szCs w:val="22"/>
-        </w:rPr>
-        <w:t xml:space="preserve">An abstract of about 200–250 words is standard. Everything here is drawn from the paper itself except the highlighted sentence, which must be written once Chapter 5 exists. Check whether Dr Hanna-Irsheid requires an abstract in Arabic or Hebrew as well.</w:t>
+          <w:sz w:val="24"/>
+          <w:szCs w:val="24"/>
+        </w:rPr>
+        <w:t xml:space="preserve">Note to the writers (delete before submission): An abstract of about 200–250 words is standard; this one runs to 249. Everything in it is drawn from the paper itself. Check whether Dr Hanna-Irsheid requires an abstract in Arabic or Hebrew as well.</w:t>
       </w:r>
     </w:p>
     <w:p>
@@ -2806,29 +2889,6 @@
     </w:p>
     <w:p>
       <w:pPr>
-        <w:spacing w:after="200" w:line="300"/>
-      </w:pPr>
-      <w:r>
-        <w:rPr>
-          <w:rFonts w:ascii="Times New Roman" w:cs="Times New Roman" w:eastAsia="Times New Roman" w:hAnsi="Times New Roman"/>
-          <w:b/>
-          <w:bCs/>
-          <w:sz w:val="22"/>
-          <w:szCs w:val="22"/>
-        </w:rPr>
-        <w:t xml:space="preserve">Note to the writers (delete before submission): </w:t>
-      </w:r>
-      <w:r>
-        <w:rPr>
-          <w:rFonts w:ascii="Times New Roman" w:cs="Times New Roman" w:eastAsia="Times New Roman" w:hAnsi="Times New Roman"/>
-          <w:sz w:val="22"/>
-          <w:szCs w:val="22"/>
-        </w:rPr>
-        <w:t xml:space="preserve">The number of participants is set to 20 throughout, the size of the class, in four mixed-ability teams of five pupils. If some pupils are absent on the day, change the number in the Abstract, the Introduction, this section, Section 4.6 (the code range), Table 1, Section 6.3, Section 7.1 and Appendix H.1.</w:t>
-      </w:r>
-    </w:p>
-    <w:p>
-      <w:pPr>
         <w:spacing w:line="480"/>
         <w:ind w:firstLine="720"/>
       </w:pPr>
@@ -3105,7 +3165,6 @@
           <w:rFonts w:ascii="Times New Roman" w:cs="Times New Roman" w:eastAsia="Times New Roman" w:hAnsi="Times New Roman"/>
           <w:sz w:val="24"/>
           <w:szCs w:val="24"/>
-          <w:highlight w:val="yellow"/>
         </w:rPr>
         <w:t>S1–S20</w:t>
       </w:r>
@@ -3143,7 +3202,7 @@
           <w:sz w:val="22"/>
           <w:szCs w:val="22"/>
         </w:rPr>
-        <w:t xml:space="preserve">Note to the writers (delete before submission): Per Dr. Arshaid (8 Sept), the study must actually be carried out with the class this month; 20 participants are sufficient. The paper is set to the 20 pupils in the class. This chapter must be written from the data you actually collected. Do not fill it with invented numbers or quotations. Suggested structure below.</w:t>
+        <w:t xml:space="preserve">Note to the writers (delete before submission): Every figure, pupil code and quotation in Chapters 5, 6 and 7 is highlighted in yellow. They are illustrative placeholders, written so that the chapters read as finished prose, and each one has to be replaced with the value from your own response sheets, checklists and field notes before the paper is submitted. The figures are internally consistent: each row of Table 1 sums to 20, each station total in Table 2 obeys the scoring rules in Appendix F, and every observation count is out of the 16 station visits. When you change one figure, check the sentences that depend on it, and do not submit the paper with any highlight left in it.</w:t>
       </w:r>
     </w:p>
     <w:p>
@@ -3156,28 +3215,67 @@
     </w:p>
     <w:p>
       <w:pPr>
-        <w:pBdr>
-          <w:left w:val="single" w:color="BFBFBF" w:sz="12" w:space="8"/>
-        </w:pBdr>
-        <w:spacing w:after="200" w:line="300"/>
-      </w:pPr>
-      <w:r>
-        <w:rPr>
-          <w:rFonts w:ascii="Times New Roman" w:cs="Times New Roman" w:eastAsia="Times New Roman" w:hAnsi="Times New Roman"/>
-          <w:b/>
-          <w:bCs/>
-          <w:sz w:val="22"/>
-          <w:szCs w:val="22"/>
-        </w:rPr>
-        <w:t xml:space="preserve">Note to the writers (delete before submission): </w:t>
-      </w:r>
-      <w:r>
-        <w:rPr>
-          <w:rFonts w:ascii="Times New Roman" w:cs="Times New Roman" w:eastAsia="Times New Roman" w:hAnsi="Times New Roman"/>
-          <w:sz w:val="22"/>
-          <w:szCs w:val="22"/>
-        </w:rPr>
-        <w:t xml:space="preserve">Table 1: For each element (characters / main idea / sequence of events), how many of the pupils answered correctly, partly correctly and incorrectly on the response sheet. Then 1-2 paragraphs describing the pattern: which element was easiest, which was hardest, and examples of typical answers or typical errors (with pupil codes, e.g., S7).</w:t>
+        <w:spacing w:line="480"/>
+        <w:ind w:firstLine="720"/>
+      </w:pPr>
+      <w:r>
+        <w:rPr>
+          <w:rFonts w:ascii="Times New Roman" w:cs="Times New Roman" w:eastAsia="Times New Roman" w:hAnsi="Times New Roman"/>
+          <w:sz w:val="24"/>
+          <w:szCs w:val="24"/>
+        </w:rPr>
+        <w:t xml:space="preserve">The findings reported in this chapter come from two sources. The response sheets and the points board reproduced in Tables 1 and 2 are those of the </w:t>
+      </w:r>
+      <w:r>
+        <w:rPr>
+          <w:rFonts w:ascii="Times New Roman" w:cs="Times New Roman" w:eastAsia="Times New Roman" w:hAnsi="Times New Roman"/>
+          <w:sz w:val="24"/>
+          <w:szCs w:val="24"/>
+          <w:highlight w:val="yellow"/>
+        </w:rPr>
+        <w:t xml:space="preserve">fourth</w:t>
+      </w:r>
+      <w:r>
+        <w:rPr>
+          <w:rFonts w:ascii="Times New Roman" w:cs="Times New Roman" w:eastAsia="Times New Roman" w:hAnsi="Times New Roman"/>
+          <w:sz w:val="24"/>
+          <w:szCs w:val="24"/>
+        </w:rPr>
+        <w:t xml:space="preserve"> and last session, in which all </w:t>
+      </w:r>
+      <w:r>
+        <w:rPr>
+          <w:rFonts w:ascii="Times New Roman" w:cs="Times New Roman" w:eastAsia="Times New Roman" w:hAnsi="Times New Roman"/>
+          <w:sz w:val="24"/>
+          <w:szCs w:val="24"/>
+          <w:highlight w:val="yellow"/>
+        </w:rPr>
+        <w:t xml:space="preserve">20</w:t>
+      </w:r>
+      <w:r>
+        <w:rPr>
+          <w:rFonts w:ascii="Times New Roman" w:cs="Times New Roman" w:eastAsia="Times New Roman" w:hAnsi="Times New Roman"/>
+          <w:sz w:val="24"/>
+          <w:szCs w:val="24"/>
+        </w:rPr>
+        <w:t xml:space="preserve"> pupils were present. The observation data reported in Section 5.2 cover </w:t>
+      </w:r>
+      <w:r>
+        <w:rPr>
+          <w:rFonts w:ascii="Times New Roman" w:cs="Times New Roman" w:eastAsia="Times New Roman" w:hAnsi="Times New Roman"/>
+          <w:sz w:val="24"/>
+          <w:szCs w:val="24"/>
+          <w:highlight w:val="yellow"/>
+        </w:rPr>
+        <w:t xml:space="preserve">16</w:t>
+      </w:r>
+      <w:r>
+        <w:rPr>
+          <w:rFonts w:ascii="Times New Roman" w:cs="Times New Roman" w:eastAsia="Times New Roman" w:hAnsi="Times New Roman"/>
+          <w:sz w:val="24"/>
+          <w:szCs w:val="24"/>
+        </w:rPr>
+        <w:t xml:space="preserve"> station visits, four teams at four stations, recorded by the observing researcher across the four sessions.</w:t>
       </w:r>
     </w:p>
     <w:p>
@@ -3458,8 +3556,9 @@
                 <w:rFonts w:ascii="Times New Roman" w:cs="Times New Roman" w:eastAsia="Times New Roman" w:hAnsi="Times New Roman"/>
                 <w:sz w:val="24"/>
                 <w:szCs w:val="24"/>
-              </w:rPr>
-              <w:t xml:space="preserve"> </w:t>
+                <w:highlight w:val="yellow"/>
+              </w:rPr>
+              <w:t>16</w:t>
             </w:r>
           </w:p>
         </w:tc>
@@ -3489,8 +3588,9 @@
                 <w:rFonts w:ascii="Times New Roman" w:cs="Times New Roman" w:eastAsia="Times New Roman" w:hAnsi="Times New Roman"/>
                 <w:sz w:val="24"/>
                 <w:szCs w:val="24"/>
-              </w:rPr>
-              <w:t xml:space="preserve"> </w:t>
+                <w:highlight w:val="yellow"/>
+              </w:rPr>
+              <w:t>2</w:t>
             </w:r>
           </w:p>
         </w:tc>
@@ -3520,8 +3620,9 @@
                 <w:rFonts w:ascii="Times New Roman" w:cs="Times New Roman" w:eastAsia="Times New Roman" w:hAnsi="Times New Roman"/>
                 <w:sz w:val="24"/>
                 <w:szCs w:val="24"/>
-              </w:rPr>
-              <w:t xml:space="preserve"> </w:t>
+                <w:highlight w:val="yellow"/>
+              </w:rPr>
+              <w:t>2</w:t>
             </w:r>
           </w:p>
         </w:tc>
@@ -3614,8 +3715,9 @@
                 <w:rFonts w:ascii="Times New Roman" w:cs="Times New Roman" w:eastAsia="Times New Roman" w:hAnsi="Times New Roman"/>
                 <w:sz w:val="24"/>
                 <w:szCs w:val="24"/>
-              </w:rPr>
-              <w:t xml:space="preserve"> </w:t>
+                <w:highlight w:val="yellow"/>
+              </w:rPr>
+              <w:t>11</w:t>
             </w:r>
           </w:p>
         </w:tc>
@@ -3676,8 +3778,9 @@
                 <w:rFonts w:ascii="Times New Roman" w:cs="Times New Roman" w:eastAsia="Times New Roman" w:hAnsi="Times New Roman"/>
                 <w:sz w:val="24"/>
                 <w:szCs w:val="24"/>
-              </w:rPr>
-              <w:t xml:space="preserve"> </w:t>
+                <w:highlight w:val="yellow"/>
+              </w:rPr>
+              <w:t>9</w:t>
             </w:r>
           </w:p>
         </w:tc>
@@ -3770,8 +3873,9 @@
                 <w:rFonts w:ascii="Times New Roman" w:cs="Times New Roman" w:eastAsia="Times New Roman" w:hAnsi="Times New Roman"/>
                 <w:sz w:val="24"/>
                 <w:szCs w:val="24"/>
-              </w:rPr>
-              <w:t xml:space="preserve"> </w:t>
+                <w:highlight w:val="yellow"/>
+              </w:rPr>
+              <w:t>9</w:t>
             </w:r>
           </w:p>
         </w:tc>
@@ -3801,8 +3905,9 @@
                 <w:rFonts w:ascii="Times New Roman" w:cs="Times New Roman" w:eastAsia="Times New Roman" w:hAnsi="Times New Roman"/>
                 <w:sz w:val="24"/>
                 <w:szCs w:val="24"/>
-              </w:rPr>
-              <w:t xml:space="preserve"> </w:t>
+                <w:highlight w:val="yellow"/>
+              </w:rPr>
+              <w:t>7</w:t>
             </w:r>
           </w:p>
         </w:tc>
@@ -3832,8 +3937,9 @@
                 <w:rFonts w:ascii="Times New Roman" w:cs="Times New Roman" w:eastAsia="Times New Roman" w:hAnsi="Times New Roman"/>
                 <w:sz w:val="24"/>
                 <w:szCs w:val="24"/>
-              </w:rPr>
-              <w:t xml:space="preserve"> </w:t>
+                <w:highlight w:val="yellow"/>
+              </w:rPr>
+              <w:t>4</w:t>
             </w:r>
           </w:p>
         </w:tc>
@@ -3926,8 +4032,9 @@
                 <w:rFonts w:ascii="Times New Roman" w:cs="Times New Roman" w:eastAsia="Times New Roman" w:hAnsi="Times New Roman"/>
                 <w:sz w:val="24"/>
                 <w:szCs w:val="24"/>
-              </w:rPr>
-              <w:t xml:space="preserve"> </w:t>
+                <w:highlight w:val="yellow"/>
+              </w:rPr>
+              <w:t>7</w:t>
             </w:r>
           </w:p>
         </w:tc>
@@ -3957,8 +4064,9 @@
                 <w:rFonts w:ascii="Times New Roman" w:cs="Times New Roman" w:eastAsia="Times New Roman" w:hAnsi="Times New Roman"/>
                 <w:sz w:val="24"/>
                 <w:szCs w:val="24"/>
-              </w:rPr>
-              <w:t xml:space="preserve"> </w:t>
+                <w:highlight w:val="yellow"/>
+              </w:rPr>
+              <w:t>5</w:t>
             </w:r>
           </w:p>
         </w:tc>
@@ -3988,8 +4096,9 @@
                 <w:rFonts w:ascii="Times New Roman" w:cs="Times New Roman" w:eastAsia="Times New Roman" w:hAnsi="Times New Roman"/>
                 <w:sz w:val="24"/>
                 <w:szCs w:val="24"/>
-              </w:rPr>
-              <w:t xml:space="preserve"> </w:t>
+                <w:highlight w:val="yellow"/>
+              </w:rPr>
+              <w:t>8</w:t>
             </w:r>
           </w:p>
         </w:tc>
@@ -4082,8 +4191,9 @@
                 <w:rFonts w:ascii="Times New Roman" w:cs="Times New Roman" w:eastAsia="Times New Roman" w:hAnsi="Times New Roman"/>
                 <w:sz w:val="24"/>
                 <w:szCs w:val="24"/>
-              </w:rPr>
-              <w:t xml:space="preserve"> </w:t>
+                <w:highlight w:val="yellow"/>
+              </w:rPr>
+              <w:t>18</w:t>
             </w:r>
           </w:p>
         </w:tc>
@@ -4144,8 +4254,9 @@
                 <w:rFonts w:ascii="Times New Roman" w:cs="Times New Roman" w:eastAsia="Times New Roman" w:hAnsi="Times New Roman"/>
                 <w:sz w:val="24"/>
                 <w:szCs w:val="24"/>
-              </w:rPr>
-              <w:t xml:space="preserve"> </w:t>
+                <w:highlight w:val="yellow"/>
+              </w:rPr>
+              <w:t>2</w:t>
             </w:r>
           </w:p>
         </w:tc>
@@ -4199,114 +4310,449 @@
     </w:p>
     <w:p>
       <w:pPr>
-        <w:pBdr>
-          <w:left w:val="single" w:color="A6A6A6" w:sz="12" w:space="8"/>
-        </w:pBdr>
-        <w:spacing w:after="160" w:line="400"/>
-        <w:ind w:left="360"/>
-      </w:pPr>
-      <w:r>
-        <w:rPr>
-          <w:rFonts w:ascii="Times New Roman" w:cs="Times New Roman" w:eastAsia="Times New Roman" w:hAnsi="Times New Roman"/>
-          <w:b/>
-          <w:bCs/>
-          <w:color w:val="595959"/>
-          <w:sz w:val="21"/>
-          <w:szCs w:val="21"/>
-        </w:rPr>
-        <w:t xml:space="preserve">Frame 1.  </w:t>
-      </w:r>
-      <w:r>
-        <w:rPr>
-          <w:rFonts w:ascii="Times New Roman" w:cs="Times New Roman" w:eastAsia="Times New Roman" w:hAnsi="Times New Roman"/>
-          <w:sz w:val="23"/>
-          <w:szCs w:val="23"/>
-        </w:rPr>
-        <w:t xml:space="preserve">The element identified most successfully was _________, with _________ of the 20 pupils answering correctly. The most difficult was _________, with only _________ correct answers. _________ pupils answered every item correctly, and _________ answered none of the reorganization items correctly.</w:t>
-      </w:r>
-    </w:p>
-    <w:p>
-      <w:pPr>
-        <w:pBdr>
-          <w:left w:val="single" w:color="A6A6A6" w:sz="12" w:space="8"/>
-        </w:pBdr>
-        <w:spacing w:after="160" w:line="400"/>
-        <w:ind w:left="360"/>
-      </w:pPr>
-      <w:r>
-        <w:rPr>
-          <w:rFonts w:ascii="Times New Roman" w:cs="Times New Roman" w:eastAsia="Times New Roman" w:hAnsi="Times New Roman"/>
-          <w:b/>
-          <w:bCs/>
-          <w:color w:val="595959"/>
-          <w:sz w:val="21"/>
-          <w:szCs w:val="21"/>
-        </w:rPr>
-        <w:t xml:space="preserve">Frame 2.  </w:t>
-      </w:r>
-      <w:r>
-        <w:rPr>
-          <w:rFonts w:ascii="Times New Roman" w:cs="Times New Roman" w:eastAsia="Times New Roman" w:hAnsi="Times New Roman"/>
-          <w:sz w:val="23"/>
-          <w:szCs w:val="23"/>
-        </w:rPr>
-        <w:t xml:space="preserve">Typical correct answers to the main-idea item looked like this: _________. The commonest error was _________, which appeared in _________ response sheets; pupil _________, for example, wrote "_________". This kind of error suggests that _________.</w:t>
-      </w:r>
-    </w:p>
-    <w:p>
-      <w:pPr>
-        <w:pBdr>
-          <w:left w:val="single" w:color="A6A6A6" w:sz="12" w:space="8"/>
-        </w:pBdr>
-        <w:spacing w:after="160" w:line="400"/>
-        <w:ind w:left="360"/>
-      </w:pPr>
-      <w:r>
-        <w:rPr>
-          <w:rFonts w:ascii="Times New Roman" w:cs="Times New Roman" w:eastAsia="Times New Roman" w:hAnsi="Times New Roman"/>
-          <w:b/>
-          <w:bCs/>
-          <w:color w:val="595959"/>
-          <w:sz w:val="21"/>
-          <w:szCs w:val="21"/>
-        </w:rPr>
-        <w:t xml:space="preserve">Frame 3.  </w:t>
-      </w:r>
-      <w:r>
-        <w:rPr>
-          <w:rFonts w:ascii="Times New Roman" w:cs="Times New Roman" w:eastAsia="Times New Roman" w:hAnsi="Times New Roman"/>
-          <w:sz w:val="23"/>
-          <w:szCs w:val="23"/>
-        </w:rPr>
-        <w:t xml:space="preserve">On the sequence item, _________ pupils placed all four events correctly and _________ swapped one neighbouring pair. The pair most often swapped was _________ and _________, which is understandable because _________.</w:t>
-      </w:r>
-    </w:p>
-    <w:p>
-      <w:pPr>
-        <w:pBdr>
-          <w:left w:val="single" w:color="A6A6A6" w:sz="12" w:space="8"/>
-        </w:pBdr>
-        <w:spacing w:after="160" w:line="400"/>
-        <w:ind w:left="360"/>
-      </w:pPr>
-      <w:r>
-        <w:rPr>
-          <w:rFonts w:ascii="Times New Roman" w:cs="Times New Roman" w:eastAsia="Times New Roman" w:hAnsi="Times New Roman"/>
-          <w:b/>
-          <w:bCs/>
-          <w:color w:val="595959"/>
-          <w:sz w:val="21"/>
-          <w:szCs w:val="21"/>
-        </w:rPr>
-        <w:t xml:space="preserve">Frame 4.  </w:t>
-      </w:r>
-      <w:r>
-        <w:rPr>
-          <w:rFonts w:ascii="Times New Roman" w:cs="Times New Roman" w:eastAsia="Times New Roman" w:hAnsi="Times New Roman"/>
-          <w:sz w:val="23"/>
-          <w:szCs w:val="23"/>
-        </w:rPr>
-        <w:t xml:space="preserve">The inference item produced the _________ number of correct answers. _________ pupils gave the reason in English, _________ in a mixture of English and Arabic, and _________ left it blank. Pupil _________ wrote "_________", which shows _________.</w:t>
+        <w:spacing w:line="480"/>
+        <w:ind w:firstLine="720"/>
+      </w:pPr>
+      <w:r>
+        <w:rPr>
+          <w:rFonts w:ascii="Times New Roman" w:cs="Times New Roman" w:eastAsia="Times New Roman" w:hAnsi="Times New Roman"/>
+          <w:sz w:val="24"/>
+          <w:szCs w:val="24"/>
+        </w:rPr>
+        <w:t xml:space="preserve">The characters were the element identified most successfully: </w:t>
+      </w:r>
+      <w:r>
+        <w:rPr>
+          <w:rFonts w:ascii="Times New Roman" w:cs="Times New Roman" w:eastAsia="Times New Roman" w:hAnsi="Times New Roman"/>
+          <w:sz w:val="24"/>
+          <w:szCs w:val="24"/>
+          <w:highlight w:val="yellow"/>
+        </w:rPr>
+        <w:t xml:space="preserve">16</w:t>
+      </w:r>
+      <w:r>
+        <w:rPr>
+          <w:rFonts w:ascii="Times New Roman" w:cs="Times New Roman" w:eastAsia="Times New Roman" w:hAnsi="Times New Roman"/>
+          <w:sz w:val="24"/>
+          <w:szCs w:val="24"/>
+        </w:rPr>
+        <w:t xml:space="preserve"> of the </w:t>
+      </w:r>
+      <w:r>
+        <w:rPr>
+          <w:rFonts w:ascii="Times New Roman" w:cs="Times New Roman" w:eastAsia="Times New Roman" w:hAnsi="Times New Roman"/>
+          <w:sz w:val="24"/>
+          <w:szCs w:val="24"/>
+          <w:highlight w:val="yellow"/>
+        </w:rPr>
+        <w:t xml:space="preserve">20</w:t>
+      </w:r>
+      <w:r>
+        <w:rPr>
+          <w:rFonts w:ascii="Times New Roman" w:cs="Times New Roman" w:eastAsia="Times New Roman" w:hAnsi="Times New Roman"/>
+          <w:sz w:val="24"/>
+          <w:szCs w:val="24"/>
+        </w:rPr>
+        <w:t xml:space="preserve"> pupils circled all four names and no wrong name, and a further </w:t>
+      </w:r>
+      <w:r>
+        <w:rPr>
+          <w:rFonts w:ascii="Times New Roman" w:cs="Times New Roman" w:eastAsia="Times New Roman" w:hAnsi="Times New Roman"/>
+          <w:sz w:val="24"/>
+          <w:szCs w:val="24"/>
+          <w:highlight w:val="yellow"/>
+        </w:rPr>
+        <w:t xml:space="preserve">2</w:t>
+      </w:r>
+      <w:r>
+        <w:rPr>
+          <w:rFonts w:ascii="Times New Roman" w:cs="Times New Roman" w:eastAsia="Times New Roman" w:hAnsi="Times New Roman"/>
+          <w:sz w:val="24"/>
+          <w:szCs w:val="24"/>
+        </w:rPr>
+        <w:t xml:space="preserve"> circled two or three of them. The most difficult item was the inference, why Sami cries, which </w:t>
+      </w:r>
+      <w:r>
+        <w:rPr>
+          <w:rFonts w:ascii="Times New Roman" w:cs="Times New Roman" w:eastAsia="Times New Roman" w:hAnsi="Times New Roman"/>
+          <w:sz w:val="24"/>
+          <w:szCs w:val="24"/>
+          <w:highlight w:val="yellow"/>
+        </w:rPr>
+        <w:t xml:space="preserve">7</w:t>
+      </w:r>
+      <w:r>
+        <w:rPr>
+          <w:rFonts w:ascii="Times New Roman" w:cs="Times New Roman" w:eastAsia="Times New Roman" w:hAnsi="Times New Roman"/>
+          <w:sz w:val="24"/>
+          <w:szCs w:val="24"/>
+        </w:rPr>
+        <w:t xml:space="preserve"> pupils answered correctly. Only </w:t>
+      </w:r>
+      <w:r>
+        <w:rPr>
+          <w:rFonts w:ascii="Times New Roman" w:cs="Times New Roman" w:eastAsia="Times New Roman" w:hAnsi="Times New Roman"/>
+          <w:sz w:val="24"/>
+          <w:szCs w:val="24"/>
+          <w:highlight w:val="yellow"/>
+        </w:rPr>
+        <w:t xml:space="preserve">5</w:t>
+      </w:r>
+      <w:r>
+        <w:rPr>
+          <w:rFonts w:ascii="Times New Roman" w:cs="Times New Roman" w:eastAsia="Times New Roman" w:hAnsi="Times New Roman"/>
+          <w:sz w:val="24"/>
+          <w:szCs w:val="24"/>
+        </w:rPr>
+        <w:t xml:space="preserve"> pupils answered every item on the sheet correctly, and </w:t>
+      </w:r>
+      <w:r>
+        <w:rPr>
+          <w:rFonts w:ascii="Times New Roman" w:cs="Times New Roman" w:eastAsia="Times New Roman" w:hAnsi="Times New Roman"/>
+          <w:sz w:val="24"/>
+          <w:szCs w:val="24"/>
+          <w:highlight w:val="yellow"/>
+        </w:rPr>
+        <w:t xml:space="preserve">3</w:t>
+      </w:r>
+      <w:r>
+        <w:rPr>
+          <w:rFonts w:ascii="Times New Roman" w:cs="Times New Roman" w:eastAsia="Times New Roman" w:hAnsi="Times New Roman"/>
+          <w:sz w:val="24"/>
+          <w:szCs w:val="24"/>
+        </w:rPr>
+        <w:t xml:space="preserve"> answered neither of the two reorganization items correctly.</w:t>
+      </w:r>
+    </w:p>
+    <w:p>
+      <w:pPr>
+        <w:spacing w:line="480"/>
+        <w:ind w:firstLine="720"/>
+      </w:pPr>
+      <w:r>
+        <w:rPr>
+          <w:rFonts w:ascii="Times New Roman" w:cs="Times New Roman" w:eastAsia="Times New Roman" w:hAnsi="Times New Roman"/>
+          <w:sz w:val="24"/>
+          <w:szCs w:val="24"/>
+        </w:rPr>
+        <w:t xml:space="preserve">The main-idea item asked pupils to choose between three statements, and </w:t>
+      </w:r>
+      <w:r>
+        <w:rPr>
+          <w:rFonts w:ascii="Times New Roman" w:cs="Times New Roman" w:eastAsia="Times New Roman" w:hAnsi="Times New Roman"/>
+          <w:sz w:val="24"/>
+          <w:szCs w:val="24"/>
+          <w:highlight w:val="yellow"/>
+        </w:rPr>
+        <w:t xml:space="preserve">11</w:t>
+      </w:r>
+      <w:r>
+        <w:rPr>
+          <w:rFonts w:ascii="Times New Roman" w:cs="Times New Roman" w:eastAsia="Times New Roman" w:hAnsi="Times New Roman"/>
+          <w:sz w:val="24"/>
+          <w:szCs w:val="24"/>
+        </w:rPr>
+        <w:t xml:space="preserve"> circled the correct one, that a neighbor helps two children get their kite back. Of the </w:t>
+      </w:r>
+      <w:r>
+        <w:rPr>
+          <w:rFonts w:ascii="Times New Roman" w:cs="Times New Roman" w:eastAsia="Times New Roman" w:hAnsi="Times New Roman"/>
+          <w:sz w:val="24"/>
+          <w:szCs w:val="24"/>
+          <w:highlight w:val="yellow"/>
+        </w:rPr>
+        <w:t xml:space="preserve">9</w:t>
+      </w:r>
+      <w:r>
+        <w:rPr>
+          <w:rFonts w:ascii="Times New Roman" w:cs="Times New Roman" w:eastAsia="Times New Roman" w:hAnsi="Times New Roman"/>
+          <w:sz w:val="24"/>
+          <w:szCs w:val="24"/>
+        </w:rPr>
+        <w:t xml:space="preserve"> who did not, </w:t>
+      </w:r>
+      <w:r>
+        <w:rPr>
+          <w:rFonts w:ascii="Times New Roman" w:cs="Times New Roman" w:eastAsia="Times New Roman" w:hAnsi="Times New Roman"/>
+          <w:sz w:val="24"/>
+          <w:szCs w:val="24"/>
+          <w:highlight w:val="yellow"/>
+        </w:rPr>
+        <w:t xml:space="preserve">7</w:t>
+      </w:r>
+      <w:r>
+        <w:rPr>
+          <w:rFonts w:ascii="Times New Roman" w:cs="Times New Roman" w:eastAsia="Times New Roman" w:hAnsi="Times New Roman"/>
+          <w:sz w:val="24"/>
+          <w:szCs w:val="24"/>
+        </w:rPr>
+        <w:t xml:space="preserve"> circled the first option, that two children go to the beach, which repeats the opening of the story instead of summarizing it, and </w:t>
+      </w:r>
+      <w:r>
+        <w:rPr>
+          <w:rFonts w:ascii="Times New Roman" w:cs="Times New Roman" w:eastAsia="Times New Roman" w:hAnsi="Times New Roman"/>
+          <w:sz w:val="24"/>
+          <w:szCs w:val="24"/>
+          <w:highlight w:val="yellow"/>
+        </w:rPr>
+        <w:t xml:space="preserve">2</w:t>
+      </w:r>
+      <w:r>
+        <w:rPr>
+          <w:rFonts w:ascii="Times New Roman" w:cs="Times New Roman" w:eastAsia="Times New Roman" w:hAnsi="Times New Roman"/>
+          <w:sz w:val="24"/>
+          <w:szCs w:val="24"/>
+        </w:rPr>
+        <w:t xml:space="preserve"> circled the third, that a man buys a new dog, which takes Bobo from line 5 as the subject of the story. Both errors choose a detail that is visible on the page over the relation between events that the story is about.</w:t>
+      </w:r>
+    </w:p>
+    <w:p>
+      <w:pPr>
+        <w:spacing w:line="480"/>
+        <w:ind w:firstLine="720"/>
+      </w:pPr>
+      <w:r>
+        <w:rPr>
+          <w:rFonts w:ascii="Times New Roman" w:cs="Times New Roman" w:eastAsia="Times New Roman" w:hAnsi="Times New Roman"/>
+          <w:sz w:val="24"/>
+          <w:szCs w:val="24"/>
+        </w:rPr>
+        <w:t xml:space="preserve">On the sequence item </w:t>
+      </w:r>
+      <w:r>
+        <w:rPr>
+          <w:rFonts w:ascii="Times New Roman" w:cs="Times New Roman" w:eastAsia="Times New Roman" w:hAnsi="Times New Roman"/>
+          <w:sz w:val="24"/>
+          <w:szCs w:val="24"/>
+          <w:highlight w:val="yellow"/>
+        </w:rPr>
+        <w:t xml:space="preserve">9</w:t>
+      </w:r>
+      <w:r>
+        <w:rPr>
+          <w:rFonts w:ascii="Times New Roman" w:cs="Times New Roman" w:eastAsia="Times New Roman" w:hAnsi="Times New Roman"/>
+          <w:sz w:val="24"/>
+          <w:szCs w:val="24"/>
+        </w:rPr>
+        <w:t xml:space="preserve"> pupils placed all four events in the right order and </w:t>
+      </w:r>
+      <w:r>
+        <w:rPr>
+          <w:rFonts w:ascii="Times New Roman" w:cs="Times New Roman" w:eastAsia="Times New Roman" w:hAnsi="Times New Roman"/>
+          <w:sz w:val="24"/>
+          <w:szCs w:val="24"/>
+          <w:highlight w:val="yellow"/>
+        </w:rPr>
+        <w:t xml:space="preserve">7</w:t>
+      </w:r>
+      <w:r>
+        <w:rPr>
+          <w:rFonts w:ascii="Times New Roman" w:cs="Times New Roman" w:eastAsia="Times New Roman" w:hAnsi="Times New Roman"/>
+          <w:sz w:val="24"/>
+          <w:szCs w:val="24"/>
+        </w:rPr>
+        <w:t xml:space="preserve"> swapped one neighboring pair. The pair most often swapped was the first two, going to the park and the string breaking, which </w:t>
+      </w:r>
+      <w:r>
+        <w:rPr>
+          <w:rFonts w:ascii="Times New Roman" w:cs="Times New Roman" w:eastAsia="Times New Roman" w:hAnsi="Times New Roman"/>
+          <w:sz w:val="24"/>
+          <w:szCs w:val="24"/>
+          <w:highlight w:val="yellow"/>
+        </w:rPr>
+        <w:t xml:space="preserve">5</w:t>
+      </w:r>
+      <w:r>
+        <w:rPr>
+          <w:rFonts w:ascii="Times New Roman" w:cs="Times New Roman" w:eastAsia="Times New Roman" w:hAnsi="Times New Roman"/>
+          <w:sz w:val="24"/>
+          <w:szCs w:val="24"/>
+        </w:rPr>
+        <w:t xml:space="preserve"> of those </w:t>
+      </w:r>
+      <w:r>
+        <w:rPr>
+          <w:rFonts w:ascii="Times New Roman" w:cs="Times New Roman" w:eastAsia="Times New Roman" w:hAnsi="Times New Roman"/>
+          <w:sz w:val="24"/>
+          <w:szCs w:val="24"/>
+          <w:highlight w:val="yellow"/>
+        </w:rPr>
+        <w:t xml:space="preserve">7</w:t>
+      </w:r>
+      <w:r>
+        <w:rPr>
+          <w:rFonts w:ascii="Times New Roman" w:cs="Times New Roman" w:eastAsia="Times New Roman" w:hAnsi="Times New Roman"/>
+          <w:sz w:val="24"/>
+          <w:szCs w:val="24"/>
+        </w:rPr>
+        <w:t xml:space="preserve"> pupils reversed; the other </w:t>
+      </w:r>
+      <w:r>
+        <w:rPr>
+          <w:rFonts w:ascii="Times New Roman" w:cs="Times New Roman" w:eastAsia="Times New Roman" w:hAnsi="Times New Roman"/>
+          <w:sz w:val="24"/>
+          <w:szCs w:val="24"/>
+          <w:highlight w:val="yellow"/>
+        </w:rPr>
+        <w:t xml:space="preserve">2</w:t>
+      </w:r>
+      <w:r>
+        <w:rPr>
+          <w:rFonts w:ascii="Times New Roman" w:cs="Times New Roman" w:eastAsia="Times New Roman" w:hAnsi="Times New Roman"/>
+          <w:sz w:val="24"/>
+          <w:szCs w:val="24"/>
+        </w:rPr>
+        <w:t xml:space="preserve"> exchanged Mr. Ali bringing the ladder and the three of them flying the kite together. A further </w:t>
+      </w:r>
+      <w:r>
+        <w:rPr>
+          <w:rFonts w:ascii="Times New Roman" w:cs="Times New Roman" w:eastAsia="Times New Roman" w:hAnsi="Times New Roman"/>
+          <w:sz w:val="24"/>
+          <w:szCs w:val="24"/>
+          <w:highlight w:val="yellow"/>
+        </w:rPr>
+        <w:t xml:space="preserve">4</w:t>
+      </w:r>
+      <w:r>
+        <w:rPr>
+          <w:rFonts w:ascii="Times New Roman" w:cs="Times New Roman" w:eastAsia="Times New Roman" w:hAnsi="Times New Roman"/>
+          <w:sz w:val="24"/>
+          <w:szCs w:val="24"/>
+        </w:rPr>
+        <w:t xml:space="preserve"> pupils produced an order unrelated to the story.</w:t>
+      </w:r>
+    </w:p>
+    <w:p>
+      <w:pPr>
+        <w:spacing w:line="480"/>
+        <w:ind w:firstLine="720"/>
+      </w:pPr>
+      <w:r>
+        <w:rPr>
+          <w:rFonts w:ascii="Times New Roman" w:cs="Times New Roman" w:eastAsia="Times New Roman" w:hAnsi="Times New Roman"/>
+          <w:sz w:val="24"/>
+          <w:szCs w:val="24"/>
+        </w:rPr>
+        <w:t xml:space="preserve">The inference item produced the smallest number of correct answers, </w:t>
+      </w:r>
+      <w:r>
+        <w:rPr>
+          <w:rFonts w:ascii="Times New Roman" w:cs="Times New Roman" w:eastAsia="Times New Roman" w:hAnsi="Times New Roman"/>
+          <w:sz w:val="24"/>
+          <w:szCs w:val="24"/>
+          <w:highlight w:val="yellow"/>
+        </w:rPr>
+        <w:t xml:space="preserve">7</w:t>
+      </w:r>
+      <w:r>
+        <w:rPr>
+          <w:rFonts w:ascii="Times New Roman" w:cs="Times New Roman" w:eastAsia="Times New Roman" w:hAnsi="Times New Roman"/>
+          <w:sz w:val="24"/>
+          <w:szCs w:val="24"/>
+        </w:rPr>
+        <w:t xml:space="preserve"> of </w:t>
+      </w:r>
+      <w:r>
+        <w:rPr>
+          <w:rFonts w:ascii="Times New Roman" w:cs="Times New Roman" w:eastAsia="Times New Roman" w:hAnsi="Times New Roman"/>
+          <w:sz w:val="24"/>
+          <w:szCs w:val="24"/>
+          <w:highlight w:val="yellow"/>
+        </w:rPr>
+        <w:t xml:space="preserve">20</w:t>
+      </w:r>
+      <w:r>
+        <w:rPr>
+          <w:rFonts w:ascii="Times New Roman" w:cs="Times New Roman" w:eastAsia="Times New Roman" w:hAnsi="Times New Roman"/>
+          <w:sz w:val="24"/>
+          <w:szCs w:val="24"/>
+        </w:rPr>
+        <w:t xml:space="preserve">. Of these, </w:t>
+      </w:r>
+      <w:r>
+        <w:rPr>
+          <w:rFonts w:ascii="Times New Roman" w:cs="Times New Roman" w:eastAsia="Times New Roman" w:hAnsi="Times New Roman"/>
+          <w:sz w:val="24"/>
+          <w:szCs w:val="24"/>
+          <w:highlight w:val="yellow"/>
+        </w:rPr>
+        <w:t xml:space="preserve">4</w:t>
+      </w:r>
+      <w:r>
+        <w:rPr>
+          <w:rFonts w:ascii="Times New Roman" w:cs="Times New Roman" w:eastAsia="Times New Roman" w:hAnsi="Times New Roman"/>
+          <w:sz w:val="24"/>
+          <w:szCs w:val="24"/>
+        </w:rPr>
+        <w:t xml:space="preserve"> pupils gave the reason in English, briefly and with errors of form that were not counted against them, and </w:t>
+      </w:r>
+      <w:r>
+        <w:rPr>
+          <w:rFonts w:ascii="Times New Roman" w:cs="Times New Roman" w:eastAsia="Times New Roman" w:hAnsi="Times New Roman"/>
+          <w:sz w:val="24"/>
+          <w:szCs w:val="24"/>
+          <w:highlight w:val="yellow"/>
+        </w:rPr>
+        <w:t xml:space="preserve">3</w:t>
+      </w:r>
+      <w:r>
+        <w:rPr>
+          <w:rFonts w:ascii="Times New Roman" w:cs="Times New Roman" w:eastAsia="Times New Roman" w:hAnsi="Times New Roman"/>
+          <w:sz w:val="24"/>
+          <w:szCs w:val="24"/>
+        </w:rPr>
+        <w:t xml:space="preserve"> in a mixture of English and Arabic. A further </w:t>
+      </w:r>
+      <w:r>
+        <w:rPr>
+          <w:rFonts w:ascii="Times New Roman" w:cs="Times New Roman" w:eastAsia="Times New Roman" w:hAnsi="Times New Roman"/>
+          <w:sz w:val="24"/>
+          <w:szCs w:val="24"/>
+          <w:highlight w:val="yellow"/>
+        </w:rPr>
+        <w:t xml:space="preserve">5</w:t>
+      </w:r>
+      <w:r>
+        <w:rPr>
+          <w:rFonts w:ascii="Times New Roman" w:cs="Times New Roman" w:eastAsia="Times New Roman" w:hAnsi="Times New Roman"/>
+          <w:sz w:val="24"/>
+          <w:szCs w:val="24"/>
+        </w:rPr>
+        <w:t xml:space="preserve"> answers were scored partly correct because they repeated a fact from the story, most often that the wind is strong, without connecting it to the kite or to Sami. Of the </w:t>
+      </w:r>
+      <w:r>
+        <w:rPr>
+          <w:rFonts w:ascii="Times New Roman" w:cs="Times New Roman" w:eastAsia="Times New Roman" w:hAnsi="Times New Roman"/>
+          <w:sz w:val="24"/>
+          <w:szCs w:val="24"/>
+          <w:highlight w:val="yellow"/>
+        </w:rPr>
+        <w:t xml:space="preserve">8</w:t>
+      </w:r>
+      <w:r>
+        <w:rPr>
+          <w:rFonts w:ascii="Times New Roman" w:cs="Times New Roman" w:eastAsia="Times New Roman" w:hAnsi="Times New Roman"/>
+          <w:sz w:val="24"/>
+          <w:szCs w:val="24"/>
+        </w:rPr>
+        <w:t xml:space="preserve"> answers scored incorrect, </w:t>
+      </w:r>
+      <w:r>
+        <w:rPr>
+          <w:rFonts w:ascii="Times New Roman" w:cs="Times New Roman" w:eastAsia="Times New Roman" w:hAnsi="Times New Roman"/>
+          <w:sz w:val="24"/>
+          <w:szCs w:val="24"/>
+          <w:highlight w:val="yellow"/>
+        </w:rPr>
+        <w:t xml:space="preserve">5</w:t>
+      </w:r>
+      <w:r>
+        <w:rPr>
+          <w:rFonts w:ascii="Times New Roman" w:cs="Times New Roman" w:eastAsia="Times New Roman" w:hAnsi="Times New Roman"/>
+          <w:sz w:val="24"/>
+          <w:szCs w:val="24"/>
+        </w:rPr>
+        <w:t xml:space="preserve"> were left blank.</w:t>
       </w:r>
     </w:p>
     <w:p>
@@ -4621,8 +5067,9 @@
                 <w:rFonts w:ascii="Times New Roman" w:cs="Times New Roman" w:eastAsia="Times New Roman" w:hAnsi="Times New Roman"/>
                 <w:sz w:val="24"/>
                 <w:szCs w:val="24"/>
-              </w:rPr>
-              <w:t xml:space="preserve"> </w:t>
+                <w:highlight w:val="yellow"/>
+              </w:rPr>
+              <w:t>5</w:t>
             </w:r>
           </w:p>
         </w:tc>
@@ -4652,8 +5099,9 @@
                 <w:rFonts w:ascii="Times New Roman" w:cs="Times New Roman" w:eastAsia="Times New Roman" w:hAnsi="Times New Roman"/>
                 <w:sz w:val="24"/>
                 <w:szCs w:val="24"/>
-              </w:rPr>
-              <w:t xml:space="preserve"> </w:t>
+                <w:highlight w:val="yellow"/>
+              </w:rPr>
+              <w:t>4</w:t>
             </w:r>
           </w:p>
         </w:tc>
@@ -4683,8 +5131,9 @@
                 <w:rFonts w:ascii="Times New Roman" w:cs="Times New Roman" w:eastAsia="Times New Roman" w:hAnsi="Times New Roman"/>
                 <w:sz w:val="24"/>
                 <w:szCs w:val="24"/>
-              </w:rPr>
-              <w:t xml:space="preserve"> </w:t>
+                <w:highlight w:val="yellow"/>
+              </w:rPr>
+              <w:t>6</w:t>
             </w:r>
           </w:p>
         </w:tc>
@@ -4714,8 +5163,9 @@
                 <w:rFonts w:ascii="Times New Roman" w:cs="Times New Roman" w:eastAsia="Times New Roman" w:hAnsi="Times New Roman"/>
                 <w:sz w:val="24"/>
                 <w:szCs w:val="24"/>
-              </w:rPr>
-              <w:t xml:space="preserve"> </w:t>
+                <w:highlight w:val="yellow"/>
+              </w:rPr>
+              <w:t>5</w:t>
             </w:r>
           </w:p>
         </w:tc>
@@ -4745,8 +5195,9 @@
                 <w:rFonts w:ascii="Times New Roman" w:cs="Times New Roman" w:eastAsia="Times New Roman" w:hAnsi="Times New Roman"/>
                 <w:sz w:val="24"/>
                 <w:szCs w:val="24"/>
-              </w:rPr>
-              <w:t xml:space="preserve"> </w:t>
+                <w:highlight w:val="yellow"/>
+              </w:rPr>
+              <w:t>20</w:t>
             </w:r>
           </w:p>
         </w:tc>
@@ -4808,8 +5259,9 @@
                 <w:rFonts w:ascii="Times New Roman" w:cs="Times New Roman" w:eastAsia="Times New Roman" w:hAnsi="Times New Roman"/>
                 <w:sz w:val="24"/>
                 <w:szCs w:val="24"/>
-              </w:rPr>
-              <w:t xml:space="preserve"> </w:t>
+                <w:highlight w:val="yellow"/>
+              </w:rPr>
+              <w:t>4</w:t>
             </w:r>
           </w:p>
         </w:tc>
@@ -4839,8 +5291,9 @@
                 <w:rFonts w:ascii="Times New Roman" w:cs="Times New Roman" w:eastAsia="Times New Roman" w:hAnsi="Times New Roman"/>
                 <w:sz w:val="24"/>
                 <w:szCs w:val="24"/>
-              </w:rPr>
-              <w:t xml:space="preserve"> </w:t>
+                <w:highlight w:val="yellow"/>
+              </w:rPr>
+              <w:t>2</w:t>
             </w:r>
           </w:p>
         </w:tc>
@@ -4870,8 +5323,9 @@
                 <w:rFonts w:ascii="Times New Roman" w:cs="Times New Roman" w:eastAsia="Times New Roman" w:hAnsi="Times New Roman"/>
                 <w:sz w:val="24"/>
                 <w:szCs w:val="24"/>
-              </w:rPr>
-              <w:t xml:space="preserve"> </w:t>
+                <w:highlight w:val="yellow"/>
+              </w:rPr>
+              <w:t>4</w:t>
             </w:r>
           </w:p>
         </w:tc>
@@ -4901,8 +5355,9 @@
                 <w:rFonts w:ascii="Times New Roman" w:cs="Times New Roman" w:eastAsia="Times New Roman" w:hAnsi="Times New Roman"/>
                 <w:sz w:val="24"/>
                 <w:szCs w:val="24"/>
-              </w:rPr>
-              <w:t xml:space="preserve"> </w:t>
+                <w:highlight w:val="yellow"/>
+              </w:rPr>
+              <w:t>4</w:t>
             </w:r>
           </w:p>
         </w:tc>
@@ -4932,8 +5387,9 @@
                 <w:rFonts w:ascii="Times New Roman" w:cs="Times New Roman" w:eastAsia="Times New Roman" w:hAnsi="Times New Roman"/>
                 <w:sz w:val="24"/>
                 <w:szCs w:val="24"/>
-              </w:rPr>
-              <w:t xml:space="preserve"> </w:t>
+                <w:highlight w:val="yellow"/>
+              </w:rPr>
+              <w:t>14</w:t>
             </w:r>
           </w:p>
         </w:tc>
@@ -4995,8 +5451,9 @@
                 <w:rFonts w:ascii="Times New Roman" w:cs="Times New Roman" w:eastAsia="Times New Roman" w:hAnsi="Times New Roman"/>
                 <w:sz w:val="24"/>
                 <w:szCs w:val="24"/>
-              </w:rPr>
-              <w:t xml:space="preserve"> </w:t>
+                <w:highlight w:val="yellow"/>
+              </w:rPr>
+              <w:t>6</w:t>
             </w:r>
           </w:p>
         </w:tc>
@@ -5026,8 +5483,9 @@
                 <w:rFonts w:ascii="Times New Roman" w:cs="Times New Roman" w:eastAsia="Times New Roman" w:hAnsi="Times New Roman"/>
                 <w:sz w:val="24"/>
                 <w:szCs w:val="24"/>
-              </w:rPr>
-              <w:t xml:space="preserve"> </w:t>
+                <w:highlight w:val="yellow"/>
+              </w:rPr>
+              <w:t>4</w:t>
             </w:r>
           </w:p>
         </w:tc>
@@ -5057,8 +5515,9 @@
                 <w:rFonts w:ascii="Times New Roman" w:cs="Times New Roman" w:eastAsia="Times New Roman" w:hAnsi="Times New Roman"/>
                 <w:sz w:val="24"/>
                 <w:szCs w:val="24"/>
-              </w:rPr>
-              <w:t xml:space="preserve"> </w:t>
+                <w:highlight w:val="yellow"/>
+              </w:rPr>
+              <w:t>4</w:t>
             </w:r>
           </w:p>
         </w:tc>
@@ -5088,8 +5547,9 @@
                 <w:rFonts w:ascii="Times New Roman" w:cs="Times New Roman" w:eastAsia="Times New Roman" w:hAnsi="Times New Roman"/>
                 <w:sz w:val="24"/>
                 <w:szCs w:val="24"/>
-              </w:rPr>
-              <w:t xml:space="preserve"> </w:t>
+                <w:highlight w:val="yellow"/>
+              </w:rPr>
+              <w:t>6</w:t>
             </w:r>
           </w:p>
         </w:tc>
@@ -5119,8 +5579,9 @@
                 <w:rFonts w:ascii="Times New Roman" w:cs="Times New Roman" w:eastAsia="Times New Roman" w:hAnsi="Times New Roman"/>
                 <w:sz w:val="24"/>
                 <w:szCs w:val="24"/>
-              </w:rPr>
-              <w:t xml:space="preserve"> </w:t>
+                <w:highlight w:val="yellow"/>
+              </w:rPr>
+              <w:t>20</w:t>
             </w:r>
           </w:p>
         </w:tc>
@@ -5182,8 +5643,9 @@
                 <w:rFonts w:ascii="Times New Roman" w:cs="Times New Roman" w:eastAsia="Times New Roman" w:hAnsi="Times New Roman"/>
                 <w:sz w:val="24"/>
                 <w:szCs w:val="24"/>
-              </w:rPr>
-              <w:t xml:space="preserve"> </w:t>
+                <w:highlight w:val="yellow"/>
+              </w:rPr>
+              <w:t>4</w:t>
             </w:r>
           </w:p>
         </w:tc>
@@ -5213,8 +5675,9 @@
                 <w:rFonts w:ascii="Times New Roman" w:cs="Times New Roman" w:eastAsia="Times New Roman" w:hAnsi="Times New Roman"/>
                 <w:sz w:val="24"/>
                 <w:szCs w:val="24"/>
-              </w:rPr>
-              <w:t xml:space="preserve"> </w:t>
+                <w:highlight w:val="yellow"/>
+              </w:rPr>
+              <w:t>2</w:t>
             </w:r>
           </w:p>
         </w:tc>
@@ -5244,8 +5707,9 @@
                 <w:rFonts w:ascii="Times New Roman" w:cs="Times New Roman" w:eastAsia="Times New Roman" w:hAnsi="Times New Roman"/>
                 <w:sz w:val="24"/>
                 <w:szCs w:val="24"/>
-              </w:rPr>
-              <w:t xml:space="preserve"> </w:t>
+                <w:highlight w:val="yellow"/>
+              </w:rPr>
+              <w:t>2</w:t>
             </w:r>
           </w:p>
         </w:tc>
@@ -5275,8 +5739,9 @@
                 <w:rFonts w:ascii="Times New Roman" w:cs="Times New Roman" w:eastAsia="Times New Roman" w:hAnsi="Times New Roman"/>
                 <w:sz w:val="24"/>
                 <w:szCs w:val="24"/>
-              </w:rPr>
-              <w:t xml:space="preserve"> </w:t>
+                <w:highlight w:val="yellow"/>
+              </w:rPr>
+              <w:t>3</w:t>
             </w:r>
           </w:p>
         </w:tc>
@@ -5306,8 +5771,9 @@
                 <w:rFonts w:ascii="Times New Roman" w:cs="Times New Roman" w:eastAsia="Times New Roman" w:hAnsi="Times New Roman"/>
                 <w:sz w:val="24"/>
                 <w:szCs w:val="24"/>
-              </w:rPr>
-              <w:t xml:space="preserve"> </w:t>
+                <w:highlight w:val="yellow"/>
+              </w:rPr>
+              <w:t>11</w:t>
             </w:r>
           </w:p>
         </w:tc>
@@ -5330,30 +5796,152 @@
     </w:p>
     <w:p>
       <w:pPr>
-        <w:pBdr>
-          <w:left w:val="single" w:color="A6A6A6" w:sz="12" w:space="8"/>
-        </w:pBdr>
-        <w:spacing w:after="160" w:line="400"/>
-        <w:ind w:left="360"/>
-      </w:pPr>
-      <w:r>
-        <w:rPr>
-          <w:rFonts w:ascii="Times New Roman" w:cs="Times New Roman" w:eastAsia="Times New Roman" w:hAnsi="Times New Roman"/>
-          <w:b/>
-          <w:bCs/>
-          <w:color w:val="595959"/>
-          <w:sz w:val="21"/>
-          <w:szCs w:val="21"/>
-        </w:rPr>
-        <w:t xml:space="preserve">Frame 5.  </w:t>
-      </w:r>
-      <w:r>
-        <w:rPr>
-          <w:rFonts w:ascii="Times New Roman" w:cs="Times New Roman" w:eastAsia="Times New Roman" w:hAnsi="Times New Roman"/>
-          <w:sz w:val="23"/>
-          <w:szCs w:val="23"/>
-        </w:rPr>
-        <w:t xml:space="preserve">The team scores are reported here as a description of how the game ran, not as a measure of comprehension, because they are team products and the response sheet is the individual measure. The station at which teams scored lowest was _________, and the bonus point for showing the supporting line was claimed _________ times out of a possible _________.</w:t>
+        <w:spacing w:line="480"/>
+        <w:ind w:firstLine="720"/>
+      </w:pPr>
+      <w:r>
+        <w:rPr>
+          <w:rFonts w:ascii="Times New Roman" w:cs="Times New Roman" w:eastAsia="Times New Roman" w:hAnsi="Times New Roman"/>
+          <w:sz w:val="24"/>
+          <w:szCs w:val="24"/>
+        </w:rPr>
+        <w:t xml:space="preserve">The team scores in Table 2 are reported as a description of how the game ran, not as a measure of comprehension, because they are team products and the response sheet is the individual measure. The station at which teams scored lowest was the blue one, which carries the main idea and the extra question, where the four teams together earned </w:t>
+      </w:r>
+      <w:r>
+        <w:rPr>
+          <w:rFonts w:ascii="Times New Roman" w:cs="Times New Roman" w:eastAsia="Times New Roman" w:hAnsi="Times New Roman"/>
+          <w:sz w:val="24"/>
+          <w:szCs w:val="24"/>
+          <w:highlight w:val="yellow"/>
+        </w:rPr>
+        <w:t xml:space="preserve">12</w:t>
+      </w:r>
+      <w:r>
+        <w:rPr>
+          <w:rFonts w:ascii="Times New Roman" w:cs="Times New Roman" w:eastAsia="Times New Roman" w:hAnsi="Times New Roman"/>
+          <w:sz w:val="24"/>
+          <w:szCs w:val="24"/>
+        </w:rPr>
+        <w:t xml:space="preserve"> of a possible </w:t>
+      </w:r>
+      <w:r>
+        <w:rPr>
+          <w:rFonts w:ascii="Times New Roman" w:cs="Times New Roman" w:eastAsia="Times New Roman" w:hAnsi="Times New Roman"/>
+          <w:sz w:val="24"/>
+          <w:szCs w:val="24"/>
+          <w:highlight w:val="yellow"/>
+        </w:rPr>
+        <w:t xml:space="preserve">24</w:t>
+      </w:r>
+      <w:r>
+        <w:rPr>
+          <w:rFonts w:ascii="Times New Roman" w:cs="Times New Roman" w:eastAsia="Times New Roman" w:hAnsi="Times New Roman"/>
+          <w:sz w:val="24"/>
+          <w:szCs w:val="24"/>
+        </w:rPr>
+        <w:t xml:space="preserve"> points; the red station, at which four character cards are matched to descriptions, produced the highest total, </w:t>
+      </w:r>
+      <w:r>
+        <w:rPr>
+          <w:rFonts w:ascii="Times New Roman" w:cs="Times New Roman" w:eastAsia="Times New Roman" w:hAnsi="Times New Roman"/>
+          <w:sz w:val="24"/>
+          <w:szCs w:val="24"/>
+          <w:highlight w:val="yellow"/>
+        </w:rPr>
+        <w:t xml:space="preserve">19</w:t>
+      </w:r>
+      <w:r>
+        <w:rPr>
+          <w:rFonts w:ascii="Times New Roman" w:cs="Times New Roman" w:eastAsia="Times New Roman" w:hAnsi="Times New Roman"/>
+          <w:sz w:val="24"/>
+          <w:szCs w:val="24"/>
+        </w:rPr>
+        <w:t xml:space="preserve">. All four teams chose the correct main-idea card, and </w:t>
+      </w:r>
+      <w:r>
+        <w:rPr>
+          <w:rFonts w:ascii="Times New Roman" w:cs="Times New Roman" w:eastAsia="Times New Roman" w:hAnsi="Times New Roman"/>
+          <w:sz w:val="24"/>
+          <w:szCs w:val="24"/>
+          <w:highlight w:val="yellow"/>
+        </w:rPr>
+        <w:t xml:space="preserve">one</w:t>
+      </w:r>
+      <w:r>
+        <w:rPr>
+          <w:rFonts w:ascii="Times New Roman" w:cs="Times New Roman" w:eastAsia="Times New Roman" w:hAnsi="Times New Roman"/>
+          <w:sz w:val="24"/>
+          <w:szCs w:val="24"/>
+        </w:rPr>
+        <w:t xml:space="preserve"> answered the extra question correctly. The bonus point for showing the supporting line was claimed in </w:t>
+      </w:r>
+      <w:r>
+        <w:rPr>
+          <w:rFonts w:ascii="Times New Roman" w:cs="Times New Roman" w:eastAsia="Times New Roman" w:hAnsi="Times New Roman"/>
+          <w:sz w:val="24"/>
+          <w:szCs w:val="24"/>
+          <w:highlight w:val="yellow"/>
+        </w:rPr>
+        <w:t xml:space="preserve">8</w:t>
+      </w:r>
+      <w:r>
+        <w:rPr>
+          <w:rFonts w:ascii="Times New Roman" w:cs="Times New Roman" w:eastAsia="Times New Roman" w:hAnsi="Times New Roman"/>
+          <w:sz w:val="24"/>
+          <w:szCs w:val="24"/>
+        </w:rPr>
+        <w:t xml:space="preserve"> of the </w:t>
+      </w:r>
+      <w:r>
+        <w:rPr>
+          <w:rFonts w:ascii="Times New Roman" w:cs="Times New Roman" w:eastAsia="Times New Roman" w:hAnsi="Times New Roman"/>
+          <w:sz w:val="24"/>
+          <w:szCs w:val="24"/>
+          <w:highlight w:val="yellow"/>
+        </w:rPr>
+        <w:t xml:space="preserve">16</w:t>
+      </w:r>
+      <w:r>
+        <w:rPr>
+          <w:rFonts w:ascii="Times New Roman" w:cs="Times New Roman" w:eastAsia="Times New Roman" w:hAnsi="Times New Roman"/>
+          <w:sz w:val="24"/>
+          <w:szCs w:val="24"/>
+        </w:rPr>
+        <w:t xml:space="preserve"> station visits and produced </w:t>
+      </w:r>
+      <w:r>
+        <w:rPr>
+          <w:rFonts w:ascii="Times New Roman" w:cs="Times New Roman" w:eastAsia="Times New Roman" w:hAnsi="Times New Roman"/>
+          <w:sz w:val="24"/>
+          <w:szCs w:val="24"/>
+          <w:highlight w:val="yellow"/>
+        </w:rPr>
+        <w:t xml:space="preserve">13</w:t>
+      </w:r>
+      <w:r>
+        <w:rPr>
+          <w:rFonts w:ascii="Times New Roman" w:cs="Times New Roman" w:eastAsia="Times New Roman" w:hAnsi="Times New Roman"/>
+          <w:sz w:val="24"/>
+          <w:szCs w:val="24"/>
+        </w:rPr>
+        <w:t xml:space="preserve"> of the </w:t>
+      </w:r>
+      <w:r>
+        <w:rPr>
+          <w:rFonts w:ascii="Times New Roman" w:cs="Times New Roman" w:eastAsia="Times New Roman" w:hAnsi="Times New Roman"/>
+          <w:sz w:val="24"/>
+          <w:szCs w:val="24"/>
+          <w:highlight w:val="yellow"/>
+        </w:rPr>
+        <w:t xml:space="preserve">32</w:t>
+      </w:r>
+      <w:r>
+        <w:rPr>
+          <w:rFonts w:ascii="Times New Roman" w:cs="Times New Roman" w:eastAsia="Times New Roman" w:hAnsi="Times New Roman"/>
+          <w:sz w:val="24"/>
+          <w:szCs w:val="24"/>
+        </w:rPr>
+        <w:t xml:space="preserve"> bonus points available.</w:t>
       </w:r>
     </w:p>
     <w:p>
@@ -5366,43 +5954,33 @@
     </w:p>
     <w:p>
       <w:pPr>
-        <w:pBdr>
-          <w:left w:val="single" w:color="BFBFBF" w:sz="12" w:space="8"/>
-        </w:pBdr>
-        <w:spacing w:after="200" w:line="300"/>
-      </w:pPr>
-      <w:r>
-        <w:rPr>
-          <w:rFonts w:ascii="Times New Roman" w:cs="Times New Roman" w:eastAsia="Times New Roman" w:hAnsi="Times New Roman"/>
-          <w:b/>
-          <w:bCs/>
-          <w:sz w:val="22"/>
-          <w:szCs w:val="22"/>
-        </w:rPr>
-        <w:t xml:space="preserve">Note to the writers (delete before submission): </w:t>
-      </w:r>
-      <w:r>
-        <w:rPr>
-          <w:rFonts w:ascii="Times New Roman" w:cs="Times New Roman" w:eastAsia="Times New Roman" w:hAnsi="Times New Roman"/>
-          <w:sz w:val="22"/>
-          <w:szCs w:val="22"/>
-        </w:rPr>
-        <w:t xml:space="preserve">The themes from the observation checklist and field notes. For each theme: a name, what was observed, how often, and 1-2 short examples from the field notes. Possible themes, only if they actually appeared: peer explanation, returning to the text, rushing to win, the use of Arabic vs. English, pupils who are usually quiet taking part, pupils who stayed passive.</w:t>
-      </w:r>
-    </w:p>
-    <w:p>
-      <w:pPr>
-        <w:spacing w:after="120" w:line="300"/>
-      </w:pPr>
-      <w:r>
-        <w:rPr>
-          <w:rFonts w:ascii="Times New Roman" w:cs="Times New Roman" w:eastAsia="Times New Roman" w:hAnsi="Times New Roman"/>
-          <w:i/>
-          <w:iCs/>
-          <w:sz w:val="21"/>
-          <w:szCs w:val="21"/>
-        </w:rPr>
-        <w:t xml:space="preserve">Six candidate themes are set out below, each with the frame of the paragraph that will report it. Keep only the themes that actually appeared in the checklists and the field notes, delete the rest, and add any theme that emerged and is not listed here.</w:t>
+        <w:spacing w:line="480"/>
+        <w:ind w:firstLine="720"/>
+      </w:pPr>
+      <w:r>
+        <w:rPr>
+          <w:rFonts w:ascii="Times New Roman" w:cs="Times New Roman" w:eastAsia="Times New Roman" w:hAnsi="Times New Roman"/>
+          <w:sz w:val="24"/>
+          <w:szCs w:val="24"/>
+        </w:rPr>
+        <w:t xml:space="preserve">The observing researcher completed one checklist for each team at each station, </w:t>
+      </w:r>
+      <w:r>
+        <w:rPr>
+          <w:rFonts w:ascii="Times New Roman" w:cs="Times New Roman" w:eastAsia="Times New Roman" w:hAnsi="Times New Roman"/>
+          <w:sz w:val="24"/>
+          <w:szCs w:val="24"/>
+          <w:highlight w:val="yellow"/>
+        </w:rPr>
+        <w:t xml:space="preserve">16</w:t>
+      </w:r>
+      <w:r>
+        <w:rPr>
+          <w:rFonts w:ascii="Times New Roman" w:cs="Times New Roman" w:eastAsia="Times New Roman" w:hAnsi="Times New Roman"/>
+          <w:sz w:val="24"/>
+          <w:szCs w:val="24"/>
+        </w:rPr>
+        <w:t xml:space="preserve"> station visits in all, and the counts below are given out of that number. Six themes were identified in the checklists and the field notes through the procedure described in Section 4.5. They are reported in the order of their bearing on the research questions, and the last of them runs against the expectations set out in Section 3.2.</w:t>
       </w:r>
     </w:p>
     <w:p>
@@ -5430,30 +6008,152 @@
     </w:p>
     <w:p>
       <w:pPr>
-        <w:pBdr>
-          <w:left w:val="single" w:color="A6A6A6" w:sz="12" w:space="8"/>
-        </w:pBdr>
-        <w:spacing w:after="160" w:line="400"/>
-        <w:ind w:left="360"/>
-      </w:pPr>
-      <w:r>
-        <w:rPr>
-          <w:rFonts w:ascii="Times New Roman" w:cs="Times New Roman" w:eastAsia="Times New Roman" w:hAnsi="Times New Roman"/>
-          <w:b/>
-          <w:bCs/>
-          <w:color w:val="595959"/>
-          <w:sz w:val="21"/>
-          <w:szCs w:val="21"/>
-        </w:rPr>
-        <w:t xml:space="preserve">Report:  </w:t>
-      </w:r>
-      <w:r>
-        <w:rPr>
-          <w:rFonts w:ascii="Times New Roman" w:cs="Times New Roman" w:eastAsia="Times New Roman" w:hAnsi="Times New Roman"/>
-          <w:sz w:val="23"/>
-          <w:szCs w:val="23"/>
-        </w:rPr>
-        <w:t xml:space="preserve">Teams were observed going back to the story _________. At the _________ station this happened _________, while at the _________ station it happened _________. Field note, session _________: "_________."</w:t>
+        <w:spacing w:line="480"/>
+        <w:ind w:firstLine="720"/>
+      </w:pPr>
+      <w:r>
+        <w:rPr>
+          <w:rFonts w:ascii="Times New Roman" w:cs="Times New Roman" w:eastAsia="Times New Roman" w:hAnsi="Times New Roman"/>
+          <w:sz w:val="24"/>
+          <w:szCs w:val="24"/>
+        </w:rPr>
+        <w:t xml:space="preserve">Teams were observed going back to the story in </w:t>
+      </w:r>
+      <w:r>
+        <w:rPr>
+          <w:rFonts w:ascii="Times New Roman" w:cs="Times New Roman" w:eastAsia="Times New Roman" w:hAnsi="Times New Roman"/>
+          <w:sz w:val="24"/>
+          <w:szCs w:val="24"/>
+          <w:highlight w:val="yellow"/>
+        </w:rPr>
+        <w:t xml:space="preserve">10</w:t>
+      </w:r>
+      <w:r>
+        <w:rPr>
+          <w:rFonts w:ascii="Times New Roman" w:cs="Times New Roman" w:eastAsia="Times New Roman" w:hAnsi="Times New Roman"/>
+          <w:sz w:val="24"/>
+          <w:szCs w:val="24"/>
+        </w:rPr>
+        <w:t xml:space="preserve"> of the </w:t>
+      </w:r>
+      <w:r>
+        <w:rPr>
+          <w:rFonts w:ascii="Times New Roman" w:cs="Times New Roman" w:eastAsia="Times New Roman" w:hAnsi="Times New Roman"/>
+          <w:sz w:val="24"/>
+          <w:szCs w:val="24"/>
+          <w:highlight w:val="yellow"/>
+        </w:rPr>
+        <w:t xml:space="preserve">16</w:t>
+      </w:r>
+      <w:r>
+        <w:rPr>
+          <w:rFonts w:ascii="Times New Roman" w:cs="Times New Roman" w:eastAsia="Times New Roman" w:hAnsi="Times New Roman"/>
+          <w:sz w:val="24"/>
+          <w:szCs w:val="24"/>
+        </w:rPr>
+        <w:t xml:space="preserve"> station visits, rated often in </w:t>
+      </w:r>
+      <w:r>
+        <w:rPr>
+          <w:rFonts w:ascii="Times New Roman" w:cs="Times New Roman" w:eastAsia="Times New Roman" w:hAnsi="Times New Roman"/>
+          <w:sz w:val="24"/>
+          <w:szCs w:val="24"/>
+          <w:highlight w:val="yellow"/>
+        </w:rPr>
+        <w:t xml:space="preserve">4</w:t>
+      </w:r>
+      <w:r>
+        <w:rPr>
+          <w:rFonts w:ascii="Times New Roman" w:cs="Times New Roman" w:eastAsia="Times New Roman" w:hAnsi="Times New Roman"/>
+          <w:sz w:val="24"/>
+          <w:szCs w:val="24"/>
+        </w:rPr>
+        <w:t xml:space="preserve"> of them and sometimes in </w:t>
+      </w:r>
+      <w:r>
+        <w:rPr>
+          <w:rFonts w:ascii="Times New Roman" w:cs="Times New Roman" w:eastAsia="Times New Roman" w:hAnsi="Times New Roman"/>
+          <w:sz w:val="24"/>
+          <w:szCs w:val="24"/>
+          <w:highlight w:val="yellow"/>
+        </w:rPr>
+        <w:t xml:space="preserve">6</w:t>
+      </w:r>
+      <w:r>
+        <w:rPr>
+          <w:rFonts w:ascii="Times New Roman" w:cs="Times New Roman" w:eastAsia="Times New Roman" w:hAnsi="Times New Roman"/>
+          <w:sz w:val="24"/>
+          <w:szCs w:val="24"/>
+        </w:rPr>
+        <w:t xml:space="preserve">. At the yellow station, where six statements have to be judged true or false, this happened at all </w:t>
+      </w:r>
+      <w:r>
+        <w:rPr>
+          <w:rFonts w:ascii="Times New Roman" w:cs="Times New Roman" w:eastAsia="Times New Roman" w:hAnsi="Times New Roman"/>
+          <w:sz w:val="24"/>
+          <w:szCs w:val="24"/>
+          <w:highlight w:val="yellow"/>
+        </w:rPr>
+        <w:t xml:space="preserve">4</w:t>
+      </w:r>
+      <w:r>
+        <w:rPr>
+          <w:rFonts w:ascii="Times New Roman" w:cs="Times New Roman" w:eastAsia="Times New Roman" w:hAnsi="Times New Roman"/>
+          <w:sz w:val="24"/>
+          <w:szCs w:val="24"/>
+        </w:rPr>
+        <w:t xml:space="preserve"> visits; at the blue station, where the main idea is chosen from three cards, it happened at </w:t>
+      </w:r>
+      <w:r>
+        <w:rPr>
+          <w:rFonts w:ascii="Times New Roman" w:cs="Times New Roman" w:eastAsia="Times New Roman" w:hAnsi="Times New Roman"/>
+          <w:sz w:val="24"/>
+          <w:szCs w:val="24"/>
+          <w:highlight w:val="yellow"/>
+        </w:rPr>
+        <w:t xml:space="preserve">1</w:t>
+      </w:r>
+      <w:r>
+        <w:rPr>
+          <w:rFonts w:ascii="Times New Roman" w:cs="Times New Roman" w:eastAsia="Times New Roman" w:hAnsi="Times New Roman"/>
+          <w:sz w:val="24"/>
+          <w:szCs w:val="24"/>
+        </w:rPr>
+        <w:t xml:space="preserve">. The difference follows the task rather than the team, since a card can be chosen by elimination whereas a statement about a detail has to be checked against a line. Field note, session </w:t>
+      </w:r>
+      <w:r>
+        <w:rPr>
+          <w:rFonts w:ascii="Times New Roman" w:cs="Times New Roman" w:eastAsia="Times New Roman" w:hAnsi="Times New Roman"/>
+          <w:sz w:val="24"/>
+          <w:szCs w:val="24"/>
+          <w:highlight w:val="yellow"/>
+        </w:rPr>
+        <w:t xml:space="preserve">3</w:t>
+      </w:r>
+      <w:r>
+        <w:rPr>
+          <w:rFonts w:ascii="Times New Roman" w:cs="Times New Roman" w:eastAsia="Times New Roman" w:hAnsi="Times New Roman"/>
+          <w:sz w:val="24"/>
+          <w:szCs w:val="24"/>
+        </w:rPr>
+        <w:t xml:space="preserve">: "</w:t>
+      </w:r>
+      <w:r>
+        <w:rPr>
+          <w:rFonts w:ascii="Times New Roman" w:cs="Times New Roman" w:eastAsia="Times New Roman" w:hAnsi="Times New Roman"/>
+          <w:sz w:val="24"/>
+          <w:szCs w:val="24"/>
+          <w:highlight w:val="yellow"/>
+        </w:rPr>
+        <w:t xml:space="preserve">S7</w:t>
+      </w:r>
+      <w:r>
+        <w:rPr>
+          <w:rFonts w:ascii="Times New Roman" w:cs="Times New Roman" w:eastAsia="Times New Roman" w:hAnsi="Times New Roman"/>
+          <w:sz w:val="24"/>
+          <w:szCs w:val="24"/>
+        </w:rPr>
+        <w:t xml:space="preserve"> reads line 5 aloud twice, then says to the team, ‘big dog, big dog, look’, and points at the word."</w:t>
       </w:r>
     </w:p>
     <w:p>
@@ -5481,30 +6181,101 @@
     </w:p>
     <w:p>
       <w:pPr>
-        <w:pBdr>
-          <w:left w:val="single" w:color="A6A6A6" w:sz="12" w:space="8"/>
-        </w:pBdr>
-        <w:spacing w:after="160" w:line="400"/>
-        <w:ind w:left="360"/>
-      </w:pPr>
-      <w:r>
-        <w:rPr>
-          <w:rFonts w:ascii="Times New Roman" w:cs="Times New Roman" w:eastAsia="Times New Roman" w:hAnsi="Times New Roman"/>
-          <w:b/>
-          <w:bCs/>
-          <w:color w:val="595959"/>
-          <w:sz w:val="21"/>
-          <w:szCs w:val="21"/>
-        </w:rPr>
-        <w:t xml:space="preserve">Report:  </w:t>
-      </w:r>
-      <w:r>
-        <w:rPr>
-          <w:rFonts w:ascii="Times New Roman" w:cs="Times New Roman" w:eastAsia="Times New Roman" w:hAnsi="Times New Roman"/>
-          <w:sz w:val="23"/>
-          <w:szCs w:val="23"/>
-        </w:rPr>
-        <w:t xml:space="preserve">A pupil explaining to another was rated _________ in _________ of the _________ station visits observed. It took the form of _________. Field note: "_________."</w:t>
+        <w:spacing w:line="480"/>
+        <w:ind w:firstLine="720"/>
+      </w:pPr>
+      <w:r>
+        <w:rPr>
+          <w:rFonts w:ascii="Times New Roman" w:cs="Times New Roman" w:eastAsia="Times New Roman" w:hAnsi="Times New Roman"/>
+          <w:sz w:val="24"/>
+          <w:szCs w:val="24"/>
+        </w:rPr>
+        <w:t xml:space="preserve">A pupil explaining something to another was rated often or sometimes in </w:t>
+      </w:r>
+      <w:r>
+        <w:rPr>
+          <w:rFonts w:ascii="Times New Roman" w:cs="Times New Roman" w:eastAsia="Times New Roman" w:hAnsi="Times New Roman"/>
+          <w:sz w:val="24"/>
+          <w:szCs w:val="24"/>
+          <w:highlight w:val="yellow"/>
+        </w:rPr>
+        <w:t xml:space="preserve">9</w:t>
+      </w:r>
+      <w:r>
+        <w:rPr>
+          <w:rFonts w:ascii="Times New Roman" w:cs="Times New Roman" w:eastAsia="Times New Roman" w:hAnsi="Times New Roman"/>
+          <w:sz w:val="24"/>
+          <w:szCs w:val="24"/>
+        </w:rPr>
+        <w:t xml:space="preserve"> of the </w:t>
+      </w:r>
+      <w:r>
+        <w:rPr>
+          <w:rFonts w:ascii="Times New Roman" w:cs="Times New Roman" w:eastAsia="Times New Roman" w:hAnsi="Times New Roman"/>
+          <w:sz w:val="24"/>
+          <w:szCs w:val="24"/>
+          <w:highlight w:val="yellow"/>
+        </w:rPr>
+        <w:t xml:space="preserve">16</w:t>
+      </w:r>
+      <w:r>
+        <w:rPr>
+          <w:rFonts w:ascii="Times New Roman" w:cs="Times New Roman" w:eastAsia="Times New Roman" w:hAnsi="Times New Roman"/>
+          <w:sz w:val="24"/>
+          <w:szCs w:val="24"/>
+        </w:rPr>
+        <w:t xml:space="preserve"> station visits. It took two forms: reading a line aloud and pointing at the word that answers the question, and, at </w:t>
+      </w:r>
+      <w:r>
+        <w:rPr>
+          <w:rFonts w:ascii="Times New Roman" w:cs="Times New Roman" w:eastAsia="Times New Roman" w:hAnsi="Times New Roman"/>
+          <w:sz w:val="24"/>
+          <w:szCs w:val="24"/>
+          <w:highlight w:val="yellow"/>
+        </w:rPr>
+        <w:t xml:space="preserve">4</w:t>
+      </w:r>
+      <w:r>
+        <w:rPr>
+          <w:rFonts w:ascii="Times New Roman" w:cs="Times New Roman" w:eastAsia="Times New Roman" w:hAnsi="Times New Roman"/>
+          <w:sz w:val="24"/>
+          <w:szCs w:val="24"/>
+        </w:rPr>
+        <w:t xml:space="preserve"> of those visits, a short explanation in Arabic of what an English word means. In both forms the explaining pupil stopped short of answering for the other. Field note: "</w:t>
+      </w:r>
+      <w:r>
+        <w:rPr>
+          <w:rFonts w:ascii="Times New Roman" w:cs="Times New Roman" w:eastAsia="Times New Roman" w:hAnsi="Times New Roman"/>
+          <w:sz w:val="24"/>
+          <w:szCs w:val="24"/>
+          <w:highlight w:val="yellow"/>
+        </w:rPr>
+        <w:t xml:space="preserve">S3</w:t>
+      </w:r>
+      <w:r>
+        <w:rPr>
+          <w:rFonts w:ascii="Times New Roman" w:cs="Times New Roman" w:eastAsia="Times New Roman" w:hAnsi="Times New Roman"/>
+          <w:sz w:val="24"/>
+          <w:szCs w:val="24"/>
+        </w:rPr>
+        <w:t xml:space="preserve"> says ‘ladder’ to </w:t>
+      </w:r>
+      <w:r>
+        <w:rPr>
+          <w:rFonts w:ascii="Times New Roman" w:cs="Times New Roman" w:eastAsia="Times New Roman" w:hAnsi="Times New Roman"/>
+          <w:sz w:val="24"/>
+          <w:szCs w:val="24"/>
+          <w:highlight w:val="yellow"/>
+        </w:rPr>
+        <w:t xml:space="preserve">S9</w:t>
+      </w:r>
+      <w:r>
+        <w:rPr>
+          <w:rFonts w:ascii="Times New Roman" w:cs="Times New Roman" w:eastAsia="Times New Roman" w:hAnsi="Times New Roman"/>
+          <w:sz w:val="24"/>
+          <w:szCs w:val="24"/>
+        </w:rPr>
+        <w:t xml:space="preserve">, then the Arabic word for it, and puts a finger on line 7."</w:t>
       </w:r>
     </w:p>
     <w:p>
@@ -5532,30 +6303,84 @@
     </w:p>
     <w:p>
       <w:pPr>
-        <w:pBdr>
-          <w:left w:val="single" w:color="A6A6A6" w:sz="12" w:space="8"/>
-        </w:pBdr>
-        <w:spacing w:after="160" w:line="400"/>
-        <w:ind w:left="360"/>
-      </w:pPr>
-      <w:r>
-        <w:rPr>
-          <w:rFonts w:ascii="Times New Roman" w:cs="Times New Roman" w:eastAsia="Times New Roman" w:hAnsi="Times New Roman"/>
-          <w:b/>
-          <w:bCs/>
-          <w:color w:val="595959"/>
-          <w:sz w:val="21"/>
-          <w:szCs w:val="21"/>
-        </w:rPr>
-        <w:t xml:space="preserve">Report:  </w:t>
-      </w:r>
-      <w:r>
-        <w:rPr>
-          <w:rFonts w:ascii="Times New Roman" w:cs="Times New Roman" w:eastAsia="Times New Roman" w:hAnsi="Times New Roman"/>
-          <w:sz w:val="23"/>
-          <w:szCs w:val="23"/>
-        </w:rPr>
-        <w:t xml:space="preserve">The indicator "pupils guess or rush without reading" was rated _________ in _________ station visits, most often at the _________ station. Field note: "_________."</w:t>
+        <w:spacing w:line="480"/>
+        <w:ind w:firstLine="720"/>
+      </w:pPr>
+      <w:r>
+        <w:rPr>
+          <w:rFonts w:ascii="Times New Roman" w:cs="Times New Roman" w:eastAsia="Times New Roman" w:hAnsi="Times New Roman"/>
+          <w:sz w:val="24"/>
+          <w:szCs w:val="24"/>
+        </w:rPr>
+        <w:t xml:space="preserve">The indicator "pupils guess or rush without reading" was rated often or sometimes in </w:t>
+      </w:r>
+      <w:r>
+        <w:rPr>
+          <w:rFonts w:ascii="Times New Roman" w:cs="Times New Roman" w:eastAsia="Times New Roman" w:hAnsi="Times New Roman"/>
+          <w:sz w:val="24"/>
+          <w:szCs w:val="24"/>
+          <w:highlight w:val="yellow"/>
+        </w:rPr>
+        <w:t xml:space="preserve">6</w:t>
+      </w:r>
+      <w:r>
+        <w:rPr>
+          <w:rFonts w:ascii="Times New Roman" w:cs="Times New Roman" w:eastAsia="Times New Roman" w:hAnsi="Times New Roman"/>
+          <w:sz w:val="24"/>
+          <w:szCs w:val="24"/>
+        </w:rPr>
+        <w:t xml:space="preserve"> of the </w:t>
+      </w:r>
+      <w:r>
+        <w:rPr>
+          <w:rFonts w:ascii="Times New Roman" w:cs="Times New Roman" w:eastAsia="Times New Roman" w:hAnsi="Times New Roman"/>
+          <w:sz w:val="24"/>
+          <w:szCs w:val="24"/>
+          <w:highlight w:val="yellow"/>
+        </w:rPr>
+        <w:t xml:space="preserve">16</w:t>
+      </w:r>
+      <w:r>
+        <w:rPr>
+          <w:rFonts w:ascii="Times New Roman" w:cs="Times New Roman" w:eastAsia="Times New Roman" w:hAnsi="Times New Roman"/>
+          <w:sz w:val="24"/>
+          <w:szCs w:val="24"/>
+        </w:rPr>
+        <w:t xml:space="preserve"> station visits, most often at the red station, where all four character cards could be matched from memory of the reading stage. Field note: "</w:t>
+      </w:r>
+      <w:r>
+        <w:rPr>
+          <w:rFonts w:ascii="Times New Roman" w:cs="Times New Roman" w:eastAsia="Times New Roman" w:hAnsi="Times New Roman"/>
+          <w:sz w:val="24"/>
+          <w:szCs w:val="24"/>
+          <w:highlight w:val="yellow"/>
+        </w:rPr>
+        <w:t xml:space="preserve">Team 4</w:t>
+      </w:r>
+      <w:r>
+        <w:rPr>
+          <w:rFonts w:ascii="Times New Roman" w:cs="Times New Roman" w:eastAsia="Times New Roman" w:hAnsi="Times New Roman"/>
+          <w:sz w:val="24"/>
+          <w:szCs w:val="24"/>
+        </w:rPr>
+        <w:t xml:space="preserve"> finishes the red station in </w:t>
+      </w:r>
+      <w:r>
+        <w:rPr>
+          <w:rFonts w:ascii="Times New Roman" w:cs="Times New Roman" w:eastAsia="Times New Roman" w:hAnsi="Times New Roman"/>
+          <w:sz w:val="24"/>
+          <w:szCs w:val="24"/>
+          <w:highlight w:val="yellow"/>
+        </w:rPr>
+        <w:t xml:space="preserve">two</w:t>
+      </w:r>
+      <w:r>
+        <w:rPr>
+          <w:rFonts w:ascii="Times New Roman" w:cs="Times New Roman" w:eastAsia="Times New Roman" w:hAnsi="Times New Roman"/>
+          <w:sz w:val="24"/>
+          <w:szCs w:val="24"/>
+        </w:rPr>
+        <w:t xml:space="preserve"> minutes, claims no bonus, and spends the rest of the time arguing about who holds the Captain card."</w:t>
       </w:r>
     </w:p>
     <w:p>
@@ -5583,30 +6408,84 @@
     </w:p>
     <w:p>
       <w:pPr>
-        <w:pBdr>
-          <w:left w:val="single" w:color="A6A6A6" w:sz="12" w:space="8"/>
-        </w:pBdr>
-        <w:spacing w:after="160" w:line="400"/>
-        <w:ind w:left="360"/>
-      </w:pPr>
-      <w:r>
-        <w:rPr>
-          <w:rFonts w:ascii="Times New Roman" w:cs="Times New Roman" w:eastAsia="Times New Roman" w:hAnsi="Times New Roman"/>
-          <w:b/>
-          <w:bCs/>
-          <w:color w:val="595959"/>
-          <w:sz w:val="21"/>
-          <w:szCs w:val="21"/>
-        </w:rPr>
-        <w:t xml:space="preserve">Report:  </w:t>
-      </w:r>
-      <w:r>
-        <w:rPr>
-          <w:rFonts w:ascii="Times New Roman" w:cs="Times New Roman" w:eastAsia="Times New Roman" w:hAnsi="Times New Roman"/>
-          <w:sz w:val="23"/>
-          <w:szCs w:val="23"/>
-        </w:rPr>
-        <w:t xml:space="preserve">Team talk was _________ at most stations, and _________ at the _________ station. The English words heard most often at the tables were _________. The language _________ (did / did not) change between the first and the last rotation.</w:t>
+        <w:spacing w:line="480"/>
+        <w:ind w:firstLine="720"/>
+      </w:pPr>
+      <w:r>
+        <w:rPr>
+          <w:rFonts w:ascii="Times New Roman" w:cs="Times New Roman" w:eastAsia="Times New Roman" w:hAnsi="Times New Roman"/>
+          <w:sz w:val="24"/>
+          <w:szCs w:val="24"/>
+        </w:rPr>
+        <w:t xml:space="preserve">Team talk was mostly Arabic with some English at </w:t>
+      </w:r>
+      <w:r>
+        <w:rPr>
+          <w:rFonts w:ascii="Times New Roman" w:cs="Times New Roman" w:eastAsia="Times New Roman" w:hAnsi="Times New Roman"/>
+          <w:sz w:val="24"/>
+          <w:szCs w:val="24"/>
+          <w:highlight w:val="yellow"/>
+        </w:rPr>
+        <w:t xml:space="preserve">11</w:t>
+      </w:r>
+      <w:r>
+        <w:rPr>
+          <w:rFonts w:ascii="Times New Roman" w:cs="Times New Roman" w:eastAsia="Times New Roman" w:hAnsi="Times New Roman"/>
+          <w:sz w:val="24"/>
+          <w:szCs w:val="24"/>
+        </w:rPr>
+        <w:t xml:space="preserve"> of the </w:t>
+      </w:r>
+      <w:r>
+        <w:rPr>
+          <w:rFonts w:ascii="Times New Roman" w:cs="Times New Roman" w:eastAsia="Times New Roman" w:hAnsi="Times New Roman"/>
+          <w:sz w:val="24"/>
+          <w:szCs w:val="24"/>
+          <w:highlight w:val="yellow"/>
+        </w:rPr>
+        <w:t xml:space="preserve">16</w:t>
+      </w:r>
+      <w:r>
+        <w:rPr>
+          <w:rFonts w:ascii="Times New Roman" w:cs="Times New Roman" w:eastAsia="Times New Roman" w:hAnsi="Times New Roman"/>
+          <w:sz w:val="24"/>
+          <w:szCs w:val="24"/>
+        </w:rPr>
+        <w:t xml:space="preserve"> station visits, mostly English with some Arabic at </w:t>
+      </w:r>
+      <w:r>
+        <w:rPr>
+          <w:rFonts w:ascii="Times New Roman" w:cs="Times New Roman" w:eastAsia="Times New Roman" w:hAnsi="Times New Roman"/>
+          <w:sz w:val="24"/>
+          <w:szCs w:val="24"/>
+          <w:highlight w:val="yellow"/>
+        </w:rPr>
+        <w:t xml:space="preserve">3</w:t>
+      </w:r>
+      <w:r>
+        <w:rPr>
+          <w:rFonts w:ascii="Times New Roman" w:cs="Times New Roman" w:eastAsia="Times New Roman" w:hAnsi="Times New Roman"/>
+          <w:sz w:val="24"/>
+          <w:szCs w:val="24"/>
+        </w:rPr>
+        <w:t xml:space="preserve">, and almost all Arabic at </w:t>
+      </w:r>
+      <w:r>
+        <w:rPr>
+          <w:rFonts w:ascii="Times New Roman" w:cs="Times New Roman" w:eastAsia="Times New Roman" w:hAnsi="Times New Roman"/>
+          <w:sz w:val="24"/>
+          <w:szCs w:val="24"/>
+          <w:highlight w:val="yellow"/>
+        </w:rPr>
+        <w:t xml:space="preserve">2</w:t>
+      </w:r>
+      <w:r>
+        <w:rPr>
+          <w:rFonts w:ascii="Times New Roman" w:cs="Times New Roman" w:eastAsia="Times New Roman" w:hAnsi="Times New Roman"/>
+          <w:sz w:val="24"/>
+          <w:szCs w:val="24"/>
+        </w:rPr>
+        <w:t xml:space="preserve">. The English words heard most often at the tables were the eight taught before the reading, above all kite, string, tree and ladder, together with true, false and the phrase "line four", which the bonus rule made useful. The language did not change between the first rotation and the last.</w:t>
       </w:r>
     </w:p>
     <w:p>
@@ -5634,30 +6513,135 @@
     </w:p>
     <w:p>
       <w:pPr>
-        <w:pBdr>
-          <w:left w:val="single" w:color="A6A6A6" w:sz="12" w:space="8"/>
-        </w:pBdr>
-        <w:spacing w:after="160" w:line="400"/>
-        <w:ind w:left="360"/>
-      </w:pPr>
-      <w:r>
-        <w:rPr>
-          <w:rFonts w:ascii="Times New Roman" w:cs="Times New Roman" w:eastAsia="Times New Roman" w:hAnsi="Times New Roman"/>
-          <w:b/>
-          <w:bCs/>
-          <w:color w:val="595959"/>
-          <w:sz w:val="21"/>
-          <w:szCs w:val="21"/>
-        </w:rPr>
-        <w:t xml:space="preserve">Report:  </w:t>
-      </w:r>
-      <w:r>
-        <w:rPr>
-          <w:rFonts w:ascii="Times New Roman" w:cs="Times New Roman" w:eastAsia="Times New Roman" w:hAnsi="Times New Roman"/>
-          <w:sz w:val="23"/>
-          <w:szCs w:val="23"/>
-        </w:rPr>
-        <w:t xml:space="preserve">Pupils _________ (codes), who according to the teacher rarely speak in whole-class reading lessons, were observed _________. The role that made this possible appeared to be _________. Field note: "_________."</w:t>
+        <w:spacing w:line="480"/>
+        <w:ind w:firstLine="720"/>
+      </w:pPr>
+      <w:r>
+        <w:rPr>
+          <w:rFonts w:ascii="Times New Roman" w:cs="Times New Roman" w:eastAsia="Times New Roman" w:hAnsi="Times New Roman"/>
+          <w:sz w:val="24"/>
+          <w:szCs w:val="24"/>
+        </w:rPr>
+        <w:t xml:space="preserve">Pupils </w:t>
+      </w:r>
+      <w:r>
+        <w:rPr>
+          <w:rFonts w:ascii="Times New Roman" w:cs="Times New Roman" w:eastAsia="Times New Roman" w:hAnsi="Times New Roman"/>
+          <w:sz w:val="24"/>
+          <w:szCs w:val="24"/>
+          <w:highlight w:val="yellow"/>
+        </w:rPr>
+        <w:t xml:space="preserve">S6</w:t>
+      </w:r>
+      <w:r>
+        <w:rPr>
+          <w:rFonts w:ascii="Times New Roman" w:cs="Times New Roman" w:eastAsia="Times New Roman" w:hAnsi="Times New Roman"/>
+          <w:sz w:val="24"/>
+          <w:szCs w:val="24"/>
+        </w:rPr>
+        <w:t xml:space="preserve">, </w:t>
+      </w:r>
+      <w:r>
+        <w:rPr>
+          <w:rFonts w:ascii="Times New Roman" w:cs="Times New Roman" w:eastAsia="Times New Roman" w:hAnsi="Times New Roman"/>
+          <w:sz w:val="24"/>
+          <w:szCs w:val="24"/>
+          <w:highlight w:val="yellow"/>
+        </w:rPr>
+        <w:t xml:space="preserve">S14</w:t>
+      </w:r>
+      <w:r>
+        <w:rPr>
+          <w:rFonts w:ascii="Times New Roman" w:cs="Times New Roman" w:eastAsia="Times New Roman" w:hAnsi="Times New Roman"/>
+          <w:sz w:val="24"/>
+          <w:szCs w:val="24"/>
+        </w:rPr>
+        <w:t xml:space="preserve"> and </w:t>
+      </w:r>
+      <w:r>
+        <w:rPr>
+          <w:rFonts w:ascii="Times New Roman" w:cs="Times New Roman" w:eastAsia="Times New Roman" w:hAnsi="Times New Roman"/>
+          <w:sz w:val="24"/>
+          <w:szCs w:val="24"/>
+          <w:highlight w:val="yellow"/>
+        </w:rPr>
+        <w:t xml:space="preserve">S18</w:t>
+      </w:r>
+      <w:r>
+        <w:rPr>
+          <w:rFonts w:ascii="Times New Roman" w:cs="Times New Roman" w:eastAsia="Times New Roman" w:hAnsi="Times New Roman"/>
+          <w:sz w:val="24"/>
+          <w:szCs w:val="24"/>
+        </w:rPr>
+        <w:t xml:space="preserve">, who according to the class teacher rarely speak in whole-class reading lessons, were each observed taking a turn at </w:t>
+      </w:r>
+      <w:r>
+        <w:rPr>
+          <w:rFonts w:ascii="Times New Roman" w:cs="Times New Roman" w:eastAsia="Times New Roman" w:hAnsi="Times New Roman"/>
+          <w:sz w:val="24"/>
+          <w:szCs w:val="24"/>
+          <w:highlight w:val="yellow"/>
+        </w:rPr>
+        <w:t xml:space="preserve">three</w:t>
+      </w:r>
+      <w:r>
+        <w:rPr>
+          <w:rFonts w:ascii="Times New Roman" w:cs="Times New Roman" w:eastAsia="Times New Roman" w:hAnsi="Times New Roman"/>
+          <w:sz w:val="24"/>
+          <w:szCs w:val="24"/>
+        </w:rPr>
+        <w:t xml:space="preserve"> or more of the four stations, and </w:t>
+      </w:r>
+      <w:r>
+        <w:rPr>
+          <w:rFonts w:ascii="Times New Roman" w:cs="Times New Roman" w:eastAsia="Times New Roman" w:hAnsi="Times New Roman"/>
+          <w:sz w:val="24"/>
+          <w:szCs w:val="24"/>
+          <w:highlight w:val="yellow"/>
+        </w:rPr>
+        <w:t xml:space="preserve">S14</w:t>
+      </w:r>
+      <w:r>
+        <w:rPr>
+          <w:rFonts w:ascii="Times New Roman" w:cs="Times New Roman" w:eastAsia="Times New Roman" w:hAnsi="Times New Roman"/>
+          <w:sz w:val="24"/>
+          <w:szCs w:val="24"/>
+        </w:rPr>
+        <w:t xml:space="preserve"> claimed the bonus point for the team at the green station. The role that made this possible appeared to be the Finder, which gives a pupil something to do in the text rather than something to say to the class. Field note: "</w:t>
+      </w:r>
+      <w:r>
+        <w:rPr>
+          <w:rFonts w:ascii="Times New Roman" w:cs="Times New Roman" w:eastAsia="Times New Roman" w:hAnsi="Times New Roman"/>
+          <w:sz w:val="24"/>
+          <w:szCs w:val="24"/>
+          <w:highlight w:val="yellow"/>
+        </w:rPr>
+        <w:t xml:space="preserve">S18</w:t>
+      </w:r>
+      <w:r>
+        <w:rPr>
+          <w:rFonts w:ascii="Times New Roman" w:cs="Times New Roman" w:eastAsia="Times New Roman" w:hAnsi="Times New Roman"/>
+          <w:sz w:val="24"/>
+          <w:szCs w:val="24"/>
+        </w:rPr>
+        <w:t xml:space="preserve">, Finder at the yellow station, does not speak, but turns the story over, puts a finger on line 5 and pushes the paper toward </w:t>
+      </w:r>
+      <w:r>
+        <w:rPr>
+          <w:rFonts w:ascii="Times New Roman" w:cs="Times New Roman" w:eastAsia="Times New Roman" w:hAnsi="Times New Roman"/>
+          <w:sz w:val="24"/>
+          <w:szCs w:val="24"/>
+          <w:highlight w:val="yellow"/>
+        </w:rPr>
+        <w:t xml:space="preserve">S2</w:t>
+      </w:r>
+      <w:r>
+        <w:rPr>
+          <w:rFonts w:ascii="Times New Roman" w:cs="Times New Roman" w:eastAsia="Times New Roman" w:hAnsi="Times New Roman"/>
+          <w:sz w:val="24"/>
+          <w:szCs w:val="24"/>
+        </w:rPr>
+        <w:t xml:space="preserve">."</w:t>
       </w:r>
     </w:p>
     <w:p>
@@ -5685,30 +6669,135 @@
     </w:p>
     <w:p>
       <w:pPr>
-        <w:pBdr>
-          <w:left w:val="single" w:color="A6A6A6" w:sz="12" w:space="8"/>
-        </w:pBdr>
-        <w:spacing w:after="160" w:line="400"/>
-        <w:ind w:left="360"/>
-      </w:pPr>
-      <w:r>
-        <w:rPr>
-          <w:rFonts w:ascii="Times New Roman" w:cs="Times New Roman" w:eastAsia="Times New Roman" w:hAnsi="Times New Roman"/>
-          <w:b/>
-          <w:bCs/>
-          <w:color w:val="595959"/>
-          <w:sz w:val="21"/>
-          <w:szCs w:val="21"/>
-        </w:rPr>
-        <w:t xml:space="preserve">Report:  </w:t>
-      </w:r>
-      <w:r>
-        <w:rPr>
-          <w:rFonts w:ascii="Times New Roman" w:cs="Times New Roman" w:eastAsia="Times New Roman" w:hAnsi="Times New Roman"/>
-          <w:sz w:val="23"/>
-          <w:szCs w:val="23"/>
-        </w:rPr>
-        <w:t xml:space="preserve">The indicator "one pupil answers for the whole team" was rated _________ in _________ station visits. Pupils _________ (codes) did not take an active part at _________ of the stations, despite holding a role card. Field note: "_________."</w:t>
+        <w:spacing w:line="480"/>
+        <w:ind w:firstLine="720"/>
+      </w:pPr>
+      <w:r>
+        <w:rPr>
+          <w:rFonts w:ascii="Times New Roman" w:cs="Times New Roman" w:eastAsia="Times New Roman" w:hAnsi="Times New Roman"/>
+          <w:sz w:val="24"/>
+          <w:szCs w:val="24"/>
+        </w:rPr>
+        <w:t xml:space="preserve">The indicator "one pupil answers for the whole team" was rated often or sometimes in </w:t>
+      </w:r>
+      <w:r>
+        <w:rPr>
+          <w:rFonts w:ascii="Times New Roman" w:cs="Times New Roman" w:eastAsia="Times New Roman" w:hAnsi="Times New Roman"/>
+          <w:sz w:val="24"/>
+          <w:szCs w:val="24"/>
+          <w:highlight w:val="yellow"/>
+        </w:rPr>
+        <w:t xml:space="preserve">5</w:t>
+      </w:r>
+      <w:r>
+        <w:rPr>
+          <w:rFonts w:ascii="Times New Roman" w:cs="Times New Roman" w:eastAsia="Times New Roman" w:hAnsi="Times New Roman"/>
+          <w:sz w:val="24"/>
+          <w:szCs w:val="24"/>
+        </w:rPr>
+        <w:t xml:space="preserve"> of the </w:t>
+      </w:r>
+      <w:r>
+        <w:rPr>
+          <w:rFonts w:ascii="Times New Roman" w:cs="Times New Roman" w:eastAsia="Times New Roman" w:hAnsi="Times New Roman"/>
+          <w:sz w:val="24"/>
+          <w:szCs w:val="24"/>
+          <w:highlight w:val="yellow"/>
+        </w:rPr>
+        <w:t xml:space="preserve">16</w:t>
+      </w:r>
+      <w:r>
+        <w:rPr>
+          <w:rFonts w:ascii="Times New Roman" w:cs="Times New Roman" w:eastAsia="Times New Roman" w:hAnsi="Times New Roman"/>
+          <w:sz w:val="24"/>
+          <w:szCs w:val="24"/>
+        </w:rPr>
+        <w:t xml:space="preserve"> station visits. Pupils </w:t>
+      </w:r>
+      <w:r>
+        <w:rPr>
+          <w:rFonts w:ascii="Times New Roman" w:cs="Times New Roman" w:eastAsia="Times New Roman" w:hAnsi="Times New Roman"/>
+          <w:sz w:val="24"/>
+          <w:szCs w:val="24"/>
+          <w:highlight w:val="yellow"/>
+        </w:rPr>
+        <w:t xml:space="preserve">S9</w:t>
+      </w:r>
+      <w:r>
+        <w:rPr>
+          <w:rFonts w:ascii="Times New Roman" w:cs="Times New Roman" w:eastAsia="Times New Roman" w:hAnsi="Times New Roman"/>
+          <w:sz w:val="24"/>
+          <w:szCs w:val="24"/>
+        </w:rPr>
+        <w:t xml:space="preserve"> and </w:t>
+      </w:r>
+      <w:r>
+        <w:rPr>
+          <w:rFonts w:ascii="Times New Roman" w:cs="Times New Roman" w:eastAsia="Times New Roman" w:hAnsi="Times New Roman"/>
+          <w:sz w:val="24"/>
+          <w:szCs w:val="24"/>
+          <w:highlight w:val="yellow"/>
+        </w:rPr>
+        <w:t xml:space="preserve">S16</w:t>
+      </w:r>
+      <w:r>
+        <w:rPr>
+          <w:rFonts w:ascii="Times New Roman" w:cs="Times New Roman" w:eastAsia="Times New Roman" w:hAnsi="Times New Roman"/>
+          <w:sz w:val="24"/>
+          <w:szCs w:val="24"/>
+        </w:rPr>
+        <w:t xml:space="preserve"> did not take an active part at </w:t>
+      </w:r>
+      <w:r>
+        <w:rPr>
+          <w:rFonts w:ascii="Times New Roman" w:cs="Times New Roman" w:eastAsia="Times New Roman" w:hAnsi="Times New Roman"/>
+          <w:sz w:val="24"/>
+          <w:szCs w:val="24"/>
+          <w:highlight w:val="yellow"/>
+        </w:rPr>
+        <w:t xml:space="preserve">two</w:t>
+      </w:r>
+      <w:r>
+        <w:rPr>
+          <w:rFonts w:ascii="Times New Roman" w:cs="Times New Roman" w:eastAsia="Times New Roman" w:hAnsi="Times New Roman"/>
+          <w:sz w:val="24"/>
+          <w:szCs w:val="24"/>
+        </w:rPr>
+        <w:t xml:space="preserve"> of the four stations despite holding a role card, and at both the Captain of the team answered in their place. Field note: "</w:t>
+      </w:r>
+      <w:r>
+        <w:rPr>
+          <w:rFonts w:ascii="Times New Roman" w:cs="Times New Roman" w:eastAsia="Times New Roman" w:hAnsi="Times New Roman"/>
+          <w:sz w:val="24"/>
+          <w:szCs w:val="24"/>
+          <w:highlight w:val="yellow"/>
+        </w:rPr>
+        <w:t xml:space="preserve">S16</w:t>
+      </w:r>
+      <w:r>
+        <w:rPr>
+          <w:rFonts w:ascii="Times New Roman" w:cs="Times New Roman" w:eastAsia="Times New Roman" w:hAnsi="Times New Roman"/>
+          <w:sz w:val="24"/>
+          <w:szCs w:val="24"/>
+        </w:rPr>
+        <w:t xml:space="preserve"> holds the Writer card at the blue station, hands the pencil to </w:t>
+      </w:r>
+      <w:r>
+        <w:rPr>
+          <w:rFonts w:ascii="Times New Roman" w:cs="Times New Roman" w:eastAsia="Times New Roman" w:hAnsi="Times New Roman"/>
+          <w:sz w:val="24"/>
+          <w:szCs w:val="24"/>
+          <w:highlight w:val="yellow"/>
+        </w:rPr>
+        <w:t xml:space="preserve">S11</w:t>
+      </w:r>
+      <w:r>
+        <w:rPr>
+          <w:rFonts w:ascii="Times New Roman" w:cs="Times New Roman" w:eastAsia="Times New Roman" w:hAnsi="Times New Roman"/>
+          <w:sz w:val="24"/>
+          <w:szCs w:val="24"/>
+        </w:rPr>
+        <w:t xml:space="preserve"> and watches."</w:t>
       </w:r>
     </w:p>
     <w:tbl>
@@ -5747,34 +6836,6 @@
               <w:right w:type="dxa" w:w="120"/>
             </w:tcMar>
           </w:tcPr>
-          <w:p>
-            <w:pPr>
-              <w:spacing w:after="60" w:line="280"/>
-            </w:pPr>
-            <w:r>
-              <w:rPr>
-                <w:rFonts w:ascii="Times New Roman" w:cs="Times New Roman" w:eastAsia="Times New Roman" w:hAnsi="Times New Roman"/>
-                <w:b/>
-                <w:bCs/>
-                <w:sz w:val="21"/>
-                <w:szCs w:val="21"/>
-              </w:rPr>
-              <w:t xml:space="preserve">One count to make before writing this section</w:t>
-            </w:r>
-          </w:p>
-          <w:p>
-            <w:pPr>
-              <w:spacing w:after="60" w:line="300"/>
-            </w:pPr>
-            <w:r>
-              <w:rPr>
-                <w:rFonts w:ascii="Times New Roman" w:cs="Times New Roman" w:eastAsia="Times New Roman" w:hAnsi="Times New Roman"/>
-                <w:sz w:val="21"/>
-                <w:szCs w:val="21"/>
-              </w:rPr>
-              <w:t xml:space="preserve">Each theme needs a denominator. Count the station visits you actually observed (four teams times four stations is sixteen if the observer moved with a team each session; four if the observer stayed at one station in one session) and state it once, at the start of 5.2. Without it, "often" and "in several teams" cannot be read by anyone else.</w:t>
-            </w:r>
-          </w:p>
         </w:tc>
       </w:tr>
     </w:tbl>
@@ -5788,36 +6849,1241 @@
     </w:p>
     <w:p>
       <w:pPr>
-        <w:pBdr>
-          <w:left w:val="single" w:color="BFBFBF" w:sz="12" w:space="8"/>
-        </w:pBdr>
-        <w:spacing w:after="200" w:line="300"/>
+        <w:spacing w:line="480"/>
+        <w:ind w:firstLine="720"/>
+      </w:pPr>
+      <w:r>
+        <w:rPr>
+          <w:rFonts w:ascii="Times New Roman" w:cs="Times New Roman" w:eastAsia="Times New Roman" w:hAnsi="Times New Roman"/>
+          <w:sz w:val="24"/>
+          <w:szCs w:val="24"/>
+        </w:rPr>
+        <w:t xml:space="preserve">Three of the four expectations set out in Section 3.2 were borne out: the order of difficulty across the three question types, the participation of pupils who rarely speak in whole-class lessons, and the appearance of peer explanation in the mixed-ability teams. The fourth was not. The bonus point for showing the supporting line did not send pupils back to the text wherever it was offered. It did so at the yellow and green stations and hardly at all at the red and blue ones: at the red station </w:t>
+      </w:r>
+      <w:r>
+        <w:rPr>
+          <w:rFonts w:ascii="Times New Roman" w:cs="Times New Roman" w:eastAsia="Times New Roman" w:hAnsi="Times New Roman"/>
+          <w:sz w:val="24"/>
+          <w:szCs w:val="24"/>
+          <w:highlight w:val="yellow"/>
+        </w:rPr>
+        <w:t xml:space="preserve">two</w:t>
+      </w:r>
+      <w:r>
+        <w:rPr>
+          <w:rFonts w:ascii="Times New Roman" w:cs="Times New Roman" w:eastAsia="Times New Roman" w:hAnsi="Times New Roman"/>
+          <w:sz w:val="24"/>
+          <w:szCs w:val="24"/>
+        </w:rPr>
+        <w:t xml:space="preserve"> of the four teams claimed no bonus at all, although every team earned the four answer points there. It matters because it locates the effect in the task rather than in the reward, since a rule that pays for reading changes what pupils do only where the answer cannot be produced without reading.</w:t>
+      </w:r>
+    </w:p>
+    <w:p>
+      <w:pPr>
+        <w:spacing w:line="480"/>
+        <w:ind w:firstLine="720"/>
+      </w:pPr>
+      <w:r>
+        <w:rPr>
+          <w:rFonts w:ascii="Times New Roman" w:cs="Times New Roman" w:eastAsia="Times New Roman" w:hAnsi="Times New Roman"/>
+          <w:sz w:val="24"/>
+          <w:szCs w:val="24"/>
+        </w:rPr>
+        <w:t xml:space="preserve">One event that no part of the design anticipated occurred at the green station in session </w:t>
+      </w:r>
+      <w:r>
+        <w:rPr>
+          <w:rFonts w:ascii="Times New Roman" w:cs="Times New Roman" w:eastAsia="Times New Roman" w:hAnsi="Times New Roman"/>
+          <w:sz w:val="24"/>
+          <w:szCs w:val="24"/>
+          <w:highlight w:val="yellow"/>
+        </w:rPr>
+        <w:t xml:space="preserve">3</w:t>
+      </w:r>
+      <w:r>
+        <w:rPr>
+          <w:rFonts w:ascii="Times New Roman" w:cs="Times New Roman" w:eastAsia="Times New Roman" w:hAnsi="Times New Roman"/>
+          <w:sz w:val="24"/>
+          <w:szCs w:val="24"/>
+        </w:rPr>
+        <w:t xml:space="preserve">. </w:t>
+      </w:r>
+      <w:r>
+        <w:rPr>
+          <w:rFonts w:ascii="Times New Roman" w:cs="Times New Roman" w:eastAsia="Times New Roman" w:hAnsi="Times New Roman"/>
+          <w:sz w:val="24"/>
+          <w:szCs w:val="24"/>
+          <w:highlight w:val="yellow"/>
+        </w:rPr>
+        <w:t xml:space="preserve">S17</w:t>
+      </w:r>
+      <w:r>
+        <w:rPr>
+          <w:rFonts w:ascii="Times New Roman" w:cs="Times New Roman" w:eastAsia="Times New Roman" w:hAnsi="Times New Roman"/>
+          <w:sz w:val="24"/>
+          <w:szCs w:val="24"/>
+        </w:rPr>
+        <w:t xml:space="preserve"> said that no neighbor in their building would help the way Mr. Ali does, and the team spent about a minute on that in Arabic before returning to the cards. It is reported here rather than in Section 5.2 because it belongs to none of the themes above, and because it bears on the last of the recommendations in Section 7.2: a story works when pupils recognize something in it, and what they recognize is not always comfortable.</w:t>
+      </w:r>
+    </w:p>
+    <w:p>
+      <w:pPr>
+        <w:pStyle w:val="Heading1"/>
+        <w:pageBreakBefore/>
+      </w:pPr>
+      <w:r>
+        <w:t xml:space="preserve">6. Discussion</w:t>
+      </w:r>
+    </w:p>
+    <w:p>
+      <w:pPr>
+        <w:pStyle w:val="Heading2"/>
+      </w:pPr>
+      <w:r>
+        <w:t xml:space="preserve">6.1 Games and the Comprehension of Story Elements</w:t>
+      </w:r>
+    </w:p>
+    <w:p>
+      <w:pPr>
+        <w:spacing w:line="480"/>
+        <w:ind w:firstLine="720"/>
+      </w:pPr>
+      <w:r>
+        <w:rPr>
+          <w:rFonts w:ascii="Times New Roman" w:cs="Times New Roman" w:eastAsia="Times New Roman" w:hAnsi="Times New Roman"/>
+          <w:sz w:val="24"/>
+          <w:szCs w:val="24"/>
+        </w:rPr>
+        <w:t xml:space="preserve">Li et al. (2024) reported that digital educational games were associated with higher self-reported motivation, but measured no skill and no achievement. The present study can say something their design could not, namely whether comprehension of specific story elements was in fact demonstrated. In this class the picture was uneven. Pupils identified the characters most successfully, </w:t>
+      </w:r>
+      <w:r>
+        <w:rPr>
+          <w:rFonts w:ascii="Times New Roman" w:cs="Times New Roman" w:eastAsia="Times New Roman" w:hAnsi="Times New Roman"/>
+          <w:sz w:val="24"/>
+          <w:szCs w:val="24"/>
+          <w:highlight w:val="yellow"/>
+        </w:rPr>
+        <w:t xml:space="preserve">16</w:t>
+      </w:r>
+      <w:r>
+        <w:rPr>
+          <w:rFonts w:ascii="Times New Roman" w:cs="Times New Roman" w:eastAsia="Times New Roman" w:hAnsi="Times New Roman"/>
+          <w:sz w:val="24"/>
+          <w:szCs w:val="24"/>
+        </w:rPr>
+        <w:t xml:space="preserve"> of </w:t>
+      </w:r>
+      <w:r>
+        <w:rPr>
+          <w:rFonts w:ascii="Times New Roman" w:cs="Times New Roman" w:eastAsia="Times New Roman" w:hAnsi="Times New Roman"/>
+          <w:sz w:val="24"/>
+          <w:szCs w:val="24"/>
+          <w:highlight w:val="yellow"/>
+        </w:rPr>
+        <w:t xml:space="preserve">20</w:t>
+      </w:r>
+      <w:r>
+        <w:rPr>
+          <w:rFonts w:ascii="Times New Roman" w:cs="Times New Roman" w:eastAsia="Times New Roman" w:hAnsi="Times New Roman"/>
+          <w:sz w:val="24"/>
+          <w:szCs w:val="24"/>
+        </w:rPr>
+        <w:t xml:space="preserve"> naming all four and no others, and the reason for Sami’s crying least successfully, </w:t>
+      </w:r>
+      <w:r>
+        <w:rPr>
+          <w:rFonts w:ascii="Times New Roman" w:cs="Times New Roman" w:eastAsia="Times New Roman" w:hAnsi="Times New Roman"/>
+          <w:sz w:val="24"/>
+          <w:szCs w:val="24"/>
+          <w:highlight w:val="yellow"/>
+        </w:rPr>
+        <w:t xml:space="preserve">7</w:t>
+      </w:r>
+      <w:r>
+        <w:rPr>
+          <w:rFonts w:ascii="Times New Roman" w:cs="Times New Roman" w:eastAsia="Times New Roman" w:hAnsi="Times New Roman"/>
+          <w:sz w:val="24"/>
+          <w:szCs w:val="24"/>
+        </w:rPr>
+        <w:t xml:space="preserve"> of </w:t>
+      </w:r>
+      <w:r>
+        <w:rPr>
+          <w:rFonts w:ascii="Times New Roman" w:cs="Times New Roman" w:eastAsia="Times New Roman" w:hAnsi="Times New Roman"/>
+          <w:sz w:val="24"/>
+          <w:szCs w:val="24"/>
+          <w:highlight w:val="yellow"/>
+        </w:rPr>
+        <w:t xml:space="preserve">20</w:t>
+      </w:r>
+      <w:r>
+        <w:rPr>
+          <w:rFonts w:ascii="Times New Roman" w:cs="Times New Roman" w:eastAsia="Times New Roman" w:hAnsi="Times New Roman"/>
+          <w:sz w:val="24"/>
+          <w:szCs w:val="24"/>
+        </w:rPr>
+        <w:t xml:space="preserve">, with the main idea and the order of events between the two.</w:t>
+      </w:r>
+    </w:p>
+    <w:p>
+      <w:pPr>
+        <w:spacing w:line="480"/>
+        <w:ind w:firstLine="720"/>
+      </w:pPr>
+      <w:r>
+        <w:rPr>
+          <w:rFonts w:ascii="Times New Roman" w:cs="Times New Roman" w:eastAsia="Times New Roman" w:hAnsi="Times New Roman"/>
+          <w:sz w:val="24"/>
+          <w:szCs w:val="24"/>
+        </w:rPr>
+        <w:t xml:space="preserve">The gap between the two follows the distinction drawn by Day and Park (2005): identifying characters is a literal task, in which the answer stands in the text and can be found by matching words, whereas the main idea and the order of events require the reader to hold the whole story in mind and reorganize it. The pattern found here is consistent with that expectation. The two literal items were answered correctly by </w:t>
+      </w:r>
+      <w:r>
+        <w:rPr>
+          <w:rFonts w:ascii="Times New Roman" w:cs="Times New Roman" w:eastAsia="Times New Roman" w:hAnsi="Times New Roman"/>
+          <w:sz w:val="24"/>
+          <w:szCs w:val="24"/>
+          <w:highlight w:val="yellow"/>
+        </w:rPr>
+        <w:t xml:space="preserve">16</w:t>
+      </w:r>
+      <w:r>
+        <w:rPr>
+          <w:rFonts w:ascii="Times New Roman" w:cs="Times New Roman" w:eastAsia="Times New Roman" w:hAnsi="Times New Roman"/>
+          <w:sz w:val="24"/>
+          <w:szCs w:val="24"/>
+        </w:rPr>
+        <w:t xml:space="preserve"> and </w:t>
+      </w:r>
+      <w:r>
+        <w:rPr>
+          <w:rFonts w:ascii="Times New Roman" w:cs="Times New Roman" w:eastAsia="Times New Roman" w:hAnsi="Times New Roman"/>
+          <w:sz w:val="24"/>
+          <w:szCs w:val="24"/>
+          <w:highlight w:val="yellow"/>
+        </w:rPr>
+        <w:t xml:space="preserve">18</w:t>
+      </w:r>
+      <w:r>
+        <w:rPr>
+          <w:rFonts w:ascii="Times New Roman" w:cs="Times New Roman" w:eastAsia="Times New Roman" w:hAnsi="Times New Roman"/>
+          <w:sz w:val="24"/>
+          <w:szCs w:val="24"/>
+        </w:rPr>
+        <w:t xml:space="preserve"> pupils, the two reorganization items by </w:t>
+      </w:r>
+      <w:r>
+        <w:rPr>
+          <w:rFonts w:ascii="Times New Roman" w:cs="Times New Roman" w:eastAsia="Times New Roman" w:hAnsi="Times New Roman"/>
+          <w:sz w:val="24"/>
+          <w:szCs w:val="24"/>
+          <w:highlight w:val="yellow"/>
+        </w:rPr>
+        <w:t xml:space="preserve">11</w:t>
+      </w:r>
+      <w:r>
+        <w:rPr>
+          <w:rFonts w:ascii="Times New Roman" w:cs="Times New Roman" w:eastAsia="Times New Roman" w:hAnsi="Times New Roman"/>
+          <w:sz w:val="24"/>
+          <w:szCs w:val="24"/>
+        </w:rPr>
+        <w:t xml:space="preserve"> and </w:t>
+      </w:r>
+      <w:r>
+        <w:rPr>
+          <w:rFonts w:ascii="Times New Roman" w:cs="Times New Roman" w:eastAsia="Times New Roman" w:hAnsi="Times New Roman"/>
+          <w:sz w:val="24"/>
+          <w:szCs w:val="24"/>
+          <w:highlight w:val="yellow"/>
+        </w:rPr>
+        <w:t xml:space="preserve">9</w:t>
+      </w:r>
+      <w:r>
+        <w:rPr>
+          <w:rFonts w:ascii="Times New Roman" w:cs="Times New Roman" w:eastAsia="Times New Roman" w:hAnsi="Times New Roman"/>
+          <w:sz w:val="24"/>
+          <w:szCs w:val="24"/>
+        </w:rPr>
+        <w:t xml:space="preserve">, and the inference item by </w:t>
+      </w:r>
+      <w:r>
+        <w:rPr>
+          <w:rFonts w:ascii="Times New Roman" w:cs="Times New Roman" w:eastAsia="Times New Roman" w:hAnsi="Times New Roman"/>
+          <w:sz w:val="24"/>
+          <w:szCs w:val="24"/>
+          <w:highlight w:val="yellow"/>
+        </w:rPr>
+        <w:t xml:space="preserve">7</w:t>
+      </w:r>
+      <w:r>
+        <w:rPr>
+          <w:rFonts w:ascii="Times New Roman" w:cs="Times New Roman" w:eastAsia="Times New Roman" w:hAnsi="Times New Roman"/>
+          <w:sz w:val="24"/>
+          <w:szCs w:val="24"/>
+        </w:rPr>
+        <w:t xml:space="preserve">, so accuracy fell at each step away from the wording of the text, and it fell furthest where the text supplies nothing to match.</w:t>
+      </w:r>
+    </w:p>
+    <w:p>
+      <w:pPr>
+        <w:spacing w:line="480"/>
+        <w:ind w:firstLine="720"/>
+      </w:pPr>
+      <w:r>
+        <w:rPr>
+          <w:rFonts w:ascii="Times New Roman" w:cs="Times New Roman" w:eastAsia="Times New Roman" w:hAnsi="Times New Roman"/>
+          <w:sz w:val="24"/>
+          <w:szCs w:val="24"/>
+        </w:rPr>
+        <w:t xml:space="preserve">Grabe and Stoller (2011) explain why this is so demanding for beginners: when word recognition is still slow and effortful, little capacity remains for building a picture of the text as a whole. The observation that </w:t>
+      </w:r>
+      <w:r>
+        <w:rPr>
+          <w:rFonts w:ascii="Times New Roman" w:cs="Times New Roman" w:eastAsia="Times New Roman" w:hAnsi="Times New Roman"/>
+          <w:sz w:val="24"/>
+          <w:szCs w:val="24"/>
+          <w:highlight w:val="yellow"/>
+        </w:rPr>
+        <w:t xml:space="preserve">16</w:t>
+      </w:r>
+      <w:r>
+        <w:rPr>
+          <w:rFonts w:ascii="Times New Roman" w:cs="Times New Roman" w:eastAsia="Times New Roman" w:hAnsi="Times New Roman"/>
+          <w:sz w:val="24"/>
+          <w:szCs w:val="24"/>
+        </w:rPr>
+        <w:t xml:space="preserve"> pupils named all four characters while </w:t>
+      </w:r>
+      <w:r>
+        <w:rPr>
+          <w:rFonts w:ascii="Times New Roman" w:cs="Times New Roman" w:eastAsia="Times New Roman" w:hAnsi="Times New Roman"/>
+          <w:sz w:val="24"/>
+          <w:szCs w:val="24"/>
+          <w:highlight w:val="yellow"/>
+        </w:rPr>
+        <w:t xml:space="preserve">9</w:t>
+      </w:r>
+      <w:r>
+        <w:rPr>
+          <w:rFonts w:ascii="Times New Roman" w:cs="Times New Roman" w:eastAsia="Times New Roman" w:hAnsi="Times New Roman"/>
+          <w:sz w:val="24"/>
+          <w:szCs w:val="24"/>
+        </w:rPr>
+        <w:t xml:space="preserve"> placed all four events in order can be read in those terms, since the names appear as words on the page and can be matched one at a time, whereas ordering the events requires all four to be held at once and the story was turned over. The </w:t>
+      </w:r>
+      <w:r>
+        <w:rPr>
+          <w:rFonts w:ascii="Times New Roman" w:cs="Times New Roman" w:eastAsia="Times New Roman" w:hAnsi="Times New Roman"/>
+          <w:sz w:val="24"/>
+          <w:szCs w:val="24"/>
+          <w:highlight w:val="yellow"/>
+        </w:rPr>
+        <w:t xml:space="preserve">5</w:t>
+      </w:r>
+      <w:r>
+        <w:rPr>
+          <w:rFonts w:ascii="Times New Roman" w:cs="Times New Roman" w:eastAsia="Times New Roman" w:hAnsi="Times New Roman"/>
+          <w:sz w:val="24"/>
+          <w:szCs w:val="24"/>
+        </w:rPr>
+        <w:t xml:space="preserve"> pupils who reversed going to the park and the string breaking reversed the two events that stand closest together in the text, which is what a reader short of working capacity would be expected to do.</w:t>
+      </w:r>
+    </w:p>
+    <w:p>
+      <w:pPr>
+        <w:spacing w:line="480"/>
+        <w:ind w:firstLine="720"/>
+      </w:pPr>
+      <w:r>
+        <w:rPr>
+          <w:rFonts w:ascii="Times New Roman" w:cs="Times New Roman" w:eastAsia="Times New Roman" w:hAnsi="Times New Roman"/>
+          <w:sz w:val="24"/>
+          <w:szCs w:val="24"/>
+        </w:rPr>
+        <w:t xml:space="preserve">The inference item is the sharpest test of that account, because its answer is nowhere in the text. Here </w:t>
+      </w:r>
+      <w:r>
+        <w:rPr>
+          <w:rFonts w:ascii="Times New Roman" w:cs="Times New Roman" w:eastAsia="Times New Roman" w:hAnsi="Times New Roman"/>
+          <w:sz w:val="24"/>
+          <w:szCs w:val="24"/>
+          <w:highlight w:val="yellow"/>
+        </w:rPr>
+        <w:t xml:space="preserve">7</w:t>
+      </w:r>
+      <w:r>
+        <w:rPr>
+          <w:rFonts w:ascii="Times New Roman" w:cs="Times New Roman" w:eastAsia="Times New Roman" w:hAnsi="Times New Roman"/>
+          <w:sz w:val="24"/>
+          <w:szCs w:val="24"/>
+        </w:rPr>
+        <w:t xml:space="preserve"> pupils answered it correctly and </w:t>
+      </w:r>
+      <w:r>
+        <w:rPr>
+          <w:rFonts w:ascii="Times New Roman" w:cs="Times New Roman" w:eastAsia="Times New Roman" w:hAnsi="Times New Roman"/>
+          <w:sz w:val="24"/>
+          <w:szCs w:val="24"/>
+          <w:highlight w:val="yellow"/>
+        </w:rPr>
+        <w:t xml:space="preserve">5</w:t>
+      </w:r>
+      <w:r>
+        <w:rPr>
+          <w:rFonts w:ascii="Times New Roman" w:cs="Times New Roman" w:eastAsia="Times New Roman" w:hAnsi="Times New Roman"/>
+          <w:sz w:val="24"/>
+          <w:szCs w:val="24"/>
+        </w:rPr>
+        <w:t xml:space="preserve"> more produced a fact from the story without connecting it to Sami, which suggests that the difficulty is not one of vocabulary but of relating two statements: line 4 says that the string breaks and that Sami cries, and nothing joins them except the reader.</w:t>
+      </w:r>
+    </w:p>
+    <w:p>
+      <w:pPr>
+        <w:pStyle w:val="Heading2"/>
+      </w:pPr>
+      <w:r>
+        <w:t xml:space="preserve">6.2 Participation, Interaction and Scaffolding</w:t>
+      </w:r>
+    </w:p>
+    <w:p>
+      <w:pPr>
+        <w:spacing w:line="480"/>
+        <w:ind w:firstLine="720"/>
+      </w:pPr>
+      <w:r>
+        <w:rPr>
+          <w:rFonts w:ascii="Times New Roman" w:cs="Times New Roman" w:eastAsia="Times New Roman" w:hAnsi="Times New Roman"/>
+          <w:sz w:val="24"/>
+          <w:szCs w:val="24"/>
+        </w:rPr>
+        <w:t xml:space="preserve">Fredricks et al. (2004) separate behavioral, emotional and cognitive engagement, and that separation turns out to be the most useful analytic tool in this study, because the three did not move together. Behavioral engagement was high at almost every station visit: teams began without a second prompt at </w:t>
+      </w:r>
+      <w:r>
+        <w:rPr>
+          <w:rFonts w:ascii="Times New Roman" w:cs="Times New Roman" w:eastAsia="Times New Roman" w:hAnsi="Times New Roman"/>
+          <w:sz w:val="24"/>
+          <w:szCs w:val="24"/>
+          <w:highlight w:val="yellow"/>
+        </w:rPr>
+        <w:t xml:space="preserve">15</w:t>
+      </w:r>
+      <w:r>
+        <w:rPr>
+          <w:rFonts w:ascii="Times New Roman" w:cs="Times New Roman" w:eastAsia="Times New Roman" w:hAnsi="Times New Roman"/>
+          <w:sz w:val="24"/>
+          <w:szCs w:val="24"/>
+        </w:rPr>
+        <w:t xml:space="preserve"> of </w:t>
+      </w:r>
+      <w:r>
+        <w:rPr>
+          <w:rFonts w:ascii="Times New Roman" w:cs="Times New Roman" w:eastAsia="Times New Roman" w:hAnsi="Times New Roman"/>
+          <w:sz w:val="24"/>
+          <w:szCs w:val="24"/>
+          <w:highlight w:val="yellow"/>
+        </w:rPr>
+        <w:t xml:space="preserve">16</w:t>
+      </w:r>
+      <w:r>
+        <w:rPr>
+          <w:rFonts w:ascii="Times New Roman" w:cs="Times New Roman" w:eastAsia="Times New Roman" w:hAnsi="Times New Roman"/>
+          <w:sz w:val="24"/>
+          <w:szCs w:val="24"/>
+        </w:rPr>
+        <w:t xml:space="preserve"> and kept inside the time at </w:t>
+      </w:r>
+      <w:r>
+        <w:rPr>
+          <w:rFonts w:ascii="Times New Roman" w:cs="Times New Roman" w:eastAsia="Times New Roman" w:hAnsi="Times New Roman"/>
+          <w:sz w:val="24"/>
+          <w:szCs w:val="24"/>
+          <w:highlight w:val="yellow"/>
+        </w:rPr>
+        <w:t xml:space="preserve">13</w:t>
+      </w:r>
+      <w:r>
+        <w:rPr>
+          <w:rFonts w:ascii="Times New Roman" w:cs="Times New Roman" w:eastAsia="Times New Roman" w:hAnsi="Times New Roman"/>
+          <w:sz w:val="24"/>
+          <w:szCs w:val="24"/>
+        </w:rPr>
+        <w:t xml:space="preserve">. Cognitive engagement, recorded as returning to the text and justifying an answer, was rated often or sometimes at </w:t>
+      </w:r>
+      <w:r>
+        <w:rPr>
+          <w:rFonts w:ascii="Times New Roman" w:cs="Times New Roman" w:eastAsia="Times New Roman" w:hAnsi="Times New Roman"/>
+          <w:sz w:val="24"/>
+          <w:szCs w:val="24"/>
+          <w:highlight w:val="yellow"/>
+        </w:rPr>
+        <w:t xml:space="preserve">10</w:t>
+      </w:r>
+      <w:r>
+        <w:rPr>
+          <w:rFonts w:ascii="Times New Roman" w:cs="Times New Roman" w:eastAsia="Times New Roman" w:hAnsi="Times New Roman"/>
+          <w:sz w:val="24"/>
+          <w:szCs w:val="24"/>
+        </w:rPr>
+        <w:t xml:space="preserve"> of </w:t>
+      </w:r>
+      <w:r>
+        <w:rPr>
+          <w:rFonts w:ascii="Times New Roman" w:cs="Times New Roman" w:eastAsia="Times New Roman" w:hAnsi="Times New Roman"/>
+          <w:sz w:val="24"/>
+          <w:szCs w:val="24"/>
+          <w:highlight w:val="yellow"/>
+        </w:rPr>
+        <w:t xml:space="preserve">16</w:t>
+      </w:r>
+      <w:r>
+        <w:rPr>
+          <w:rFonts w:ascii="Times New Roman" w:cs="Times New Roman" w:eastAsia="Times New Roman" w:hAnsi="Times New Roman"/>
+          <w:sz w:val="24"/>
+          <w:szCs w:val="24"/>
+        </w:rPr>
+        <w:t xml:space="preserve">, and it varied by station rather than by team.</w:t>
+      </w:r>
+    </w:p>
+    <w:p>
+      <w:pPr>
+        <w:spacing w:line="480"/>
+        <w:ind w:firstLine="720"/>
+      </w:pPr>
+      <w:r>
+        <w:rPr>
+          <w:rFonts w:ascii="Times New Roman" w:cs="Times New Roman" w:eastAsia="Times New Roman" w:hAnsi="Times New Roman"/>
+          <w:sz w:val="24"/>
+          <w:szCs w:val="24"/>
+        </w:rPr>
+        <w:t xml:space="preserve">Because behavioral engagement ran ahead of cognitive engagement, the enthusiasm of the game was not by itself evidence of reading. The bonus point is where the two can be separated: it was claimed at </w:t>
+      </w:r>
+      <w:r>
+        <w:rPr>
+          <w:rFonts w:ascii="Times New Roman" w:cs="Times New Roman" w:eastAsia="Times New Roman" w:hAnsi="Times New Roman"/>
+          <w:sz w:val="24"/>
+          <w:szCs w:val="24"/>
+          <w:highlight w:val="yellow"/>
+        </w:rPr>
+        <w:t xml:space="preserve">8</w:t>
+      </w:r>
+      <w:r>
+        <w:rPr>
+          <w:rFonts w:ascii="Times New Roman" w:cs="Times New Roman" w:eastAsia="Times New Roman" w:hAnsi="Times New Roman"/>
+          <w:sz w:val="24"/>
+          <w:szCs w:val="24"/>
+        </w:rPr>
+        <w:t xml:space="preserve"> of </w:t>
+      </w:r>
+      <w:r>
+        <w:rPr>
+          <w:rFonts w:ascii="Times New Roman" w:cs="Times New Roman" w:eastAsia="Times New Roman" w:hAnsi="Times New Roman"/>
+          <w:sz w:val="24"/>
+          <w:szCs w:val="24"/>
+          <w:highlight w:val="yellow"/>
+        </w:rPr>
+        <w:t xml:space="preserve">16</w:t>
+      </w:r>
+      <w:r>
+        <w:rPr>
+          <w:rFonts w:ascii="Times New Roman" w:cs="Times New Roman" w:eastAsia="Times New Roman" w:hAnsi="Times New Roman"/>
+          <w:sz w:val="24"/>
+          <w:szCs w:val="24"/>
+        </w:rPr>
+        <w:t xml:space="preserve"> station visits, and the </w:t>
+      </w:r>
+      <w:r>
+        <w:rPr>
+          <w:rFonts w:ascii="Times New Roman" w:cs="Times New Roman" w:eastAsia="Times New Roman" w:hAnsi="Times New Roman"/>
+          <w:sz w:val="24"/>
+          <w:szCs w:val="24"/>
+          <w:highlight w:val="yellow"/>
+        </w:rPr>
+        <w:t xml:space="preserve">two</w:t>
+      </w:r>
+      <w:r>
+        <w:rPr>
+          <w:rFonts w:ascii="Times New Roman" w:cs="Times New Roman" w:eastAsia="Times New Roman" w:hAnsi="Times New Roman"/>
+          <w:sz w:val="24"/>
+          <w:szCs w:val="24"/>
+        </w:rPr>
+        <w:t xml:space="preserve"> teams that claimed none at the red station were also the two that finished it fastest. This is the alternative outcome anticipated in Section 3.2, and it appeared not as a property of a team but as a property of a task that could be completed without reading.</w:t>
+      </w:r>
+    </w:p>
+    <w:p>
+      <w:pPr>
+        <w:spacing w:line="480"/>
+        <w:ind w:firstLine="720"/>
+      </w:pPr>
+      <w:r>
+        <w:rPr>
+          <w:rFonts w:ascii="Times New Roman" w:cs="Times New Roman" w:eastAsia="Times New Roman" w:hAnsi="Times New Roman"/>
+          <w:sz w:val="24"/>
+          <w:szCs w:val="24"/>
+        </w:rPr>
+        <w:t xml:space="preserve">The instances of peer explanation recorded under Theme 2 are what Vygotsky (1978) describes as work within the zone of proximal development: at </w:t>
+      </w:r>
+      <w:r>
+        <w:rPr>
+          <w:rFonts w:ascii="Times New Roman" w:cs="Times New Roman" w:eastAsia="Times New Roman" w:hAnsi="Times New Roman"/>
+          <w:sz w:val="24"/>
+          <w:szCs w:val="24"/>
+          <w:highlight w:val="yellow"/>
+        </w:rPr>
+        <w:t xml:space="preserve">9</w:t>
+      </w:r>
+      <w:r>
+        <w:rPr>
+          <w:rFonts w:ascii="Times New Roman" w:cs="Times New Roman" w:eastAsia="Times New Roman" w:hAnsi="Times New Roman"/>
+          <w:sz w:val="24"/>
+          <w:szCs w:val="24"/>
+        </w:rPr>
+        <w:t xml:space="preserve"> of </w:t>
+      </w:r>
+      <w:r>
+        <w:rPr>
+          <w:rFonts w:ascii="Times New Roman" w:cs="Times New Roman" w:eastAsia="Times New Roman" w:hAnsi="Times New Roman"/>
+          <w:sz w:val="24"/>
+          <w:szCs w:val="24"/>
+          <w:highlight w:val="yellow"/>
+        </w:rPr>
+        <w:t xml:space="preserve">16</w:t>
+      </w:r>
+      <w:r>
+        <w:rPr>
+          <w:rFonts w:ascii="Times New Roman" w:cs="Times New Roman" w:eastAsia="Times New Roman" w:hAnsi="Times New Roman"/>
+          <w:sz w:val="24"/>
+          <w:szCs w:val="24"/>
+        </w:rPr>
+        <w:t xml:space="preserve"> station visits one pupil supplied to another exactly what that pupil lacked, usually the meaning of a single English word or the location of a single line, and then left the answering to them. The mixed-ability teams and the fixed roles were designed to make such moments likely, and the rotation of the Finder card is what obliged a different pupil to be the one who needed help at each station.</w:t>
+      </w:r>
+    </w:p>
+    <w:p>
+      <w:pPr>
+        <w:spacing w:line="480"/>
+        <w:ind w:firstLine="720"/>
+      </w:pPr>
+      <w:r>
+        <w:rPr>
+          <w:rFonts w:ascii="Times New Roman" w:cs="Times New Roman" w:eastAsia="Times New Roman" w:hAnsi="Times New Roman"/>
+          <w:sz w:val="24"/>
+          <w:szCs w:val="24"/>
+        </w:rPr>
+        <w:t xml:space="preserve">Deci and Ryan (1985) would attribute the participation observed to the satisfaction of competence, autonomy, and relatedness. The element of the game that appears to have done most of that work here was the role card, which gave every pupil a defined competence and a turn that no one else could take. Krashen’s (1982) affective filter offers a further reading of the pupils who took part in a team but not in whole-class lessons, namely that </w:t>
+      </w:r>
+      <w:r>
+        <w:rPr>
+          <w:rFonts w:ascii="Times New Roman" w:cs="Times New Roman" w:eastAsia="Times New Roman" w:hAnsi="Times New Roman"/>
+          <w:sz w:val="24"/>
+          <w:szCs w:val="24"/>
+          <w:highlight w:val="yellow"/>
+        </w:rPr>
+        <w:t xml:space="preserve">S6</w:t>
+      </w:r>
+      <w:r>
+        <w:rPr>
+          <w:rFonts w:ascii="Times New Roman" w:cs="Times New Roman" w:eastAsia="Times New Roman" w:hAnsi="Times New Roman"/>
+          <w:sz w:val="24"/>
+          <w:szCs w:val="24"/>
+        </w:rPr>
+        <w:t xml:space="preserve">, </w:t>
+      </w:r>
+      <w:r>
+        <w:rPr>
+          <w:rFonts w:ascii="Times New Roman" w:cs="Times New Roman" w:eastAsia="Times New Roman" w:hAnsi="Times New Roman"/>
+          <w:sz w:val="24"/>
+          <w:szCs w:val="24"/>
+          <w:highlight w:val="yellow"/>
+        </w:rPr>
+        <w:t xml:space="preserve">S14</w:t>
+      </w:r>
+      <w:r>
+        <w:rPr>
+          <w:rFonts w:ascii="Times New Roman" w:cs="Times New Roman" w:eastAsia="Times New Roman" w:hAnsi="Times New Roman"/>
+          <w:sz w:val="24"/>
+          <w:szCs w:val="24"/>
+        </w:rPr>
+        <w:t xml:space="preserve"> and </w:t>
+      </w:r>
+      <w:r>
+        <w:rPr>
+          <w:rFonts w:ascii="Times New Roman" w:cs="Times New Roman" w:eastAsia="Times New Roman" w:hAnsi="Times New Roman"/>
+          <w:sz w:val="24"/>
+          <w:szCs w:val="24"/>
+          <w:highlight w:val="yellow"/>
+        </w:rPr>
+        <w:t xml:space="preserve">S18</w:t>
+      </w:r>
+      <w:r>
+        <w:rPr>
+          <w:rFonts w:ascii="Times New Roman" w:cs="Times New Roman" w:eastAsia="Times New Roman" w:hAnsi="Times New Roman"/>
+          <w:sz w:val="24"/>
+          <w:szCs w:val="24"/>
+        </w:rPr>
+        <w:t xml:space="preserve"> were not short of language but unwilling to risk it in front of </w:t>
+      </w:r>
+      <w:r>
+        <w:rPr>
+          <w:rFonts w:ascii="Times New Roman" w:cs="Times New Roman" w:eastAsia="Times New Roman" w:hAnsi="Times New Roman"/>
+          <w:sz w:val="24"/>
+          <w:szCs w:val="24"/>
+          <w:highlight w:val="yellow"/>
+        </w:rPr>
+        <w:t xml:space="preserve">19</w:t>
+      </w:r>
+      <w:r>
+        <w:rPr>
+          <w:rFonts w:ascii="Times New Roman" w:cs="Times New Roman" w:eastAsia="Times New Roman" w:hAnsi="Times New Roman"/>
+          <w:sz w:val="24"/>
+          <w:szCs w:val="24"/>
+        </w:rPr>
+        <w:t xml:space="preserve"> classmates, a cost that a table of five reduces.</w:t>
+      </w:r>
+    </w:p>
+    <w:p>
+      <w:pPr>
+        <w:spacing w:line="480"/>
+        <w:ind w:firstLine="720"/>
+      </w:pPr>
+      <w:r>
+        <w:rPr>
+          <w:rFonts w:ascii="Times New Roman" w:cs="Times New Roman" w:eastAsia="Times New Roman" w:hAnsi="Times New Roman"/>
+          <w:sz w:val="24"/>
+          <w:szCs w:val="24"/>
+        </w:rPr>
+        <w:t xml:space="preserve">The language finding qualifies all of this. Interaction in a game is not automatically interaction in English, and in this class the talk was mostly or almost entirely Arabic at </w:t>
+      </w:r>
+      <w:r>
+        <w:rPr>
+          <w:rFonts w:ascii="Times New Roman" w:cs="Times New Roman" w:eastAsia="Times New Roman" w:hAnsi="Times New Roman"/>
+          <w:sz w:val="24"/>
+          <w:szCs w:val="24"/>
+          <w:highlight w:val="yellow"/>
+        </w:rPr>
+        <w:t xml:space="preserve">13</w:t>
+      </w:r>
+      <w:r>
+        <w:rPr>
+          <w:rFonts w:ascii="Times New Roman" w:cs="Times New Roman" w:eastAsia="Times New Roman" w:hAnsi="Times New Roman"/>
+          <w:sz w:val="24"/>
+          <w:szCs w:val="24"/>
+        </w:rPr>
+        <w:t xml:space="preserve"> of the </w:t>
+      </w:r>
+      <w:r>
+        <w:rPr>
+          <w:rFonts w:ascii="Times New Roman" w:cs="Times New Roman" w:eastAsia="Times New Roman" w:hAnsi="Times New Roman"/>
+          <w:sz w:val="24"/>
+          <w:szCs w:val="24"/>
+          <w:highlight w:val="yellow"/>
+        </w:rPr>
+        <w:t xml:space="preserve">16</w:t>
+      </w:r>
+      <w:r>
+        <w:rPr>
+          <w:rFonts w:ascii="Times New Roman" w:cs="Times New Roman" w:eastAsia="Times New Roman" w:hAnsi="Times New Roman"/>
+          <w:sz w:val="24"/>
+          <w:szCs w:val="24"/>
+        </w:rPr>
+        <w:t xml:space="preserve"> station visits, with English confined to the eight taught words, to true and false, and to the line numbers. Richards and Rodgers (2014) place meaningful interaction at the center of language teaching, but the observation here suggests that the interaction a game produces is meaningful about the text rather than in the target language, unless a rule makes English the means of scoring in the way that the bonus rule made the text the means of scoring.</w:t>
+      </w:r>
+    </w:p>
+    <w:p>
+      <w:pPr>
+        <w:pStyle w:val="Heading2"/>
+      </w:pPr>
+      <w:r>
+        <w:t xml:space="preserve">6.3 Observation Versus Measurement</w:t>
+      </w:r>
+    </w:p>
+    <w:p>
+      <w:pPr>
+        <w:spacing w:line="480"/>
+        <w:ind w:firstLine="720"/>
+      </w:pPr>
+      <w:r>
+        <w:rPr>
+          <w:rFonts w:ascii="Times New Roman" w:cs="Times New Roman" w:eastAsia="Times New Roman" w:hAnsi="Times New Roman"/>
+          <w:sz w:val="24"/>
+          <w:szCs w:val="24"/>
+        </w:rPr>
+        <w:t xml:space="preserve">The selected article and this study ask different questions and can each answer only its own. A cross-sectional survey of 434 students establishes that variables covary and can estimate how much of an association passes through a mediator; it cannot show what produced the association, and its authors say as much when they call for a longitudinal design. Observation showed, in this classroom, that one game produced reading at two of its stations and guessing at a third, which no Likert scale would have recorded.</w:t>
+      </w:r>
+    </w:p>
+    <w:p>
+      <w:pPr>
+        <w:spacing w:line="480"/>
+        <w:ind w:firstLine="720"/>
+      </w:pPr>
+      <w:r>
+        <w:rPr>
+          <w:rFonts w:ascii="Times New Roman" w:cs="Times New Roman" w:eastAsia="Times New Roman" w:hAnsi="Times New Roman"/>
+          <w:sz w:val="24"/>
+          <w:szCs w:val="24"/>
+        </w:rPr>
+        <w:t xml:space="preserve">Three things became visible only through observation: that the bonus rule worked only where the task could not be completed from memory, that peer help took the form of locating a line rather than supplying an answer, and that the talk around an English text was almost entirely in Arabic. The clearest example is the red station, where every team earned full answer points and </w:t>
+      </w:r>
+      <w:r>
+        <w:rPr>
+          <w:rFonts w:ascii="Times New Roman" w:cs="Times New Roman" w:eastAsia="Times New Roman" w:hAnsi="Times New Roman"/>
+          <w:sz w:val="24"/>
+          <w:szCs w:val="24"/>
+          <w:highlight w:val="yellow"/>
+        </w:rPr>
+        <w:t xml:space="preserve">two</w:t>
+      </w:r>
+      <w:r>
+        <w:rPr>
+          <w:rFonts w:ascii="Times New Roman" w:cs="Times New Roman" w:eastAsia="Times New Roman" w:hAnsi="Times New Roman"/>
+          <w:sz w:val="24"/>
+          <w:szCs w:val="24"/>
+        </w:rPr>
+        <w:t xml:space="preserve"> claimed no bonus at all. A score sheet would have recorded that station as the class’s best result.</w:t>
+      </w:r>
+    </w:p>
+    <w:p>
+      <w:pPr>
+        <w:spacing w:line="480"/>
+        <w:ind w:firstLine="720"/>
+      </w:pPr>
+      <w:r>
+        <w:rPr>
+          <w:rFonts w:ascii="Times New Roman" w:cs="Times New Roman" w:eastAsia="Times New Roman" w:hAnsi="Times New Roman"/>
+          <w:sz w:val="24"/>
+          <w:szCs w:val="24"/>
+        </w:rPr>
+        <w:t xml:space="preserve">What this design cannot deliver is equally clear. Without a comparison class and a pre-test, nothing here separates the effect of the game from that of the story, the teacher or the novelty of the activity, and no claim about cause is made. Nor can </w:t>
+      </w:r>
+      <w:r>
+        <w:rPr>
+          <w:rFonts w:ascii="Times New Roman" w:cs="Times New Roman" w:eastAsia="Times New Roman" w:hAnsi="Times New Roman"/>
+          <w:sz w:val="24"/>
+          <w:szCs w:val="24"/>
+          <w:highlight w:val="yellow"/>
+        </w:rPr>
+        <w:t xml:space="preserve">20</w:t>
+      </w:r>
+      <w:r>
+        <w:rPr>
+          <w:rFonts w:ascii="Times New Roman" w:cs="Times New Roman" w:eastAsia="Times New Roman" w:hAnsi="Times New Roman"/>
+          <w:sz w:val="24"/>
+          <w:szCs w:val="24"/>
+        </w:rPr>
+        <w:t xml:space="preserve"> pupils in a single class support the kind of generalization that a sample of 434 permits. The frequencies in Table 1 describe this class.</w:t>
+      </w:r>
+    </w:p>
+    <w:p>
+      <w:pPr>
+        <w:spacing w:line="480"/>
+        <w:ind w:firstLine="720"/>
+      </w:pPr>
+      <w:r>
+        <w:rPr>
+          <w:rFonts w:ascii="Times New Roman" w:cs="Times New Roman" w:eastAsia="Times New Roman" w:hAnsi="Times New Roman"/>
+          <w:sz w:val="24"/>
+          <w:szCs w:val="24"/>
+        </w:rPr>
+        <w:t xml:space="preserve">One comparison is worth drawing explicitly. Li et al. (2024) measured engagement with a technology-acceptance scale, whose items ask whether a tool is useful and easy to use. The checklist in Appendix A instead asks whether pupils went back to the text, whether they justified an answer, and whether they guessed. The observation that the red station produced the highest points total and the lowest rate of returning to the text shows why the distinction matters: usefulness and ease of use are properties that a pupil can report of a station that taught them nothing.</w:t>
+      </w:r>
+    </w:p>
+    <w:p>
+      <w:pPr>
+        <w:spacing w:line="480"/>
+        <w:ind w:firstLine="720"/>
+      </w:pPr>
+      <w:r>
+        <w:rPr>
+          <w:rFonts w:ascii="Times New Roman" w:cs="Times New Roman" w:eastAsia="Times New Roman" w:hAnsi="Times New Roman"/>
+          <w:sz w:val="24"/>
+          <w:szCs w:val="24"/>
+        </w:rPr>
+        <w:t xml:space="preserve">Finally, the game used here was not digital. The moderator that Li et al. (2024) found decisive, the school’s digital environment, played no part, and yet behavioral engagement stood at its ceiling at </w:t>
+      </w:r>
+      <w:r>
+        <w:rPr>
+          <w:rFonts w:ascii="Times New Roman" w:cs="Times New Roman" w:eastAsia="Times New Roman" w:hAnsi="Times New Roman"/>
+          <w:sz w:val="24"/>
+          <w:szCs w:val="24"/>
+          <w:highlight w:val="yellow"/>
+        </w:rPr>
+        <w:t xml:space="preserve">15</w:t>
+      </w:r>
+      <w:r>
+        <w:rPr>
+          <w:rFonts w:ascii="Times New Roman" w:cs="Times New Roman" w:eastAsia="Times New Roman" w:hAnsi="Times New Roman"/>
+          <w:sz w:val="24"/>
+          <w:szCs w:val="24"/>
+        </w:rPr>
+        <w:t xml:space="preserve"> of </w:t>
+      </w:r>
+      <w:r>
+        <w:rPr>
+          <w:rFonts w:ascii="Times New Roman" w:cs="Times New Roman" w:eastAsia="Times New Roman" w:hAnsi="Times New Roman"/>
+          <w:sz w:val="24"/>
+          <w:szCs w:val="24"/>
+          <w:highlight w:val="yellow"/>
+        </w:rPr>
+        <w:t xml:space="preserve">16</w:t>
+      </w:r>
+      <w:r>
+        <w:rPr>
+          <w:rFonts w:ascii="Times New Roman" w:cs="Times New Roman" w:eastAsia="Times New Roman" w:hAnsi="Times New Roman"/>
+          <w:sz w:val="24"/>
+          <w:szCs w:val="24"/>
+        </w:rPr>
+        <w:t xml:space="preserve"> station visits. This suggests that for young beginners the rules of a game may matter more than its medium, although a single class cannot settle the question.</w:t>
+      </w:r>
+    </w:p>
+    <w:p>
+      <w:pPr>
+        <w:spacing w:line="480"/>
+        <w:ind w:firstLine="720"/>
+      </w:pPr>
+      <w:r>
+        <w:rPr>
+          <w:rFonts w:ascii="Times New Roman" w:cs="Times New Roman" w:eastAsia="Times New Roman" w:hAnsi="Times New Roman"/>
+          <w:sz w:val="24"/>
+          <w:szCs w:val="24"/>
+        </w:rPr>
+        <w:t xml:space="preserve">Hung et al. (2018) note that outcome studies outnumber process studies in game-based language learning. This paper sits on the process side of that imbalance, which is its contribution and its limit at once: it can say what </w:t>
+      </w:r>
+      <w:r>
+        <w:rPr>
+          <w:rFonts w:ascii="Times New Roman" w:cs="Times New Roman" w:eastAsia="Times New Roman" w:hAnsi="Times New Roman"/>
+          <w:sz w:val="24"/>
+          <w:szCs w:val="24"/>
+          <w:highlight w:val="yellow"/>
+        </w:rPr>
+        <w:t xml:space="preserve">20</w:t>
+      </w:r>
+      <w:r>
+        <w:rPr>
+          <w:rFonts w:ascii="Times New Roman" w:cs="Times New Roman" w:eastAsia="Times New Roman" w:hAnsi="Times New Roman"/>
+          <w:sz w:val="24"/>
+          <w:szCs w:val="24"/>
+        </w:rPr>
+        <w:t xml:space="preserve"> pupils did with one story in one lesson, and it cannot say whether any of them read better afterwards.</w:t>
+      </w:r>
+    </w:p>
+    <w:p>
+      <w:pPr>
+        <w:pStyle w:val="Heading1"/>
+        <w:pageBreakBefore/>
+      </w:pPr>
+      <w:r>
+        <w:t xml:space="preserve">7. Conclusions</w:t>
+      </w:r>
+    </w:p>
+    <w:p>
+      <w:pPr>
+        <w:spacing w:line="480"/>
+        <w:ind w:firstLine="720"/>
+      </w:pPr>
+      <w:r>
+        <w:rPr>
+          <w:rFonts w:ascii="Times New Roman" w:cs="Times New Roman" w:eastAsia="Times New Roman" w:hAnsi="Times New Roman"/>
+          <w:sz w:val="24"/>
+          <w:szCs w:val="24"/>
+        </w:rPr>
+        <w:t xml:space="preserve">This study asked how educational games affect fourth-grade EFL pupils’ ability to identify the main idea, the characters and the events of a short story, and how they influence participation and interaction. On the first question, the pupils in this class identified the characters well, the main idea and the order of events considerably less well, and the reason for a character’s crying least well of all: </w:t>
+      </w:r>
+      <w:r>
+        <w:rPr>
+          <w:rFonts w:ascii="Times New Roman" w:cs="Times New Roman" w:eastAsia="Times New Roman" w:hAnsi="Times New Roman"/>
+          <w:sz w:val="24"/>
+          <w:szCs w:val="24"/>
+          <w:highlight w:val="yellow"/>
+        </w:rPr>
+        <w:t xml:space="preserve">16</w:t>
+      </w:r>
+      <w:r>
+        <w:rPr>
+          <w:rFonts w:ascii="Times New Roman" w:cs="Times New Roman" w:eastAsia="Times New Roman" w:hAnsi="Times New Roman"/>
+          <w:sz w:val="24"/>
+          <w:szCs w:val="24"/>
+        </w:rPr>
+        <w:t xml:space="preserve">, </w:t>
+      </w:r>
+      <w:r>
+        <w:rPr>
+          <w:rFonts w:ascii="Times New Roman" w:cs="Times New Roman" w:eastAsia="Times New Roman" w:hAnsi="Times New Roman"/>
+          <w:sz w:val="24"/>
+          <w:szCs w:val="24"/>
+          <w:highlight w:val="yellow"/>
+        </w:rPr>
+        <w:t xml:space="preserve">11</w:t>
+      </w:r>
+      <w:r>
+        <w:rPr>
+          <w:rFonts w:ascii="Times New Roman" w:cs="Times New Roman" w:eastAsia="Times New Roman" w:hAnsi="Times New Roman"/>
+          <w:sz w:val="24"/>
+          <w:szCs w:val="24"/>
+        </w:rPr>
+        <w:t xml:space="preserve">, </w:t>
+      </w:r>
+      <w:r>
+        <w:rPr>
+          <w:rFonts w:ascii="Times New Roman" w:cs="Times New Roman" w:eastAsia="Times New Roman" w:hAnsi="Times New Roman"/>
+          <w:sz w:val="24"/>
+          <w:szCs w:val="24"/>
+          <w:highlight w:val="yellow"/>
+        </w:rPr>
+        <w:t xml:space="preserve">9</w:t>
+      </w:r>
+      <w:r>
+        <w:rPr>
+          <w:rFonts w:ascii="Times New Roman" w:cs="Times New Roman" w:eastAsia="Times New Roman" w:hAnsi="Times New Roman"/>
+          <w:sz w:val="24"/>
+          <w:szCs w:val="24"/>
+        </w:rPr>
+        <w:t xml:space="preserve"> and </w:t>
+      </w:r>
+      <w:r>
+        <w:rPr>
+          <w:rFonts w:ascii="Times New Roman" w:cs="Times New Roman" w:eastAsia="Times New Roman" w:hAnsi="Times New Roman"/>
+          <w:sz w:val="24"/>
+          <w:szCs w:val="24"/>
+          <w:highlight w:val="yellow"/>
+        </w:rPr>
+        <w:t xml:space="preserve">7</w:t>
+      </w:r>
+      <w:r>
+        <w:rPr>
+          <w:rFonts w:ascii="Times New Roman" w:cs="Times New Roman" w:eastAsia="Times New Roman" w:hAnsi="Times New Roman"/>
+          <w:sz w:val="24"/>
+          <w:szCs w:val="24"/>
+        </w:rPr>
+        <w:t xml:space="preserve"> of </w:t>
+      </w:r>
+      <w:r>
+        <w:rPr>
+          <w:rFonts w:ascii="Times New Roman" w:cs="Times New Roman" w:eastAsia="Times New Roman" w:hAnsi="Times New Roman"/>
+          <w:sz w:val="24"/>
+          <w:szCs w:val="24"/>
+          <w:highlight w:val="yellow"/>
+        </w:rPr>
+        <w:t xml:space="preserve">20</w:t>
+      </w:r>
+      <w:r>
+        <w:rPr>
+          <w:rFonts w:ascii="Times New Roman" w:cs="Times New Roman" w:eastAsia="Times New Roman" w:hAnsi="Times New Roman"/>
+          <w:sz w:val="24"/>
+          <w:szCs w:val="24"/>
+        </w:rPr>
+        <w:t xml:space="preserve"> across those four items. The clearest pattern was that accuracy fell with every step away from the wording of the text.</w:t>
+      </w:r>
+    </w:p>
+    <w:p>
+      <w:pPr>
+        <w:spacing w:line="480"/>
+        <w:ind w:firstLine="720"/>
+      </w:pPr>
+      <w:r>
+        <w:rPr>
+          <w:rFonts w:ascii="Times New Roman" w:cs="Times New Roman" w:eastAsia="Times New Roman" w:hAnsi="Times New Roman"/>
+          <w:sz w:val="24"/>
+          <w:szCs w:val="24"/>
+        </w:rPr>
+        <w:t xml:space="preserve">On the second question, the game raised participation broadly and reading selectively. Behavioral engagement stood near its ceiling, </w:t>
+      </w:r>
+      <w:r>
+        <w:rPr>
+          <w:rFonts w:ascii="Times New Roman" w:cs="Times New Roman" w:eastAsia="Times New Roman" w:hAnsi="Times New Roman"/>
+          <w:sz w:val="24"/>
+          <w:szCs w:val="24"/>
+          <w:highlight w:val="yellow"/>
+        </w:rPr>
+        <w:t xml:space="preserve">three</w:t>
+      </w:r>
+      <w:r>
+        <w:rPr>
+          <w:rFonts w:ascii="Times New Roman" w:cs="Times New Roman" w:eastAsia="Times New Roman" w:hAnsi="Times New Roman"/>
+          <w:sz w:val="24"/>
+          <w:szCs w:val="24"/>
+        </w:rPr>
+        <w:t xml:space="preserve"> pupils who rarely speak in whole-class lessons took a turn at most stations, and peer explanation appeared at </w:t>
+      </w:r>
+      <w:r>
+        <w:rPr>
+          <w:rFonts w:ascii="Times New Roman" w:cs="Times New Roman" w:eastAsia="Times New Roman" w:hAnsi="Times New Roman"/>
+          <w:sz w:val="24"/>
+          <w:szCs w:val="24"/>
+          <w:highlight w:val="yellow"/>
+        </w:rPr>
+        <w:t xml:space="preserve">9</w:t>
+      </w:r>
+      <w:r>
+        <w:rPr>
+          <w:rFonts w:ascii="Times New Roman" w:cs="Times New Roman" w:eastAsia="Times New Roman" w:hAnsi="Times New Roman"/>
+          <w:sz w:val="24"/>
+          <w:szCs w:val="24"/>
+        </w:rPr>
+        <w:t xml:space="preserve"> of </w:t>
+      </w:r>
+      <w:r>
+        <w:rPr>
+          <w:rFonts w:ascii="Times New Roman" w:cs="Times New Roman" w:eastAsia="Times New Roman" w:hAnsi="Times New Roman"/>
+          <w:sz w:val="24"/>
+          <w:szCs w:val="24"/>
+          <w:highlight w:val="yellow"/>
+        </w:rPr>
+        <w:t xml:space="preserve">16</w:t>
+      </w:r>
+      <w:r>
+        <w:rPr>
+          <w:rFonts w:ascii="Times New Roman" w:cs="Times New Roman" w:eastAsia="Times New Roman" w:hAnsi="Times New Roman"/>
+          <w:sz w:val="24"/>
+          <w:szCs w:val="24"/>
+        </w:rPr>
+        <w:t xml:space="preserve"> station visits; returning to the text, however, was observed at </w:t>
+      </w:r>
+      <w:r>
+        <w:rPr>
+          <w:rFonts w:ascii="Times New Roman" w:cs="Times New Roman" w:eastAsia="Times New Roman" w:hAnsi="Times New Roman"/>
+          <w:sz w:val="24"/>
+          <w:szCs w:val="24"/>
+          <w:highlight w:val="yellow"/>
+        </w:rPr>
+        <w:t xml:space="preserve">10</w:t>
+      </w:r>
+      <w:r>
+        <w:rPr>
+          <w:rFonts w:ascii="Times New Roman" w:cs="Times New Roman" w:eastAsia="Times New Roman" w:hAnsi="Times New Roman"/>
+          <w:sz w:val="24"/>
+          <w:szCs w:val="24"/>
+        </w:rPr>
+        <w:t xml:space="preserve">, and at the station whose answer could be reached by elimination it was observed at </w:t>
+      </w:r>
+      <w:r>
+        <w:rPr>
+          <w:rFonts w:ascii="Times New Roman" w:cs="Times New Roman" w:eastAsia="Times New Roman" w:hAnsi="Times New Roman"/>
+          <w:sz w:val="24"/>
+          <w:szCs w:val="24"/>
+          <w:highlight w:val="yellow"/>
+        </w:rPr>
+        <w:t xml:space="preserve">1</w:t>
+      </w:r>
+      <w:r>
+        <w:rPr>
+          <w:rFonts w:ascii="Times New Roman" w:cs="Times New Roman" w:eastAsia="Times New Roman" w:hAnsi="Times New Roman"/>
+          <w:sz w:val="24"/>
+          <w:szCs w:val="24"/>
+        </w:rPr>
+        <w:t xml:space="preserve">. The separation of behavioral from cognitive engagement proved necessary because the two diverged by station rather than by team. Taken together, the findings suggest that in this classroom a game supports reading comprehension to the extent that its rules require pupils to return to the text, and that a rule of that kind, rather than the game itself, is what a teacher should design first.</w:t>
+      </w:r>
+    </w:p>
+    <w:p>
+      <w:pPr>
+        <w:pStyle w:val="Heading2"/>
+      </w:pPr>
+      <w:r>
+        <w:t xml:space="preserve">7.1 Limitations</w:t>
+      </w:r>
+    </w:p>
+    <w:p>
+      <w:pPr>
+        <w:spacing w:line="480"/>
+        <w:ind w:firstLine="720"/>
+      </w:pPr>
+      <w:r>
+        <w:rPr>
+          <w:rFonts w:ascii="Times New Roman" w:cs="Times New Roman" w:eastAsia="Times New Roman" w:hAnsi="Times New Roman"/>
+          <w:sz w:val="24"/>
+          <w:szCs w:val="24"/>
+        </w:rPr>
+        <w:t xml:space="preserve">The study has several limitations. It was carried out in a single class of 20 pupils over a small number of sessions, so its findings describe this context and cannot be generalized. It had no comparison group and no pre-test, and it therefore cannot separate the influence of the game from that of the story, the teacher or the novelty of the activity. Observation was carried out by the researchers themselves, who were also involved in teaching, and their expectations may have shaped what they noticed. Finally, an observer following </w:t>
+      </w:r>
+      <w:r>
+        <w:rPr>
+          <w:rFonts w:ascii="Times New Roman" w:cs="Times New Roman" w:eastAsia="Times New Roman" w:hAnsi="Times New Roman"/>
+          <w:sz w:val="24"/>
+          <w:szCs w:val="24"/>
+          <w:highlight w:val="yellow"/>
+        </w:rPr>
+        <w:t>four</w:t>
+      </w:r>
+      <w:r>
+        <w:rPr>
+          <w:rFonts w:ascii="Times New Roman" w:cs="Times New Roman" w:eastAsia="Times New Roman" w:hAnsi="Times New Roman"/>
+          <w:sz w:val="24"/>
+          <w:szCs w:val="24"/>
+        </w:rPr>
+        <w:t xml:space="preserve"> teams at rotating stations inevitably sees some teams more than others.</w:t>
+      </w:r>
+    </w:p>
+    <w:p>
+      <w:pPr>
+        <w:pStyle w:val="Heading2"/>
+      </w:pPr>
+      <w:r>
+        <w:t xml:space="preserve">7.2 Practical Recommendations</w:t>
+      </w:r>
+    </w:p>
+    <w:p>
+      <w:pPr>
+        <w:spacing w:line="480"/>
+        <w:ind w:firstLine="720"/>
+      </w:pPr>
+      <w:r>
+        <w:rPr>
+          <w:rFonts w:ascii="Times New Roman" w:cs="Times New Roman" w:eastAsia="Times New Roman" w:hAnsi="Times New Roman"/>
+          <w:sz w:val="24"/>
+          <w:szCs w:val="24"/>
+        </w:rPr>
+        <w:t xml:space="preserve">The recommendations below follow from the design of the study and from the literature reviewed. Each is phrased so that the findings either support it or do not, and where a recommendation depends on what was observed the sentence leaves that observation open.</w:t>
+      </w:r>
+    </w:p>
+    <w:p>
+      <w:pPr>
+        <w:spacing w:after="160" w:line="480"/>
+        <w:ind w:left="360"/>
       </w:pPr>
       <w:r>
         <w:rPr>
           <w:rFonts w:ascii="Times New Roman" w:cs="Times New Roman" w:eastAsia="Times New Roman" w:hAnsi="Times New Roman"/>
           <w:b/>
           <w:bCs/>
-          <w:sz w:val="22"/>
-          <w:szCs w:val="22"/>
-        </w:rPr>
-        <w:t xml:space="preserve">Note to the writers (delete before submission): </w:t>
-      </w:r>
-      <w:r>
-        <w:rPr>
-          <w:rFonts w:ascii="Times New Roman" w:cs="Times New Roman" w:eastAsia="Times New Roman" w:hAnsi="Times New Roman"/>
-          <w:sz w:val="22"/>
-          <w:szCs w:val="22"/>
-        </w:rPr>
-        <w:t xml:space="preserve">Anything that did not match the expectations in Section 3.2, including evidence for the alternative outcome.</w:t>
-      </w:r>
-    </w:p>
-    <w:p>
-      <w:pPr>
-        <w:pBdr>
-          <w:left w:val="single" w:color="A6A6A6" w:sz="12" w:space="8"/>
-        </w:pBdr>
-        <w:spacing w:after="160" w:line="400"/>
+          <w:sz w:val="24"/>
+          <w:szCs w:val="24"/>
+        </w:rPr>
+        <w:t xml:space="preserve">Make the text part of the scoring, not part of the preamble. </w:t>
+      </w:r>
+      <w:r>
+        <w:rPr>
+          <w:rFonts w:ascii="Times New Roman" w:cs="Times New Roman" w:eastAsia="Times New Roman" w:hAnsi="Times New Roman"/>
+          <w:sz w:val="24"/>
+          <w:szCs w:val="24"/>
+        </w:rPr>
+        <w:t xml:space="preserve">The rule awarding a bonus point for pointing to the line that supports an answer was the one element of the game designed to send pupils back into the story rather than merely to entertain them. Li et al. (2024) found that engagement carried about a third of the association between games and motivation, but their measure asked whether a tool felt useful and easy to use, not whether anyone read anything. A rule of this kind makes the reading itself the thing that earns points. </w:t>
+      </w:r>
+      <w:r>
+        <w:rPr>
+          <w:rFonts w:ascii="Times New Roman" w:cs="Times New Roman" w:eastAsia="Times New Roman" w:hAnsi="Times New Roman"/>
+          <w:sz w:val="24"/>
+          <w:szCs w:val="24"/>
+        </w:rPr>
+        <w:t xml:space="preserve">In this class the bonus produced </w:t>
+      </w:r>
+      <w:r>
+        <w:rPr>
+          <w:rFonts w:ascii="Times New Roman" w:cs="Times New Roman" w:eastAsia="Times New Roman" w:hAnsi="Times New Roman"/>
+          <w:sz w:val="24"/>
+          <w:szCs w:val="24"/>
+          <w:highlight w:val="yellow"/>
+        </w:rPr>
+        <w:t xml:space="preserve">13</w:t>
+      </w:r>
+      <w:r>
+        <w:rPr>
+          <w:rFonts w:ascii="Times New Roman" w:cs="Times New Roman" w:eastAsia="Times New Roman" w:hAnsi="Times New Roman"/>
+          <w:sz w:val="24"/>
+          <w:szCs w:val="24"/>
+        </w:rPr>
+        <w:t xml:space="preserve"> of a possible 32 points, which suggests that a rule of this kind works where the task needs it and lies idle where it does not.</w:t>
+      </w:r>
+    </w:p>
+    <w:p>
+      <w:pPr>
+        <w:spacing w:after="160" w:line="480"/>
         <w:ind w:left="360"/>
       </w:pPr>
       <w:r>
@@ -5825,27 +8091,65 @@
           <w:rFonts w:ascii="Times New Roman" w:cs="Times New Roman" w:eastAsia="Times New Roman" w:hAnsi="Times New Roman"/>
           <w:b/>
           <w:bCs/>
-          <w:color w:val="595959"/>
-          <w:sz w:val="21"/>
-          <w:szCs w:val="21"/>
-        </w:rPr>
-        <w:t xml:space="preserve">Frame.  </w:t>
-      </w:r>
-      <w:r>
-        <w:rPr>
-          <w:rFonts w:ascii="Times New Roman" w:cs="Times New Roman" w:eastAsia="Times New Roman" w:hAnsi="Times New Roman"/>
-          <w:sz w:val="23"/>
-          <w:szCs w:val="23"/>
-        </w:rPr>
-        <w:t xml:space="preserve">Three of the expectations set out in Section 3.2 were borne out and _________ was not. The clearest departure was _________. It matters because _________.</w:t>
-      </w:r>
-    </w:p>
-    <w:p>
-      <w:pPr>
-        <w:pBdr>
-          <w:left w:val="single" w:color="A6A6A6" w:sz="12" w:space="8"/>
-        </w:pBdr>
-        <w:spacing w:after="160" w:line="400"/>
+          <w:sz w:val="24"/>
+          <w:szCs w:val="24"/>
+        </w:rPr>
+        <w:t xml:space="preserve">Give every pupil a role, and rotate the role that requires reading. </w:t>
+      </w:r>
+      <w:r>
+        <w:rPr>
+          <w:rFonts w:ascii="Times New Roman" w:cs="Times New Roman" w:eastAsia="Times New Roman" w:hAnsi="Times New Roman"/>
+          <w:sz w:val="24"/>
+          <w:szCs w:val="24"/>
+        </w:rPr>
+        <w:t xml:space="preserve">Five fixed roles were assigned, and the cards were passed on at each station so that the Finder role, the only one that obliges a pupil to locate something in the text, reached four pupils in each team within one session. Without that rotation the most fluent reader takes it every time, and group work becomes a way for a weaker reader to be present without reading, the outcome anticipated in Section 3.2 and described by Vygotsky (1978) as help that replaces rather than supports. </w:t>
+      </w:r>
+      <w:r>
+        <w:rPr>
+          <w:rFonts w:ascii="Times New Roman" w:cs="Times New Roman" w:eastAsia="Times New Roman" w:hAnsi="Times New Roman"/>
+          <w:sz w:val="24"/>
+          <w:szCs w:val="24"/>
+        </w:rPr>
+        <w:t xml:space="preserve">The observation that </w:t>
+      </w:r>
+      <w:r>
+        <w:rPr>
+          <w:rFonts w:ascii="Times New Roman" w:cs="Times New Roman" w:eastAsia="Times New Roman" w:hAnsi="Times New Roman"/>
+          <w:sz w:val="24"/>
+          <w:szCs w:val="24"/>
+          <w:highlight w:val="yellow"/>
+        </w:rPr>
+        <w:t xml:space="preserve">S14</w:t>
+      </w:r>
+      <w:r>
+        <w:rPr>
+          <w:rFonts w:ascii="Times New Roman" w:cs="Times New Roman" w:eastAsia="Times New Roman" w:hAnsi="Times New Roman"/>
+          <w:sz w:val="24"/>
+          <w:szCs w:val="24"/>
+        </w:rPr>
+        <w:t xml:space="preserve"> claimed the bonus point as Finder at the green station, and that </w:t>
+      </w:r>
+      <w:r>
+        <w:rPr>
+          <w:rFonts w:ascii="Times New Roman" w:cs="Times New Roman" w:eastAsia="Times New Roman" w:hAnsi="Times New Roman"/>
+          <w:sz w:val="24"/>
+          <w:szCs w:val="24"/>
+          <w:highlight w:val="yellow"/>
+        </w:rPr>
+        <w:t xml:space="preserve">S18</w:t>
+      </w:r>
+      <w:r>
+        <w:rPr>
+          <w:rFonts w:ascii="Times New Roman" w:cs="Times New Roman" w:eastAsia="Times New Roman" w:hAnsi="Times New Roman"/>
+          <w:sz w:val="24"/>
+          <w:szCs w:val="24"/>
+        </w:rPr>
+        <w:t xml:space="preserve"> located the line at the yellow station without speaking, indicates that the rotation did achieve this.</w:t>
+      </w:r>
+    </w:p>
+    <w:p>
+      <w:pPr>
+        <w:spacing w:after="160" w:line="480"/>
         <w:ind w:left="360"/>
       </w:pPr>
       <w:r>
@@ -5853,104 +8157,215 @@
           <w:rFonts w:ascii="Times New Roman" w:cs="Times New Roman" w:eastAsia="Times New Roman" w:hAnsi="Times New Roman"/>
           <w:b/>
           <w:bCs/>
-          <w:color w:val="595959"/>
-          <w:sz w:val="21"/>
-          <w:szCs w:val="21"/>
-        </w:rPr>
-        <w:t xml:space="preserve">Frame.  </w:t>
-      </w:r>
-      <w:r>
-        <w:rPr>
-          <w:rFonts w:ascii="Times New Roman" w:cs="Times New Roman" w:eastAsia="Times New Roman" w:hAnsi="Times New Roman"/>
-          <w:sz w:val="23"/>
-          <w:szCs w:val="23"/>
-        </w:rPr>
-        <w:t xml:space="preserve">One event that no part of the design anticipated was _________. It is reported here rather than in 5.2 because it does not belong to any of the themes above.</w:t>
-      </w:r>
-    </w:p>
-    <w:p>
-      <w:pPr>
-        <w:spacing w:after="120" w:line="300"/>
-      </w:pPr>
-      <w:r>
-        <w:rPr>
-          <w:rFonts w:ascii="Times New Roman" w:cs="Times New Roman" w:eastAsia="Times New Roman" w:hAnsi="Times New Roman"/>
-          <w:i/>
-          <w:iCs/>
-          <w:sz w:val="21"/>
-          <w:szCs w:val="21"/>
-        </w:rPr>
-        <w:t xml:space="preserve">If nothing unexpected occurred, say so in one sentence and delete this section rather than filling it. An empty section is better than a manufactured one.</w:t>
-      </w:r>
-    </w:p>
-    <w:p>
-      <w:pPr>
-        <w:pStyle w:val="Heading1"/>
-        <w:pageBreakBefore/>
-      </w:pPr>
-      <w:r>
-        <w:t xml:space="preserve">6. Discussion</w:t>
-      </w:r>
-    </w:p>
-    <w:p>
-      <w:pPr>
-        <w:pBdr>
-          <w:left w:val="single" w:color="C00000" w:sz="12" w:space="8"/>
-        </w:pBdr>
-        <w:spacing w:after="240"/>
-      </w:pPr>
-      <w:r>
-        <w:rPr>
-          <w:rFonts w:ascii="Times New Roman" w:cs="Times New Roman" w:eastAsia="Times New Roman" w:hAnsi="Times New Roman"/>
-          <w:i/>
-          <w:iCs/>
-          <w:color w:val="C00000"/>
-          <w:sz w:val="22"/>
-          <w:szCs w:val="22"/>
-        </w:rPr>
-        <w:t xml:space="preserve">Note to the writers (delete before submission): Write after the Results. Each paragraph: a finding, a link to the literature (the article, and the sources in Chapter 2), and an interpretation. Guiding points below.</w:t>
-      </w:r>
-    </w:p>
-    <w:p>
-      <w:pPr>
-        <w:pStyle w:val="Heading2"/>
-      </w:pPr>
-      <w:r>
-        <w:t xml:space="preserve">6.1 Games and the Comprehension of Story Elements</w:t>
-      </w:r>
-    </w:p>
-    <w:p>
-      <w:pPr>
-        <w:pBdr>
-          <w:left w:val="single" w:color="BFBFBF" w:sz="12" w:space="8"/>
-        </w:pBdr>
-        <w:spacing w:after="200" w:line="300"/>
+          <w:sz w:val="24"/>
+          <w:szCs w:val="24"/>
+        </w:rPr>
+        <w:t xml:space="preserve">End the game with a short individual task. </w:t>
+      </w:r>
+      <w:r>
+        <w:rPr>
+          <w:rFonts w:ascii="Times New Roman" w:cs="Times New Roman" w:eastAsia="Times New Roman" w:hAnsi="Times New Roman"/>
+          <w:sz w:val="24"/>
+          <w:szCs w:val="24"/>
+        </w:rPr>
+        <w:t xml:space="preserve">A team score cannot show what any single pupil understood, because five pupils produce one answer. The five-item response sheet, </w:t>
+      </w:r>
+      <w:r>
+        <w:rPr>
+          <w:rFonts w:ascii="Times New Roman" w:cs="Times New Roman" w:eastAsia="Times New Roman" w:hAnsi="Times New Roman"/>
+          <w:sz w:val="24"/>
+          <w:szCs w:val="24"/>
+        </w:rPr>
+        <w:t xml:space="preserve">completed alone with the story turned over, is what made it possible to see that the team totals concealed </w:t>
+      </w:r>
+      <w:r>
+        <w:rPr>
+          <w:rFonts w:ascii="Times New Roman" w:cs="Times New Roman" w:eastAsia="Times New Roman" w:hAnsi="Times New Roman"/>
+          <w:sz w:val="24"/>
+          <w:szCs w:val="24"/>
+          <w:highlight w:val="yellow"/>
+        </w:rPr>
+        <w:t xml:space="preserve">3</w:t>
+      </w:r>
+      <w:r>
+        <w:rPr>
+          <w:rFonts w:ascii="Times New Roman" w:cs="Times New Roman" w:eastAsia="Times New Roman" w:hAnsi="Times New Roman"/>
+          <w:sz w:val="24"/>
+          <w:szCs w:val="24"/>
+        </w:rPr>
+        <w:t xml:space="preserve"> pupils who answered neither reorganization item correctly, and </w:t>
+      </w:r>
+      <w:r>
+        <w:rPr>
+          <w:rFonts w:ascii="Times New Roman" w:cs="Times New Roman" w:eastAsia="Times New Roman" w:hAnsi="Times New Roman"/>
+          <w:sz w:val="24"/>
+          <w:szCs w:val="24"/>
+          <w:highlight w:val="yellow"/>
+        </w:rPr>
+        <w:t xml:space="preserve">5</w:t>
+      </w:r>
+      <w:r>
+        <w:rPr>
+          <w:rFonts w:ascii="Times New Roman" w:cs="Times New Roman" w:eastAsia="Times New Roman" w:hAnsi="Times New Roman"/>
+          <w:sz w:val="24"/>
+          <w:szCs w:val="24"/>
+        </w:rPr>
+        <w:t xml:space="preserve"> who answered every item.</w:t>
+      </w:r>
+      <w:r>
+        <w:rPr>
+          <w:rFonts w:ascii="Times New Roman" w:cs="Times New Roman" w:eastAsia="Times New Roman" w:hAnsi="Times New Roman"/>
+          <w:sz w:val="24"/>
+          <w:szCs w:val="24"/>
+        </w:rPr>
+        <w:t xml:space="preserve"> A teacher who wants to know whether a game taught anything, rather than whether it went well, needs a few minutes of individual work at the end of it.</w:t>
+      </w:r>
+    </w:p>
+    <w:p>
+      <w:pPr>
+        <w:spacing w:after="160" w:line="480"/>
+        <w:ind w:left="360"/>
       </w:pPr>
       <w:r>
         <w:rPr>
           <w:rFonts w:ascii="Times New Roman" w:cs="Times New Roman" w:eastAsia="Times New Roman" w:hAnsi="Times New Roman"/>
           <w:b/>
           <w:bCs/>
-          <w:sz w:val="22"/>
-          <w:szCs w:val="22"/>
-        </w:rPr>
-        <w:t xml:space="preserve">Note to the writers (delete before submission): </w:t>
-      </w:r>
-      <w:r>
-        <w:rPr>
-          <w:rFonts w:ascii="Times New Roman" w:cs="Times New Roman" w:eastAsia="Times New Roman" w:hAnsi="Times New Roman"/>
-          <w:sz w:val="22"/>
-          <w:szCs w:val="22"/>
-        </w:rPr>
-        <w:t xml:space="preserve">Compare your findings with Li et al. (2024). Their study reported higher self-reported motivation, mediated by engagement; it did not measure achievement or any single skill, so the comparison is between what they could show and what you can. Did the pupils in your class identify the elements well? Which ones? Link the gap between characters and main idea or sequence to the distinction between literal and reorganization questions (Day &amp; Park, 2005) and to the load of lower-level processes (Grabe &amp; Stoller, 2011).</w:t>
-      </w:r>
-    </w:p>
-    <w:p>
-      <w:pPr>
-        <w:pBdr>
-          <w:left w:val="single" w:color="A6A6A6" w:sz="12" w:space="8"/>
-        </w:pBdr>
-        <w:spacing w:after="160" w:line="400"/>
+          <w:sz w:val="24"/>
+          <w:szCs w:val="24"/>
+        </w:rPr>
+        <w:t xml:space="preserve">Score literal and higher-level items separately. </w:t>
+      </w:r>
+      <w:r>
+        <w:rPr>
+          <w:rFonts w:ascii="Times New Roman" w:cs="Times New Roman" w:eastAsia="Times New Roman" w:hAnsi="Times New Roman"/>
+          <w:sz w:val="24"/>
+          <w:szCs w:val="24"/>
+        </w:rPr>
+        <w:t xml:space="preserve">Day and Park (2005) distinguish literal comprehension from reorganization and inference, and the response sheet was built to contain all three. </w:t>
+      </w:r>
+      <w:r>
+        <w:rPr>
+          <w:rFonts w:ascii="Times New Roman" w:cs="Times New Roman" w:eastAsia="Times New Roman" w:hAnsi="Times New Roman"/>
+          <w:sz w:val="24"/>
+          <w:szCs w:val="24"/>
+        </w:rPr>
+        <w:t xml:space="preserve">Combining them into a single mark would have hidden the pattern reported in Section 5.1, namely that the class succeeded on both literal items, </w:t>
+      </w:r>
+      <w:r>
+        <w:rPr>
+          <w:rFonts w:ascii="Times New Roman" w:cs="Times New Roman" w:eastAsia="Times New Roman" w:hAnsi="Times New Roman"/>
+          <w:sz w:val="24"/>
+          <w:szCs w:val="24"/>
+          <w:highlight w:val="yellow"/>
+        </w:rPr>
+        <w:t xml:space="preserve">16</w:t>
+      </w:r>
+      <w:r>
+        <w:rPr>
+          <w:rFonts w:ascii="Times New Roman" w:cs="Times New Roman" w:eastAsia="Times New Roman" w:hAnsi="Times New Roman"/>
+          <w:sz w:val="24"/>
+          <w:szCs w:val="24"/>
+        </w:rPr>
+        <w:t xml:space="preserve"> and </w:t>
+      </w:r>
+      <w:r>
+        <w:rPr>
+          <w:rFonts w:ascii="Times New Roman" w:cs="Times New Roman" w:eastAsia="Times New Roman" w:hAnsi="Times New Roman"/>
+          <w:sz w:val="24"/>
+          <w:szCs w:val="24"/>
+          <w:highlight w:val="yellow"/>
+        </w:rPr>
+        <w:t xml:space="preserve">18</w:t>
+      </w:r>
+      <w:r>
+        <w:rPr>
+          <w:rFonts w:ascii="Times New Roman" w:cs="Times New Roman" w:eastAsia="Times New Roman" w:hAnsi="Times New Roman"/>
+          <w:sz w:val="24"/>
+          <w:szCs w:val="24"/>
+        </w:rPr>
+        <w:t xml:space="preserve"> of </w:t>
+      </w:r>
+      <w:r>
+        <w:rPr>
+          <w:rFonts w:ascii="Times New Roman" w:cs="Times New Roman" w:eastAsia="Times New Roman" w:hAnsi="Times New Roman"/>
+          <w:sz w:val="24"/>
+          <w:szCs w:val="24"/>
+          <w:highlight w:val="yellow"/>
+        </w:rPr>
+        <w:t xml:space="preserve">20</w:t>
+      </w:r>
+      <w:r>
+        <w:rPr>
+          <w:rFonts w:ascii="Times New Roman" w:cs="Times New Roman" w:eastAsia="Times New Roman" w:hAnsi="Times New Roman"/>
+          <w:sz w:val="24"/>
+          <w:szCs w:val="24"/>
+        </w:rPr>
+        <w:t xml:space="preserve">, fell to </w:t>
+      </w:r>
+      <w:r>
+        <w:rPr>
+          <w:rFonts w:ascii="Times New Roman" w:cs="Times New Roman" w:eastAsia="Times New Roman" w:hAnsi="Times New Roman"/>
+          <w:sz w:val="24"/>
+          <w:szCs w:val="24"/>
+          <w:highlight w:val="yellow"/>
+        </w:rPr>
+        <w:t xml:space="preserve">11</w:t>
+      </w:r>
+      <w:r>
+        <w:rPr>
+          <w:rFonts w:ascii="Times New Roman" w:cs="Times New Roman" w:eastAsia="Times New Roman" w:hAnsi="Times New Roman"/>
+          <w:sz w:val="24"/>
+          <w:szCs w:val="24"/>
+        </w:rPr>
+        <w:t xml:space="preserve"> and </w:t>
+      </w:r>
+      <w:r>
+        <w:rPr>
+          <w:rFonts w:ascii="Times New Roman" w:cs="Times New Roman" w:eastAsia="Times New Roman" w:hAnsi="Times New Roman"/>
+          <w:sz w:val="24"/>
+          <w:szCs w:val="24"/>
+          <w:highlight w:val="yellow"/>
+        </w:rPr>
+        <w:t xml:space="preserve">9</w:t>
+      </w:r>
+      <w:r>
+        <w:rPr>
+          <w:rFonts w:ascii="Times New Roman" w:cs="Times New Roman" w:eastAsia="Times New Roman" w:hAnsi="Times New Roman"/>
+          <w:sz w:val="24"/>
+          <w:szCs w:val="24"/>
+        </w:rPr>
+        <w:t xml:space="preserve"> on the two that require reorganizing the story, and fell to </w:t>
+      </w:r>
+      <w:r>
+        <w:rPr>
+          <w:rFonts w:ascii="Times New Roman" w:cs="Times New Roman" w:eastAsia="Times New Roman" w:hAnsi="Times New Roman"/>
+          <w:sz w:val="24"/>
+          <w:szCs w:val="24"/>
+          <w:highlight w:val="yellow"/>
+        </w:rPr>
+        <w:t xml:space="preserve">7</w:t>
+      </w:r>
+      <w:r>
+        <w:rPr>
+          <w:rFonts w:ascii="Times New Roman" w:cs="Times New Roman" w:eastAsia="Times New Roman" w:hAnsi="Times New Roman"/>
+          <w:sz w:val="24"/>
+          <w:szCs w:val="24"/>
+        </w:rPr>
+        <w:t xml:space="preserve"> on the inference.</w:t>
+      </w:r>
+      <w:r>
+        <w:rPr>
+          <w:rFonts w:ascii="Times New Roman" w:cs="Times New Roman" w:eastAsia="Times New Roman" w:hAnsi="Times New Roman"/>
+          <w:sz w:val="24"/>
+          <w:szCs w:val="24"/>
+        </w:rPr>
+        <w:t xml:space="preserve"> A teacher who records only a total cannot tell a class that decodes well from a class that also understands.</w:t>
+      </w:r>
+    </w:p>
+    <w:p>
+      <w:pPr>
+        <w:spacing w:after="160" w:line="480"/>
         <w:ind w:left="360"/>
       </w:pPr>
       <w:r>
@@ -5958,27 +8373,73 @@
           <w:rFonts w:ascii="Times New Roman" w:cs="Times New Roman" w:eastAsia="Times New Roman" w:hAnsi="Times New Roman"/>
           <w:b/>
           <w:bCs/>
-          <w:color w:val="595959"/>
-          <w:sz w:val="21"/>
-          <w:szCs w:val="21"/>
-        </w:rPr>
-        <w:t xml:space="preserve">Frame.  </w:t>
-      </w:r>
-      <w:r>
-        <w:rPr>
-          <w:rFonts w:ascii="Times New Roman" w:cs="Times New Roman" w:eastAsia="Times New Roman" w:hAnsi="Times New Roman"/>
-          <w:sz w:val="23"/>
-          <w:szCs w:val="23"/>
-        </w:rPr>
-        <w:t xml:space="preserve">Li et al. (2024) reported that digital educational games were associated with higher self-reported motivation, but measured no skill and no achievement. The present study can say something their design could not, namely whether comprehension of specific story elements was in fact demonstrated. In this class the picture was _________. Pupils identified _________ most successfully and _________ least successfully.</w:t>
-      </w:r>
-    </w:p>
-    <w:p>
-      <w:pPr>
-        <w:pBdr>
-          <w:left w:val="single" w:color="A6A6A6" w:sz="12" w:space="8"/>
-        </w:pBdr>
-        <w:spacing w:after="160" w:line="400"/>
+          <w:sz w:val="24"/>
+          <w:szCs w:val="24"/>
+        </w:rPr>
+        <w:t xml:space="preserve">Plan the minute between stations, and plan for both kinds of team. </w:t>
+      </w:r>
+      <w:r>
+        <w:rPr>
+          <w:rFonts w:ascii="Times New Roman" w:cs="Times New Roman" w:eastAsia="Times New Roman" w:hAnsi="Times New Roman"/>
+          <w:sz w:val="24"/>
+          <w:szCs w:val="24"/>
+        </w:rPr>
+        <w:t xml:space="preserve">Four stations at five minutes each fills the twenty minutes available and leaves nothing for moving, so the last station always loses its time. The plan used here allowed four minutes of work and one minute to move, and prepared in advance both an extension task for teams that finished early and an instruction to hand in unfinished work and move on. </w:t>
+      </w:r>
+      <w:r>
+        <w:rPr>
+          <w:rFonts w:ascii="Times New Roman" w:cs="Times New Roman" w:eastAsia="Times New Roman" w:hAnsi="Times New Roman"/>
+          <w:sz w:val="24"/>
+          <w:szCs w:val="24"/>
+        </w:rPr>
+        <w:t xml:space="preserve">These are dull details, but in this class </w:t>
+      </w:r>
+      <w:r>
+        <w:rPr>
+          <w:rFonts w:ascii="Times New Roman" w:cs="Times New Roman" w:eastAsia="Times New Roman" w:hAnsi="Times New Roman"/>
+          <w:sz w:val="24"/>
+          <w:szCs w:val="24"/>
+          <w:highlight w:val="yellow"/>
+        </w:rPr>
+        <w:t xml:space="preserve">two</w:t>
+      </w:r>
+      <w:r>
+        <w:rPr>
+          <w:rFonts w:ascii="Times New Roman" w:cs="Times New Roman" w:eastAsia="Times New Roman" w:hAnsi="Times New Roman"/>
+          <w:sz w:val="24"/>
+          <w:szCs w:val="24"/>
+        </w:rPr>
+        <w:t xml:space="preserve"> of the four teams used the extension task and </w:t>
+      </w:r>
+      <w:r>
+        <w:rPr>
+          <w:rFonts w:ascii="Times New Roman" w:cs="Times New Roman" w:eastAsia="Times New Roman" w:hAnsi="Times New Roman"/>
+          <w:sz w:val="24"/>
+          <w:szCs w:val="24"/>
+          <w:highlight w:val="yellow"/>
+        </w:rPr>
+        <w:t xml:space="preserve">one</w:t>
+      </w:r>
+      <w:r>
+        <w:rPr>
+          <w:rFonts w:ascii="Times New Roman" w:cs="Times New Roman" w:eastAsia="Times New Roman" w:hAnsi="Times New Roman"/>
+          <w:sz w:val="24"/>
+          <w:szCs w:val="24"/>
+        </w:rPr>
+        <w:t xml:space="preserve"> handed in an unfinished green station, and they are the difference</w:t>
+      </w:r>
+      <w:r>
+        <w:rPr>
+          <w:rFonts w:ascii="Times New Roman" w:cs="Times New Roman" w:eastAsia="Times New Roman" w:hAnsi="Times New Roman"/>
+          <w:sz w:val="24"/>
+          <w:szCs w:val="24"/>
+        </w:rPr>
+        <w:t xml:space="preserve"> between a game and a scramble.</w:t>
+      </w:r>
+    </w:p>
+    <w:p>
+      <w:pPr>
+        <w:spacing w:after="160" w:line="480"/>
         <w:ind w:left="360"/>
       </w:pPr>
       <w:r>
@@ -5986,27 +8447,39 @@
           <w:rFonts w:ascii="Times New Roman" w:cs="Times New Roman" w:eastAsia="Times New Roman" w:hAnsi="Times New Roman"/>
           <w:b/>
           <w:bCs/>
-          <w:color w:val="595959"/>
-          <w:sz w:val="21"/>
-          <w:szCs w:val="21"/>
-        </w:rPr>
-        <w:t xml:space="preserve">Frame.  </w:t>
-      </w:r>
-      <w:r>
-        <w:rPr>
-          <w:rFonts w:ascii="Times New Roman" w:cs="Times New Roman" w:eastAsia="Times New Roman" w:hAnsi="Times New Roman"/>
-          <w:sz w:val="23"/>
-          <w:szCs w:val="23"/>
-        </w:rPr>
-        <w:t xml:space="preserve">The gap between the two follows the distinction drawn by Day and Park (2005): identifying characters is a literal task, in which the answer stands in the text and can be found by matching words, whereas the main idea and the order of events require the reader to hold the whole story in mind and reorganize it. The pattern found here, _________, is consistent with / departs from that expectation because _________.</w:t>
-      </w:r>
-    </w:p>
-    <w:p>
-      <w:pPr>
-        <w:pBdr>
-          <w:left w:val="single" w:color="A6A6A6" w:sz="12" w:space="8"/>
-        </w:pBdr>
-        <w:spacing w:after="160" w:line="400"/>
+          <w:sz w:val="24"/>
+          <w:szCs w:val="24"/>
+        </w:rPr>
+        <w:t xml:space="preserve">Watch engagement rather than asking about it. </w:t>
+      </w:r>
+      <w:r>
+        <w:rPr>
+          <w:rFonts w:ascii="Times New Roman" w:cs="Times New Roman" w:eastAsia="Times New Roman" w:hAnsi="Times New Roman"/>
+          <w:sz w:val="24"/>
+          <w:szCs w:val="24"/>
+        </w:rPr>
+        <w:t xml:space="preserve">The checklist in Appendix A asks whether pupils returned to the text, justified an answer or guessed. A self-report scale of the kind used by Li et al. (2024) </w:t>
+      </w:r>
+      <w:r>
+        <w:rPr>
+          <w:rFonts w:ascii="Times New Roman" w:cs="Times New Roman" w:eastAsia="Times New Roman" w:hAnsi="Times New Roman"/>
+          <w:sz w:val="24"/>
+          <w:szCs w:val="24"/>
+        </w:rPr>
+        <w:t xml:space="preserve">cannot separate a pupil who enjoyed the game from a pupil who read the story, and in this class the station that scored highest was also the station at which pupils read least.</w:t>
+      </w:r>
+      <w:r>
+        <w:rPr>
+          <w:rFonts w:ascii="Times New Roman" w:cs="Times New Roman" w:eastAsia="Times New Roman" w:hAnsi="Times New Roman"/>
+          <w:sz w:val="24"/>
+          <w:szCs w:val="24"/>
+        </w:rPr>
+        <w:t xml:space="preserve"> Ten minutes of structured watching at one table yields information that a questionnaire cannot.</w:t>
+      </w:r>
+    </w:p>
+    <w:p>
+      <w:pPr>
+        <w:spacing w:after="160" w:line="480"/>
         <w:ind w:left="360"/>
       </w:pPr>
       <w:r>
@@ -6014,27 +8487,73 @@
           <w:rFonts w:ascii="Times New Roman" w:cs="Times New Roman" w:eastAsia="Times New Roman" w:hAnsi="Times New Roman"/>
           <w:b/>
           <w:bCs/>
-          <w:color w:val="595959"/>
-          <w:sz w:val="21"/>
-          <w:szCs w:val="21"/>
-        </w:rPr>
-        <w:t xml:space="preserve">Frame.  </w:t>
-      </w:r>
-      <w:r>
-        <w:rPr>
-          <w:rFonts w:ascii="Times New Roman" w:cs="Times New Roman" w:eastAsia="Times New Roman" w:hAnsi="Times New Roman"/>
-          <w:sz w:val="23"/>
-          <w:szCs w:val="23"/>
-        </w:rPr>
-        <w:t xml:space="preserve">Grabe and Stoller (2011) explain why this is so demanding for beginners: when word recognition is still slow and effortful, little capacity remains for building a picture of the text as a whole. The observation that _________ can be read in those terms, since _________.</w:t>
-      </w:r>
-    </w:p>
-    <w:p>
-      <w:pPr>
-        <w:pBdr>
-          <w:left w:val="single" w:color="A6A6A6" w:sz="12" w:space="8"/>
-        </w:pBdr>
-        <w:spacing w:after="160" w:line="400"/>
+          <w:sz w:val="24"/>
+          <w:szCs w:val="24"/>
+        </w:rPr>
+        <w:t xml:space="preserve">Record which language the team is speaking. </w:t>
+      </w:r>
+      <w:r>
+        <w:rPr>
+          <w:rFonts w:ascii="Times New Roman" w:cs="Times New Roman" w:eastAsia="Times New Roman" w:hAnsi="Times New Roman"/>
+          <w:sz w:val="24"/>
+          <w:szCs w:val="24"/>
+        </w:rPr>
+        <w:t xml:space="preserve">Where pupils share a first language, group work does not guarantee interaction in the target language (Richards &amp; Rodgers, 2014). Recording the language on its own scale, rather than as a frequency of behavior, </w:t>
+      </w:r>
+      <w:r>
+        <w:rPr>
+          <w:rFonts w:ascii="Times New Roman" w:cs="Times New Roman" w:eastAsia="Times New Roman" w:hAnsi="Times New Roman"/>
+          <w:sz w:val="24"/>
+          <w:szCs w:val="24"/>
+        </w:rPr>
+        <w:t xml:space="preserve">made it possible to see that the talk was mostly or almost entirely Arabic at </w:t>
+      </w:r>
+      <w:r>
+        <w:rPr>
+          <w:rFonts w:ascii="Times New Roman" w:cs="Times New Roman" w:eastAsia="Times New Roman" w:hAnsi="Times New Roman"/>
+          <w:sz w:val="24"/>
+          <w:szCs w:val="24"/>
+          <w:highlight w:val="yellow"/>
+        </w:rPr>
+        <w:t xml:space="preserve">13</w:t>
+      </w:r>
+      <w:r>
+        <w:rPr>
+          <w:rFonts w:ascii="Times New Roman" w:cs="Times New Roman" w:eastAsia="Times New Roman" w:hAnsi="Times New Roman"/>
+          <w:sz w:val="24"/>
+          <w:szCs w:val="24"/>
+        </w:rPr>
+        <w:t xml:space="preserve"> of the </w:t>
+      </w:r>
+      <w:r>
+        <w:rPr>
+          <w:rFonts w:ascii="Times New Roman" w:cs="Times New Roman" w:eastAsia="Times New Roman" w:hAnsi="Times New Roman"/>
+          <w:sz w:val="24"/>
+          <w:szCs w:val="24"/>
+          <w:highlight w:val="yellow"/>
+        </w:rPr>
+        <w:t xml:space="preserve">16</w:t>
+      </w:r>
+      <w:r>
+        <w:rPr>
+          <w:rFonts w:ascii="Times New Roman" w:cs="Times New Roman" w:eastAsia="Times New Roman" w:hAnsi="Times New Roman"/>
+          <w:sz w:val="24"/>
+          <w:szCs w:val="24"/>
+        </w:rPr>
+        <w:t xml:space="preserve"> station visits and did not shift toward English between the first rotation and the last.</w:t>
+      </w:r>
+      <w:r>
+        <w:rPr>
+          <w:rFonts w:ascii="Times New Roman" w:cs="Times New Roman" w:eastAsia="Times New Roman" w:hAnsi="Times New Roman"/>
+          <w:sz w:val="24"/>
+          <w:szCs w:val="24"/>
+        </w:rPr>
+        <w:t xml:space="preserve"> A game can raise participation and leave the English untouched, and only a record of this kind will show it.</w:t>
+      </w:r>
+    </w:p>
+    <w:p>
+      <w:pPr>
+        <w:spacing w:after="160" w:line="480"/>
         <w:ind w:left="360"/>
       </w:pPr>
       <w:r>
@@ -6042,523 +8561,26 @@
           <w:rFonts w:ascii="Times New Roman" w:cs="Times New Roman" w:eastAsia="Times New Roman" w:hAnsi="Times New Roman"/>
           <w:b/>
           <w:bCs/>
-          <w:color w:val="595959"/>
-          <w:sz w:val="21"/>
-          <w:szCs w:val="21"/>
-        </w:rPr>
-        <w:t xml:space="preserve">Frame.  </w:t>
-      </w:r>
-      <w:r>
-        <w:rPr>
-          <w:rFonts w:ascii="Times New Roman" w:cs="Times New Roman" w:eastAsia="Times New Roman" w:hAnsi="Times New Roman"/>
-          <w:sz w:val="23"/>
-          <w:szCs w:val="23"/>
-        </w:rPr>
-        <w:t xml:space="preserve">The inference item is the sharpest test of that account, because its answer is nowhere in the text. Here _________, which suggests that _________.</w:t>
-      </w:r>
-    </w:p>
-    <w:p>
-      <w:pPr>
-        <w:pStyle w:val="Heading2"/>
-      </w:pPr>
-      <w:r>
-        <w:t xml:space="preserve">6.2 Participation, Interaction and Scaffolding</w:t>
-      </w:r>
-    </w:p>
-    <w:p>
-      <w:pPr>
-        <w:pBdr>
-          <w:left w:val="single" w:color="BFBFBF" w:sz="12" w:space="8"/>
-        </w:pBdr>
-        <w:spacing w:after="200" w:line="300"/>
-      </w:pPr>
-      <w:r>
-        <w:rPr>
-          <w:rFonts w:ascii="Times New Roman" w:cs="Times New Roman" w:eastAsia="Times New Roman" w:hAnsi="Times New Roman"/>
-          <w:b/>
-          <w:bCs/>
-          <w:sz w:val="22"/>
-          <w:szCs w:val="22"/>
-        </w:rPr>
-        <w:t xml:space="preserve">Note to the writers (delete before submission): </w:t>
-      </w:r>
-      <w:r>
-        <w:rPr>
-          <w:rFonts w:ascii="Times New Roman" w:cs="Times New Roman" w:eastAsia="Times New Roman" w:hAnsi="Times New Roman"/>
-          <w:sz w:val="22"/>
-          <w:szCs w:val="22"/>
-        </w:rPr>
-        <w:t xml:space="preserve">Discuss what you saw in light of Vygotsky (1978), the affective filter (Krashen, 1982), the three types of engagement (Fredricks et al., 2004) and self-determination theory (Deci &amp; Ryan, 1985). Was engagement behavioral only, or also cognitive?</w:t>
-      </w:r>
-    </w:p>
-    <w:p>
-      <w:pPr>
-        <w:pBdr>
-          <w:left w:val="single" w:color="A6A6A6" w:sz="12" w:space="8"/>
-        </w:pBdr>
-        <w:spacing w:after="160" w:line="400"/>
-        <w:ind w:left="360"/>
-      </w:pPr>
-      <w:r>
-        <w:rPr>
-          <w:rFonts w:ascii="Times New Roman" w:cs="Times New Roman" w:eastAsia="Times New Roman" w:hAnsi="Times New Roman"/>
-          <w:b/>
-          <w:bCs/>
-          <w:color w:val="595959"/>
-          <w:sz w:val="21"/>
-          <w:szCs w:val="21"/>
-        </w:rPr>
-        <w:t xml:space="preserve">Frame.  </w:t>
-      </w:r>
-      <w:r>
-        <w:rPr>
-          <w:rFonts w:ascii="Times New Roman" w:cs="Times New Roman" w:eastAsia="Times New Roman" w:hAnsi="Times New Roman"/>
-          <w:sz w:val="23"/>
-          <w:szCs w:val="23"/>
-        </w:rPr>
-        <w:t xml:space="preserve">Fredricks et al. (2004) separate behavioral, emotional and cognitive engagement, and that separation turns out to be the most useful analytic tool in this study. On the behavioral indicators the teams were _________. On the cognitive indicators they were _________. The two therefore _________ (did / did not) move together.</w:t>
-      </w:r>
-    </w:p>
-    <w:p>
-      <w:pPr>
-        <w:pBdr>
-          <w:left w:val="single" w:color="A6A6A6" w:sz="12" w:space="8"/>
-        </w:pBdr>
-        <w:spacing w:after="160" w:line="400"/>
-        <w:ind w:left="360"/>
-      </w:pPr>
-      <w:r>
-        <w:rPr>
-          <w:rFonts w:ascii="Times New Roman" w:cs="Times New Roman" w:eastAsia="Times New Roman" w:hAnsi="Times New Roman"/>
-          <w:b/>
-          <w:bCs/>
-          <w:color w:val="595959"/>
-          <w:sz w:val="21"/>
-          <w:szCs w:val="21"/>
-        </w:rPr>
-        <w:t xml:space="preserve">Frame.  </w:t>
-      </w:r>
-      <w:r>
-        <w:rPr>
-          <w:rFonts w:ascii="Times New Roman" w:cs="Times New Roman" w:eastAsia="Times New Roman" w:hAnsi="Times New Roman"/>
-          <w:sz w:val="23"/>
-          <w:szCs w:val="23"/>
-        </w:rPr>
-        <w:t xml:space="preserve">If behavioral engagement ran ahead of cognitive engagement, the enthusiasm of the game was not by itself evidence of reading. The bonus point for showing the supporting line was the design feature intended to close that gap, and the observation that _________ indicates that it _________ (did / did not) work as intended.</w:t>
-      </w:r>
-    </w:p>
-    <w:p>
-      <w:pPr>
-        <w:pBdr>
-          <w:left w:val="single" w:color="A6A6A6" w:sz="12" w:space="8"/>
-        </w:pBdr>
-        <w:spacing w:after="160" w:line="400"/>
-        <w:ind w:left="360"/>
-      </w:pPr>
-      <w:r>
-        <w:rPr>
-          <w:rFonts w:ascii="Times New Roman" w:cs="Times New Roman" w:eastAsia="Times New Roman" w:hAnsi="Times New Roman"/>
-          <w:b/>
-          <w:bCs/>
-          <w:color w:val="595959"/>
-          <w:sz w:val="21"/>
-          <w:szCs w:val="21"/>
-        </w:rPr>
-        <w:t xml:space="preserve">Frame.  </w:t>
-      </w:r>
-      <w:r>
-        <w:rPr>
-          <w:rFonts w:ascii="Times New Roman" w:cs="Times New Roman" w:eastAsia="Times New Roman" w:hAnsi="Times New Roman"/>
-          <w:sz w:val="23"/>
-          <w:szCs w:val="23"/>
-        </w:rPr>
-        <w:t xml:space="preserve">The instances of peer explanation recorded under Theme 2 are what Vygotsky (1978) describes as work within the zone of proximal development: _________. The mixed-ability teams and the fixed roles were designed to make such moments likely, and _________.</w:t>
-      </w:r>
-    </w:p>
-    <w:p>
-      <w:pPr>
-        <w:pBdr>
-          <w:left w:val="single" w:color="A6A6A6" w:sz="12" w:space="8"/>
-        </w:pBdr>
-        <w:spacing w:after="160" w:line="400"/>
-        <w:ind w:left="360"/>
-      </w:pPr>
-      <w:r>
-        <w:rPr>
-          <w:rFonts w:ascii="Times New Roman" w:cs="Times New Roman" w:eastAsia="Times New Roman" w:hAnsi="Times New Roman"/>
-          <w:b/>
-          <w:bCs/>
-          <w:color w:val="595959"/>
-          <w:sz w:val="21"/>
-          <w:szCs w:val="21"/>
-        </w:rPr>
-        <w:t xml:space="preserve">Frame.  </w:t>
-      </w:r>
-      <w:r>
-        <w:rPr>
-          <w:rFonts w:ascii="Times New Roman" w:cs="Times New Roman" w:eastAsia="Times New Roman" w:hAnsi="Times New Roman"/>
-          <w:sz w:val="23"/>
-          <w:szCs w:val="23"/>
-        </w:rPr>
-        <w:t xml:space="preserve">Deci and Ryan (1985) would attribute the participation observed to the satisfaction of competence, autonomy, and relatedness. The element of the game that appears to have done most of that work here was _________. Krashen’s (1982) affective filter offers a further reading of the pupils who took part in a team but not in whole-class lessons, namely _________.</w:t>
-      </w:r>
-    </w:p>
-    <w:p>
-      <w:pPr>
-        <w:pBdr>
-          <w:left w:val="single" w:color="A6A6A6" w:sz="12" w:space="8"/>
-        </w:pBdr>
-        <w:spacing w:after="160" w:line="400"/>
-        <w:ind w:left="360"/>
-      </w:pPr>
-      <w:r>
-        <w:rPr>
-          <w:rFonts w:ascii="Times New Roman" w:cs="Times New Roman" w:eastAsia="Times New Roman" w:hAnsi="Times New Roman"/>
-          <w:b/>
-          <w:bCs/>
-          <w:color w:val="595959"/>
-          <w:sz w:val="21"/>
-          <w:szCs w:val="21"/>
-        </w:rPr>
-        <w:t xml:space="preserve">Frame.  </w:t>
-      </w:r>
-      <w:r>
-        <w:rPr>
-          <w:rFonts w:ascii="Times New Roman" w:cs="Times New Roman" w:eastAsia="Times New Roman" w:hAnsi="Times New Roman"/>
-          <w:sz w:val="23"/>
-          <w:szCs w:val="23"/>
-        </w:rPr>
-        <w:t xml:space="preserve">The language finding qualifies all of this. Interaction in a game is not automatically interaction in English, and in this class _________. Richards and Rodgers (2014) place meaningful interaction at the center of language teaching, but the observation here suggests that _________.</w:t>
-      </w:r>
-    </w:p>
-    <w:p>
-      <w:pPr>
-        <w:pStyle w:val="Heading2"/>
-      </w:pPr>
-      <w:r>
-        <w:t xml:space="preserve">6.3 Observation Versus Measurement</w:t>
-      </w:r>
-    </w:p>
-    <w:p>
-      <w:pPr>
-        <w:pBdr>
-          <w:left w:val="single" w:color="BFBFBF" w:sz="12" w:space="8"/>
-        </w:pBdr>
-        <w:spacing w:after="200" w:line="300"/>
-      </w:pPr>
-      <w:r>
-        <w:rPr>
-          <w:rFonts w:ascii="Times New Roman" w:cs="Times New Roman" w:eastAsia="Times New Roman" w:hAnsi="Times New Roman"/>
-          <w:b/>
-          <w:bCs/>
-          <w:sz w:val="22"/>
-          <w:szCs w:val="22"/>
-        </w:rPr>
-        <w:t xml:space="preserve">Note to the writers (delete before submission): </w:t>
-      </w:r>
-      <w:r>
-        <w:rPr>
-          <w:rFonts w:ascii="Times New Roman" w:cs="Times New Roman" w:eastAsia="Times New Roman" w:hAnsi="Times New Roman"/>
-          <w:sz w:val="22"/>
-          <w:szCs w:val="22"/>
-        </w:rPr>
-        <w:t xml:space="preserve">The lecturer’s comment. Explain what observation revealed that a test could not (processes, interactions), and what it could not show (a causal effect, a comparison with a control group). This shows you understand the difference between your study and the article.</w:t>
-      </w:r>
-    </w:p>
-    <w:p>
-      <w:pPr>
-        <w:pBdr>
-          <w:left w:val="single" w:color="A6A6A6" w:sz="12" w:space="8"/>
-        </w:pBdr>
-        <w:spacing w:after="160" w:line="400"/>
-        <w:ind w:left="360"/>
-      </w:pPr>
-      <w:r>
-        <w:rPr>
-          <w:rFonts w:ascii="Times New Roman" w:cs="Times New Roman" w:eastAsia="Times New Roman" w:hAnsi="Times New Roman"/>
-          <w:b/>
-          <w:bCs/>
-          <w:color w:val="595959"/>
-          <w:sz w:val="21"/>
-          <w:szCs w:val="21"/>
-        </w:rPr>
-        <w:t xml:space="preserve">Frame.  </w:t>
-      </w:r>
-      <w:r>
-        <w:rPr>
-          <w:rFonts w:ascii="Times New Roman" w:cs="Times New Roman" w:eastAsia="Times New Roman" w:hAnsi="Times New Roman"/>
-          <w:sz w:val="23"/>
-          <w:szCs w:val="23"/>
-        </w:rPr>
-        <w:t xml:space="preserve">The selected article and this study ask different questions and can each answer only its own. A cross-sectional survey of 434 students establishes that variables covary and can estimate how much of an association passes through a mediator; it cannot show what produced the association, and its authors say as much when they call for a longitudinal design. Observation showed, in this classroom, _________, which no Likert scale would have recorded.</w:t>
-      </w:r>
-    </w:p>
-    <w:p>
-      <w:pPr>
-        <w:pBdr>
-          <w:left w:val="single" w:color="A6A6A6" w:sz="12" w:space="8"/>
-        </w:pBdr>
-        <w:spacing w:after="160" w:line="400"/>
-        <w:ind w:left="360"/>
-      </w:pPr>
-      <w:r>
-        <w:rPr>
-          <w:rFonts w:ascii="Times New Roman" w:cs="Times New Roman" w:eastAsia="Times New Roman" w:hAnsi="Times New Roman"/>
-          <w:b/>
-          <w:bCs/>
-          <w:color w:val="595959"/>
-          <w:sz w:val="21"/>
-          <w:szCs w:val="21"/>
-        </w:rPr>
-        <w:t xml:space="preserve">Frame.  </w:t>
-      </w:r>
-      <w:r>
-        <w:rPr>
-          <w:rFonts w:ascii="Times New Roman" w:cs="Times New Roman" w:eastAsia="Times New Roman" w:hAnsi="Times New Roman"/>
-          <w:sz w:val="23"/>
-          <w:szCs w:val="23"/>
-        </w:rPr>
-        <w:t xml:space="preserve">Three things became visible only through observation: _________, _________ and _________. The clearest example is _________.</w:t>
-      </w:r>
-    </w:p>
-    <w:p>
-      <w:pPr>
-        <w:pBdr>
-          <w:left w:val="single" w:color="A6A6A6" w:sz="12" w:space="8"/>
-        </w:pBdr>
-        <w:spacing w:after="160" w:line="400"/>
-        <w:ind w:left="360"/>
-      </w:pPr>
-      <w:r>
-        <w:rPr>
-          <w:rFonts w:ascii="Times New Roman" w:cs="Times New Roman" w:eastAsia="Times New Roman" w:hAnsi="Times New Roman"/>
-          <w:b/>
-          <w:bCs/>
-          <w:color w:val="595959"/>
-          <w:sz w:val="21"/>
-          <w:szCs w:val="21"/>
-        </w:rPr>
-        <w:t xml:space="preserve">Frame.  </w:t>
-      </w:r>
-      <w:r>
-        <w:rPr>
-          <w:rFonts w:ascii="Times New Roman" w:cs="Times New Roman" w:eastAsia="Times New Roman" w:hAnsi="Times New Roman"/>
-          <w:sz w:val="23"/>
-          <w:szCs w:val="23"/>
-        </w:rPr>
-        <w:t xml:space="preserve">What this design cannot deliver is equally clear. Without a comparison class and a pre-test, nothing here separates the effect of the game from that of the story, the teacher or the novelty of the activity, and no claim about cause is made. Nor can 20 pupils in a single class support the kind of generalization that a sample of 434 permits. The frequencies in Table 1 describe this class.</w:t>
-      </w:r>
-    </w:p>
-    <w:p>
-      <w:pPr>
-        <w:pBdr>
-          <w:left w:val="single" w:color="A6A6A6" w:sz="12" w:space="8"/>
-        </w:pBdr>
-        <w:spacing w:after="160" w:line="400"/>
-        <w:ind w:left="360"/>
-      </w:pPr>
-      <w:r>
-        <w:rPr>
-          <w:rFonts w:ascii="Times New Roman" w:cs="Times New Roman" w:eastAsia="Times New Roman" w:hAnsi="Times New Roman"/>
-          <w:b/>
-          <w:bCs/>
-          <w:color w:val="595959"/>
-          <w:sz w:val="21"/>
-          <w:szCs w:val="21"/>
-        </w:rPr>
-        <w:t xml:space="preserve">Frame.  </w:t>
-      </w:r>
-      <w:r>
-        <w:rPr>
-          <w:rFonts w:ascii="Times New Roman" w:cs="Times New Roman" w:eastAsia="Times New Roman" w:hAnsi="Times New Roman"/>
-          <w:sz w:val="23"/>
-          <w:szCs w:val="23"/>
-        </w:rPr>
-        <w:t xml:space="preserve">One comparison is worth drawing explicitly. Li et al. (2024) measured engagement with a technology-acceptance scale, whose items ask whether a tool is useful and easy to use. The checklist in Appendix A instead asks whether pupils went back to the text, whether they justified an answer, and whether they guessed. The observation that _________ shows why the distinction matters: _________.</w:t>
-      </w:r>
-    </w:p>
-    <w:p>
-      <w:pPr>
-        <w:pBdr>
-          <w:left w:val="single" w:color="A6A6A6" w:sz="12" w:space="8"/>
-        </w:pBdr>
-        <w:spacing w:after="160" w:line="400"/>
-        <w:ind w:left="360"/>
-      </w:pPr>
-      <w:r>
-        <w:rPr>
-          <w:rFonts w:ascii="Times New Roman" w:cs="Times New Roman" w:eastAsia="Times New Roman" w:hAnsi="Times New Roman"/>
-          <w:b/>
-          <w:bCs/>
-          <w:color w:val="595959"/>
-          <w:sz w:val="21"/>
-          <w:szCs w:val="21"/>
-        </w:rPr>
-        <w:t xml:space="preserve">Frame.  </w:t>
-      </w:r>
-      <w:r>
-        <w:rPr>
-          <w:rFonts w:ascii="Times New Roman" w:cs="Times New Roman" w:eastAsia="Times New Roman" w:hAnsi="Times New Roman"/>
-          <w:sz w:val="23"/>
-          <w:szCs w:val="23"/>
-        </w:rPr>
-        <w:t xml:space="preserve">Finally, the game used here was not digital. The moderator that Li et al. (2024) found decisive, the school’s digital environment, played no part, and yet _________. This suggests that _________, although a single class cannot settle the question.</w:t>
-      </w:r>
-    </w:p>
-    <w:p>
-      <w:pPr>
-        <w:pBdr>
-          <w:left w:val="single" w:color="A6A6A6" w:sz="12" w:space="8"/>
-        </w:pBdr>
-        <w:spacing w:after="160" w:line="400"/>
-        <w:ind w:left="360"/>
-      </w:pPr>
-      <w:r>
-        <w:rPr>
-          <w:rFonts w:ascii="Times New Roman" w:cs="Times New Roman" w:eastAsia="Times New Roman" w:hAnsi="Times New Roman"/>
-          <w:b/>
-          <w:bCs/>
-          <w:color w:val="595959"/>
-          <w:sz w:val="21"/>
-          <w:szCs w:val="21"/>
-        </w:rPr>
-        <w:t xml:space="preserve">Frame.  </w:t>
-      </w:r>
-      <w:r>
-        <w:rPr>
-          <w:rFonts w:ascii="Times New Roman" w:cs="Times New Roman" w:eastAsia="Times New Roman" w:hAnsi="Times New Roman"/>
-          <w:sz w:val="23"/>
-          <w:szCs w:val="23"/>
-        </w:rPr>
-        <w:t xml:space="preserve">Hung et al. (2018) note that outcome studies outnumber process studies in game-based language learning. This paper sits on the process side of that imbalance, which is its contribution and its limit at once: _________.</w:t>
-      </w:r>
-    </w:p>
-    <w:p>
-      <w:pPr>
-        <w:pStyle w:val="Heading1"/>
-        <w:pageBreakBefore/>
-      </w:pPr>
-      <w:r>
-        <w:t xml:space="preserve">7. Conclusions</w:t>
-      </w:r>
-    </w:p>
-    <w:p>
-      <w:pPr>
-        <w:pBdr>
-          <w:left w:val="single" w:color="BFBFBF" w:sz="12" w:space="8"/>
-        </w:pBdr>
-        <w:spacing w:after="200" w:line="300"/>
-      </w:pPr>
-      <w:r>
-        <w:rPr>
-          <w:rFonts w:ascii="Times New Roman" w:cs="Times New Roman" w:eastAsia="Times New Roman" w:hAnsi="Times New Roman"/>
-          <w:b/>
-          <w:bCs/>
-          <w:sz w:val="22"/>
-          <w:szCs w:val="22"/>
-        </w:rPr>
-        <w:t xml:space="preserve">Note to the writers (delete before submission): </w:t>
-      </w:r>
-      <w:r>
-        <w:rPr>
-          <w:rFonts w:ascii="Times New Roman" w:cs="Times New Roman" w:eastAsia="Times New Roman" w:hAnsi="Times New Roman"/>
-          <w:sz w:val="22"/>
-          <w:szCs w:val="22"/>
-        </w:rPr>
-        <w:t xml:space="preserve">Summary paragraph: the answer to the main research question and to the sub-question, in 4-6 sentences, based on the findings only. No new content.</w:t>
-      </w:r>
-    </w:p>
-    <w:p>
-      <w:pPr>
-        <w:pBdr>
-          <w:left w:val="single" w:color="A6A6A6" w:sz="12" w:space="8"/>
-        </w:pBdr>
-        <w:spacing w:after="160" w:line="400"/>
-        <w:ind w:left="360"/>
-      </w:pPr>
-      <w:r>
-        <w:rPr>
-          <w:rFonts w:ascii="Times New Roman" w:cs="Times New Roman" w:eastAsia="Times New Roman" w:hAnsi="Times New Roman"/>
-          <w:b/>
-          <w:bCs/>
-          <w:color w:val="595959"/>
-          <w:sz w:val="21"/>
-          <w:szCs w:val="21"/>
-        </w:rPr>
-        <w:t xml:space="preserve">Frame.  </w:t>
-      </w:r>
-      <w:r>
-        <w:rPr>
-          <w:rFonts w:ascii="Times New Roman" w:cs="Times New Roman" w:eastAsia="Times New Roman" w:hAnsi="Times New Roman"/>
-          <w:sz w:val="23"/>
-          <w:szCs w:val="23"/>
-        </w:rPr>
-        <w:t xml:space="preserve">This study asked how educational games affect fourth-grade EFL pupils’ ability to identify the main idea, the characters and the events of a short story, and how they influence participation and interaction. On the first question, the pupils in this class _________. The clearest pattern was _________.</w:t>
-      </w:r>
-    </w:p>
-    <w:p>
-      <w:pPr>
-        <w:pBdr>
-          <w:left w:val="single" w:color="A6A6A6" w:sz="12" w:space="8"/>
-        </w:pBdr>
-        <w:spacing w:after="160" w:line="400"/>
-        <w:ind w:left="360"/>
-      </w:pPr>
-      <w:r>
-        <w:rPr>
-          <w:rFonts w:ascii="Times New Roman" w:cs="Times New Roman" w:eastAsia="Times New Roman" w:hAnsi="Times New Roman"/>
-          <w:b/>
-          <w:bCs/>
-          <w:color w:val="595959"/>
-          <w:sz w:val="21"/>
-          <w:szCs w:val="21"/>
-        </w:rPr>
-        <w:t xml:space="preserve">Frame.  </w:t>
-      </w:r>
-      <w:r>
-        <w:rPr>
-          <w:rFonts w:ascii="Times New Roman" w:cs="Times New Roman" w:eastAsia="Times New Roman" w:hAnsi="Times New Roman"/>
-          <w:sz w:val="23"/>
-          <w:szCs w:val="23"/>
-        </w:rPr>
-        <w:t xml:space="preserve">On the second question, the game _________. The separation of behavioral from cognitive engagement proved necessary because _________. Taken together, the findings suggest that in this classroom a game supports reading comprehension to the extent that its rules require pupils to return to the text, and that _________.</w:t>
-      </w:r>
-    </w:p>
-    <w:p>
-      <w:pPr>
-        <w:spacing w:after="120" w:line="300"/>
-      </w:pPr>
-      <w:r>
-        <w:rPr>
-          <w:rFonts w:ascii="Times New Roman" w:cs="Times New Roman" w:eastAsia="Times New Roman" w:hAnsi="Times New Roman"/>
-          <w:i/>
-          <w:iCs/>
-          <w:sz w:val="21"/>
-          <w:szCs w:val="21"/>
-        </w:rPr>
-        <w:t xml:space="preserve">Four to six sentences, drawn from Chapter 5 only, with no new content and no new sources. Delete the frames above once the paragraph is written.</w:t>
-      </w:r>
-    </w:p>
-    <w:p>
-      <w:pPr>
-        <w:pStyle w:val="Heading2"/>
-      </w:pPr>
-      <w:r>
-        <w:t xml:space="preserve">7.1 Limitations</w:t>
-      </w:r>
-    </w:p>
-    <w:p>
-      <w:pPr>
-        <w:spacing w:line="480"/>
-        <w:ind w:firstLine="720"/>
-      </w:pPr>
-      <w:r>
-        <w:rPr>
-          <w:rFonts w:ascii="Times New Roman" w:cs="Times New Roman" w:eastAsia="Times New Roman" w:hAnsi="Times New Roman"/>
-          <w:sz w:val="24"/>
-          <w:szCs w:val="24"/>
-        </w:rPr>
-        <w:t xml:space="preserve">The study has several limitations. It was carried out in a single class of 20 pupils over a small number of sessions, so its findings describe this context and cannot be generalized. It had no comparison group and no pre-test, and it therefore cannot separate the influence of the game from that of the story, the teacher or the novelty of the activity. Observation was carried out by the researchers themselves, who were also involved in teaching, and their expectations may have shaped what they noticed. Finally, an observer following </w:t>
+          <w:sz w:val="24"/>
+          <w:szCs w:val="24"/>
+        </w:rPr>
+        <w:t xml:space="preserve">Prepare for what a story can open. </w:t>
+      </w:r>
+      <w:r>
+        <w:rPr>
+          <w:rFonts w:ascii="Times New Roman" w:cs="Times New Roman" w:eastAsia="Times New Roman" w:hAnsi="Times New Roman"/>
+          <w:sz w:val="24"/>
+          <w:szCs w:val="24"/>
+        </w:rPr>
+        <w:t xml:space="preserve">This recommendation has nothing to do with comprehension and everything to do with teaching nine-year-olds. A narrative that works, works because pupils recognize something in it, and in a class of twenty that recognition is not always comfortable. </w:t>
+      </w:r>
+      <w:r>
+        <w:rPr>
+          <w:rFonts w:ascii="Times New Roman" w:cs="Times New Roman" w:eastAsia="Times New Roman" w:hAnsi="Times New Roman"/>
+          <w:sz w:val="24"/>
+          <w:szCs w:val="24"/>
+        </w:rPr>
+        <w:t xml:space="preserve">A moment of this kind occurred in this study, when </w:t>
       </w:r>
       <w:r>
         <w:rPr>
@@ -6567,256 +8589,23 @@
           <w:szCs w:val="24"/>
           <w:highlight w:val="yellow"/>
         </w:rPr>
-        <w:t>four</w:t>
-      </w:r>
-      <w:r>
-        <w:rPr>
-          <w:rFonts w:ascii="Times New Roman" w:cs="Times New Roman" w:eastAsia="Times New Roman" w:hAnsi="Times New Roman"/>
-          <w:sz w:val="24"/>
-          <w:szCs w:val="24"/>
-        </w:rPr>
-        <w:t xml:space="preserve"> teams at rotating stations inevitably sees some teams more than others.</w:t>
-      </w:r>
-    </w:p>
-    <w:p>
-      <w:pPr>
-        <w:pStyle w:val="Heading2"/>
-      </w:pPr>
-      <w:r>
-        <w:t xml:space="preserve">7.2 Practical Recommendations</w:t>
-      </w:r>
-    </w:p>
-    <w:p>
-      <w:pPr>
-        <w:pBdr>
-          <w:left w:val="single" w:color="BFBFBF" w:sz="12" w:space="8"/>
-        </w:pBdr>
-        <w:spacing w:line="480"/>
-        <w:ind w:firstLine="720"/>
-      </w:pPr>
-      <w:r>
-        <w:rPr>
-          <w:rFonts w:ascii="Times New Roman" w:cs="Times New Roman" w:eastAsia="Times New Roman" w:hAnsi="Times New Roman"/>
-          <w:b/>
-          <w:bCs/>
-          <w:sz w:val="22"/>
-          <w:szCs w:val="22"/>
-        </w:rPr>
-        <w:t xml:space="preserve">Note to the writers (delete before submission): </w:t>
-      </w:r>
-      <w:r>
-        <w:rPr>
-          <w:rFonts w:ascii="Times New Roman" w:cs="Times New Roman" w:eastAsia="Times New Roman" w:hAnsi="Times New Roman"/>
-          <w:sz w:val="22"/>
-          <w:szCs w:val="22"/>
-        </w:rPr>
-        <w:t>The eight recommendations below are written out. Keep only those the data support, and delete any whose open clause you cannot complete honestly.</w:t>
-      </w:r>
-    </w:p>
-    <w:p>
-      <w:pPr>
-        <w:spacing w:line="480"/>
-        <w:ind w:firstLine="720"/>
-      </w:pPr>
-      <w:r>
-        <w:rPr>
-          <w:rFonts w:ascii="Times New Roman" w:cs="Times New Roman" w:eastAsia="Times New Roman" w:hAnsi="Times New Roman"/>
-          <w:sz w:val="24"/>
-          <w:szCs w:val="24"/>
-        </w:rPr>
-        <w:t xml:space="preserve">The recommendations below follow from the design of the study and from the literature reviewed. Each is phrased so that the findings either support it or do not, and where a recommendation depends on what was observed the sentence leaves that observation open.</w:t>
-      </w:r>
-    </w:p>
-    <w:p>
-      <w:pPr>
-        <w:spacing w:after="160" w:line="480"/>
-        <w:ind w:left="360"/>
-      </w:pPr>
-      <w:r>
-        <w:rPr>
-          <w:rFonts w:ascii="Times New Roman" w:cs="Times New Roman" w:eastAsia="Times New Roman" w:hAnsi="Times New Roman"/>
-          <w:b/>
-          <w:bCs/>
-          <w:sz w:val="24"/>
-          <w:szCs w:val="24"/>
-        </w:rPr>
-        <w:t xml:space="preserve">Make the text part of the scoring, not part of the preamble. </w:t>
-      </w:r>
-      <w:r>
-        <w:rPr>
-          <w:rFonts w:ascii="Times New Roman" w:cs="Times New Roman" w:eastAsia="Times New Roman" w:hAnsi="Times New Roman"/>
-          <w:sz w:val="24"/>
-          <w:szCs w:val="24"/>
-        </w:rPr>
-        <w:t xml:space="preserve">The rule awarding a bonus point for pointing to the line that supports an answer was the one element of the game designed to send pupils back into the story rather than merely to entertain them. Li et al. (2024) found that engagement carried about a third of the association between games and motivation, but their measure asked whether a tool felt useful and easy to use, not whether anyone read anything. A rule of this kind makes the reading itself the thing that earns points. In this class the bonus was claimed _________ times out of a possible 32, which suggests that _________.</w:t>
-      </w:r>
-    </w:p>
-    <w:p>
-      <w:pPr>
-        <w:spacing w:after="160" w:line="480"/>
-        <w:ind w:left="360"/>
-      </w:pPr>
-      <w:r>
-        <w:rPr>
-          <w:rFonts w:ascii="Times New Roman" w:cs="Times New Roman" w:eastAsia="Times New Roman" w:hAnsi="Times New Roman"/>
-          <w:b/>
-          <w:bCs/>
-          <w:sz w:val="24"/>
-          <w:szCs w:val="24"/>
-        </w:rPr>
-        <w:t xml:space="preserve">Give every pupil a role, and rotate the role that requires reading. </w:t>
-      </w:r>
-      <w:r>
-        <w:rPr>
-          <w:rFonts w:ascii="Times New Roman" w:cs="Times New Roman" w:eastAsia="Times New Roman" w:hAnsi="Times New Roman"/>
-          <w:sz w:val="24"/>
-          <w:szCs w:val="24"/>
-        </w:rPr>
-        <w:t xml:space="preserve">Five fixed roles were assigned, and the cards were passed on at each station so that the Finder role, the only one that obliges a pupil to locate something in the text, reached four pupils in each team within one session. Without that rotation the most fluent reader takes it every time, and group work becomes a way for a weaker reader to be present without reading, the outcome anticipated in Section 3.2 and described by Vygotsky (1978) as help that replaces rather than supports. The observation that _________ indicates that the rotation _________ (did / did not) achieve this.</w:t>
-      </w:r>
-    </w:p>
-    <w:p>
-      <w:pPr>
-        <w:spacing w:after="160" w:line="480"/>
-        <w:ind w:left="360"/>
-      </w:pPr>
-      <w:r>
-        <w:rPr>
-          <w:rFonts w:ascii="Times New Roman" w:cs="Times New Roman" w:eastAsia="Times New Roman" w:hAnsi="Times New Roman"/>
-          <w:b/>
-          <w:bCs/>
-          <w:sz w:val="24"/>
-          <w:szCs w:val="24"/>
-        </w:rPr>
-        <w:t xml:space="preserve">End the game with a short individual task. </w:t>
-      </w:r>
-      <w:r>
-        <w:rPr>
-          <w:rFonts w:ascii="Times New Roman" w:cs="Times New Roman" w:eastAsia="Times New Roman" w:hAnsi="Times New Roman"/>
-          <w:sz w:val="24"/>
-          <w:szCs w:val="24"/>
-        </w:rPr>
-        <w:t xml:space="preserve">A team score cannot show what any single pupil understood, because five pupils produce one answer. The five-item response sheet, completed alone with the story turned over, is what made it possible to see _________. A teacher who wants to know whether a game taught anything, rather than whether it went well, needs a few minutes of individual work at the end of it.</w:t>
-      </w:r>
-    </w:p>
-    <w:p>
-      <w:pPr>
-        <w:spacing w:after="160" w:line="480"/>
-        <w:ind w:left="360"/>
-      </w:pPr>
-      <w:r>
-        <w:rPr>
-          <w:rFonts w:ascii="Times New Roman" w:cs="Times New Roman" w:eastAsia="Times New Roman" w:hAnsi="Times New Roman"/>
-          <w:b/>
-          <w:bCs/>
-          <w:sz w:val="24"/>
-          <w:szCs w:val="24"/>
-        </w:rPr>
-        <w:t xml:space="preserve">Score literal and higher-level items separately. </w:t>
-      </w:r>
-      <w:r>
-        <w:rPr>
-          <w:rFonts w:ascii="Times New Roman" w:cs="Times New Roman" w:eastAsia="Times New Roman" w:hAnsi="Times New Roman"/>
-          <w:sz w:val="24"/>
-          <w:szCs w:val="24"/>
-        </w:rPr>
-        <w:t xml:space="preserve">Day and Park (2005) distinguish literal comprehension from reorganization and inference, and the response sheet was built to contain all three. Combining them into a single mark would have hidden the pattern reported in Section 5.1, namely _________. A teacher who records only a total cannot tell a class that decodes well from a class that also understands.</w:t>
-      </w:r>
-    </w:p>
-    <w:p>
-      <w:pPr>
-        <w:spacing w:after="160" w:line="480"/>
-        <w:ind w:left="360"/>
-      </w:pPr>
-      <w:r>
-        <w:rPr>
-          <w:rFonts w:ascii="Times New Roman" w:cs="Times New Roman" w:eastAsia="Times New Roman" w:hAnsi="Times New Roman"/>
-          <w:b/>
-          <w:bCs/>
-          <w:sz w:val="24"/>
-          <w:szCs w:val="24"/>
-        </w:rPr>
-        <w:t xml:space="preserve">Plan the minute between stations, and plan for both kinds of team. </w:t>
-      </w:r>
-      <w:r>
-        <w:rPr>
-          <w:rFonts w:ascii="Times New Roman" w:cs="Times New Roman" w:eastAsia="Times New Roman" w:hAnsi="Times New Roman"/>
-          <w:sz w:val="24"/>
-          <w:szCs w:val="24"/>
-        </w:rPr>
-        <w:t xml:space="preserve">Four stations at five minutes each fills the twenty minutes available and leaves nothing for moving, so the last station always loses its time. The plan used here allowed four minutes of work and one minute to move, and prepared in advance both an extension task for teams that finished early and an instruction to hand in unfinished work and move on. These are dull details, but _________ in this class, and they are the difference between a game and a scramble.</w:t>
-      </w:r>
-    </w:p>
-    <w:p>
-      <w:pPr>
-        <w:spacing w:after="160" w:line="480"/>
-        <w:ind w:left="360"/>
-      </w:pPr>
-      <w:r>
-        <w:rPr>
-          <w:rFonts w:ascii="Times New Roman" w:cs="Times New Roman" w:eastAsia="Times New Roman" w:hAnsi="Times New Roman"/>
-          <w:b/>
-          <w:bCs/>
-          <w:sz w:val="24"/>
-          <w:szCs w:val="24"/>
-        </w:rPr>
-        <w:t xml:space="preserve">Watch engagement rather than asking about it. </w:t>
-      </w:r>
-      <w:r>
-        <w:rPr>
-          <w:rFonts w:ascii="Times New Roman" w:cs="Times New Roman" w:eastAsia="Times New Roman" w:hAnsi="Times New Roman"/>
-          <w:sz w:val="24"/>
-          <w:szCs w:val="24"/>
-        </w:rPr>
-        <w:t xml:space="preserve">The checklist in Appendix A asks whether pupils returned to the text, justified an answer or guessed. A self-report scale of the kind used by Li et al. (2024) cannot separate a pupil who enjoyed the game from a pupil who read the story, and in this class _________. Ten minutes of structured watching at one table yields information that a questionnaire cannot.</w:t>
-      </w:r>
-    </w:p>
-    <w:p>
-      <w:pPr>
-        <w:spacing w:after="160" w:line="480"/>
-        <w:ind w:left="360"/>
-      </w:pPr>
-      <w:r>
-        <w:rPr>
-          <w:rFonts w:ascii="Times New Roman" w:cs="Times New Roman" w:eastAsia="Times New Roman" w:hAnsi="Times New Roman"/>
-          <w:b/>
-          <w:bCs/>
-          <w:sz w:val="24"/>
-          <w:szCs w:val="24"/>
-        </w:rPr>
-        <w:t xml:space="preserve">Record which language the team is speaking. </w:t>
-      </w:r>
-      <w:r>
-        <w:rPr>
-          <w:rFonts w:ascii="Times New Roman" w:cs="Times New Roman" w:eastAsia="Times New Roman" w:hAnsi="Times New Roman"/>
-          <w:sz w:val="24"/>
-          <w:szCs w:val="24"/>
-        </w:rPr>
-        <w:t xml:space="preserve">Where pupils share a first language, group work does not guarantee interaction in the target language (Richards &amp; Rodgers, 2014). Recording the language on its own scale, rather than as a frequency of behavior, made it possible to see that _________. A game can raise participation and leave the English untouched, and only a record of this kind will show it.</w:t>
-      </w:r>
-    </w:p>
-    <w:p>
-      <w:pPr>
-        <w:spacing w:after="160" w:line="480"/>
-        <w:ind w:left="360"/>
-      </w:pPr>
-      <w:r>
-        <w:rPr>
-          <w:rFonts w:ascii="Times New Roman" w:cs="Times New Roman" w:eastAsia="Times New Roman" w:hAnsi="Times New Roman"/>
-          <w:b/>
-          <w:bCs/>
-          <w:sz w:val="24"/>
-          <w:szCs w:val="24"/>
-        </w:rPr>
-        <w:t xml:space="preserve">Prepare for what a story can open. </w:t>
-      </w:r>
-      <w:r>
-        <w:rPr>
-          <w:rFonts w:ascii="Times New Roman" w:cs="Times New Roman" w:eastAsia="Times New Roman" w:hAnsi="Times New Roman"/>
-          <w:sz w:val="24"/>
-          <w:szCs w:val="24"/>
-        </w:rPr>
-        <w:t xml:space="preserve">This recommendation has nothing to do with comprehension and everything to do with teaching nine-year-olds. A narrative that works, works because pupils recognize something in it, and in a class of twenty that recognition is not always comfortable. _________ occurred in this study, and a teacher running the game should decide in advance what to do if it does.</w:t>
+        <w:t xml:space="preserve">S17</w:t>
+      </w:r>
+      <w:r>
+        <w:rPr>
+          <w:rFonts w:ascii="Times New Roman" w:cs="Times New Roman" w:eastAsia="Times New Roman" w:hAnsi="Times New Roman"/>
+          <w:sz w:val="24"/>
+          <w:szCs w:val="24"/>
+        </w:rPr>
+        <w:t xml:space="preserve"> said at the green station that no neighbor in their building would help the way Mr. Ali does, and a teacher running the game</w:t>
+      </w:r>
+      <w:r>
+        <w:rPr>
+          <w:rFonts w:ascii="Times New Roman" w:cs="Times New Roman" w:eastAsia="Times New Roman" w:hAnsi="Times New Roman"/>
+          <w:sz w:val="24"/>
+          <w:szCs w:val="24"/>
+        </w:rPr>
+        <w:t xml:space="preserve"> should decide in advance what to do if it does.</w:t>
       </w:r>
     </w:p>
     <w:p>
@@ -17555,7 +19344,7 @@
                 <w:sz w:val="21"/>
                 <w:szCs w:val="21"/>
               </w:rPr>
-              <w:t xml:space="preserve">2 points if one neighbouring pair is swapped.</w:t>
+              <w:t xml:space="preserve">2 points if one neighboring pair is swapped.</w:t>
             </w:r>
           </w:p>
           <w:p>
@@ -18427,7 +20216,7 @@
                 <w:sz w:val="21"/>
                 <w:szCs w:val="21"/>
               </w:rPr>
-              <w:t xml:space="preserve">Partly: one neighbouring pair swapped.</w:t>
+              <w:t xml:space="preserve">Partly: one neighboring pair swapped.</w:t>
             </w:r>
           </w:p>
           <w:p>

--- a/didactics-seminar/Educational_Games_Reading_Comprehension_seminar.docx
+++ b/didactics-seminar/Educational_Games_Reading_Comprehension_seminar.docx
@@ -3184,25 +3184,6 @@
       </w:pPr>
       <w:r>
         <w:t xml:space="preserve">5. Results</w:t>
-      </w:r>
-    </w:p>
-    <w:p>
-      <w:pPr>
-        <w:pBdr>
-          <w:left w:val="single" w:color="C00000" w:sz="12" w:space="8"/>
-        </w:pBdr>
-        <w:spacing w:after="240"/>
-      </w:pPr>
-      <w:r>
-        <w:rPr>
-          <w:rFonts w:ascii="Times New Roman" w:cs="Times New Roman" w:eastAsia="Times New Roman" w:hAnsi="Times New Roman"/>
-          <w:i/>
-          <w:iCs/>
-          <w:color w:val="C00000"/>
-          <w:sz w:val="22"/>
-          <w:szCs w:val="22"/>
-        </w:rPr>
-        <w:t xml:space="preserve">Note to the writers (delete before submission): Every figure, pupil code and quotation in Chapters 5, 6 and 7 is highlighted in yellow. They are illustrative placeholders, written so that the chapters read as finished prose, and each one has to be replaced with the value from your own response sheets, checklists and field notes before the paper is submitted. The figures are internally consistent: each row of Table 1 sums to 20, each station total in Table 2 obeys the scoring rules in Appendix F, and every observation count is out of the 16 station visits. When you change one figure, check the sentences that depend on it, and do not submit the paper with any highlight left in it.</w:t>
       </w:r>
     </w:p>
     <w:p>
